--- a/documentation_m210.docx
+++ b/documentation_m210.docx
@@ -53,7 +53,7 @@
           <w:r>
             <w:fldChar w:fldCharType="separate"/>
           </w:r>
-          <w:hyperlink w:anchor="_Toc230243403" w:history="1">
+          <w:hyperlink w:anchor="_Toc230246712" w:history="1">
             <w:r>
               <w:rPr>
                 <w:rStyle w:val="Hyperlink"/>
@@ -99,7 +99,7 @@
                 <w:noProof/>
                 <w:webHidden/>
               </w:rPr>
-              <w:instrText xml:space="preserve"> PAGEREF _Toc230243403 \h </w:instrText>
+              <w:instrText xml:space="preserve"> PAGEREF _Toc230246712 \h </w:instrText>
             </w:r>
             <w:r>
               <w:rPr>
@@ -142,7 +142,7 @@
               <w14:ligatures w14:val="standardContextual"/>
             </w:rPr>
           </w:pPr>
-          <w:hyperlink w:anchor="_Toc230243404" w:history="1">
+          <w:hyperlink w:anchor="_Toc230246713" w:history="1">
             <w:r>
               <w:rPr>
                 <w:rStyle w:val="Hyperlink"/>
@@ -187,7 +187,7 @@
                 <w:noProof/>
                 <w:webHidden/>
               </w:rPr>
-              <w:instrText xml:space="preserve"> PAGEREF _Toc230243404 \h </w:instrText>
+              <w:instrText xml:space="preserve"> PAGEREF _Toc230246713 \h </w:instrText>
             </w:r>
             <w:r>
               <w:rPr>
@@ -230,7 +230,7 @@
               <w14:ligatures w14:val="standardContextual"/>
             </w:rPr>
           </w:pPr>
-          <w:hyperlink w:anchor="_Toc230243405" w:history="1">
+          <w:hyperlink w:anchor="_Toc230246714" w:history="1">
             <w:r>
               <w:rPr>
                 <w:rStyle w:val="Hyperlink"/>
@@ -275,7 +275,7 @@
                 <w:noProof/>
                 <w:webHidden/>
               </w:rPr>
-              <w:instrText xml:space="preserve"> PAGEREF _Toc230243405 \h </w:instrText>
+              <w:instrText xml:space="preserve"> PAGEREF _Toc230246714 \h </w:instrText>
             </w:r>
             <w:r>
               <w:rPr>
@@ -319,7 +319,7 @@
               <w14:ligatures w14:val="standardContextual"/>
             </w:rPr>
           </w:pPr>
-          <w:hyperlink w:anchor="_Toc230243406" w:history="1">
+          <w:hyperlink w:anchor="_Toc230246715" w:history="1">
             <w:r>
               <w:rPr>
                 <w:rStyle w:val="Hyperlink"/>
@@ -365,7 +365,7 @@
                 <w:noProof/>
                 <w:webHidden/>
               </w:rPr>
-              <w:instrText xml:space="preserve"> PAGEREF _Toc230243406 \h </w:instrText>
+              <w:instrText xml:space="preserve"> PAGEREF _Toc230246715 \h </w:instrText>
             </w:r>
             <w:r>
               <w:rPr>
@@ -408,7 +408,7 @@
               <w14:ligatures w14:val="standardContextual"/>
             </w:rPr>
           </w:pPr>
-          <w:hyperlink w:anchor="_Toc230243407" w:history="1">
+          <w:hyperlink w:anchor="_Toc230246716" w:history="1">
             <w:r>
               <w:rPr>
                 <w:rStyle w:val="Hyperlink"/>
@@ -453,7 +453,7 @@
                 <w:noProof/>
                 <w:webHidden/>
               </w:rPr>
-              <w:instrText xml:space="preserve"> PAGEREF _Toc230243407 \h </w:instrText>
+              <w:instrText xml:space="preserve"> PAGEREF _Toc230246716 \h </w:instrText>
             </w:r>
             <w:r>
               <w:rPr>
@@ -497,7 +497,7 @@
               <w14:ligatures w14:val="standardContextual"/>
             </w:rPr>
           </w:pPr>
-          <w:hyperlink w:anchor="_Toc230243408" w:history="1">
+          <w:hyperlink w:anchor="_Toc230246717" w:history="1">
             <w:r>
               <w:rPr>
                 <w:rStyle w:val="Hyperlink"/>
@@ -543,7 +543,7 @@
                 <w:noProof/>
                 <w:webHidden/>
               </w:rPr>
-              <w:instrText xml:space="preserve"> PAGEREF _Toc230243408 \h </w:instrText>
+              <w:instrText xml:space="preserve"> PAGEREF _Toc230246717 \h </w:instrText>
             </w:r>
             <w:r>
               <w:rPr>
@@ -586,7 +586,7 @@
               <w14:ligatures w14:val="standardContextual"/>
             </w:rPr>
           </w:pPr>
-          <w:hyperlink w:anchor="_Toc230243409" w:history="1">
+          <w:hyperlink w:anchor="_Toc230246718" w:history="1">
             <w:r>
               <w:rPr>
                 <w:rStyle w:val="Hyperlink"/>
@@ -610,21 +610,99 @@
                 <w:rStyle w:val="Hyperlink"/>
                 <w:noProof/>
               </w:rPr>
-              <w:t xml:space="preserve">Grundlagen </w:t>
-            </w:r>
+              <w:t>Grundlagen Container-Technologie</w:t>
+            </w:r>
+            <w:r>
+              <w:rPr>
+                <w:noProof/>
+                <w:webHidden/>
+              </w:rPr>
+              <w:tab/>
+            </w:r>
+            <w:r>
+              <w:rPr>
+                <w:noProof/>
+                <w:webHidden/>
+              </w:rPr>
+              <w:fldChar w:fldCharType="begin"/>
+            </w:r>
+            <w:r>
+              <w:rPr>
+                <w:noProof/>
+                <w:webHidden/>
+              </w:rPr>
+              <w:instrText xml:space="preserve"> PAGEREF _Toc230246718 \h </w:instrText>
+            </w:r>
+            <w:r>
+              <w:rPr>
+                <w:noProof/>
+                <w:webHidden/>
+              </w:rPr>
+            </w:r>
+            <w:r>
+              <w:rPr>
+                <w:noProof/>
+                <w:webHidden/>
+              </w:rPr>
+              <w:fldChar w:fldCharType="separate"/>
+            </w:r>
+            <w:r>
+              <w:rPr>
+                <w:noProof/>
+                <w:webHidden/>
+              </w:rPr>
+              <w:t>7</w:t>
+            </w:r>
+            <w:r>
+              <w:rPr>
+                <w:noProof/>
+                <w:webHidden/>
+              </w:rPr>
+              <w:fldChar w:fldCharType="end"/>
+            </w:r>
+          </w:hyperlink>
+        </w:p>
+        <w:p>
+          <w:pPr>
+            <w:pStyle w:val="Verzeichnis1"/>
+            <w:rPr>
+              <w:rFonts w:eastAsiaTheme="minorEastAsia"/>
+              <w:b w:val="0"/>
+              <w:noProof/>
+              <w:sz w:val="24"/>
+              <w:szCs w:val="24"/>
+              <w:lang w:val="de-CH"/>
+              <w14:ligatures w14:val="standardContextual"/>
+            </w:rPr>
+          </w:pPr>
+          <w:hyperlink w:anchor="_Toc230246719" w:history="1">
             <w:r>
               <w:rPr>
                 <w:rStyle w:val="Hyperlink"/>
                 <w:noProof/>
-              </w:rPr>
-              <w:t>C</w:t>
+                <w:lang w:val="de-CH"/>
+              </w:rPr>
+              <w:t>4</w:t>
+            </w:r>
+            <w:r>
+              <w:rPr>
+                <w:rFonts w:eastAsiaTheme="minorEastAsia"/>
+                <w:b w:val="0"/>
+                <w:noProof/>
+                <w:sz w:val="24"/>
+                <w:szCs w:val="24"/>
+                <w:lang w:val="de-CH"/>
+                <w14:ligatures w14:val="standardContextual"/>
+              </w:rPr>
+              <w:tab/>
             </w:r>
             <w:r>
               <w:rPr>
                 <w:rStyle w:val="Hyperlink"/>
                 <w:noProof/>
-              </w:rPr>
-              <w:t>ontainer-Technologie</w:t>
+                <w:lang w:val="de-CH"/>
+              </w:rPr>
+              <w:t>Block 4</w:t>
             </w:r>
             <w:r>
               <w:rPr>
@@ -645,7 +723,7 @@
                 <w:noProof/>
                 <w:webHidden/>
               </w:rPr>
-              <w:instrText xml:space="preserve"> PAGEREF _Toc230243409 \h </w:instrText>
+              <w:instrText xml:space="preserve"> PAGEREF _Toc230246719 \h </w:instrText>
             </w:r>
             <w:r>
               <w:rPr>
@@ -665,7 +743,109 @@
                 <w:noProof/>
                 <w:webHidden/>
               </w:rPr>
-              <w:t>7</w:t>
+              <w:t>9</w:t>
+            </w:r>
+            <w:r>
+              <w:rPr>
+                <w:noProof/>
+                <w:webHidden/>
+              </w:rPr>
+              <w:fldChar w:fldCharType="end"/>
+            </w:r>
+          </w:hyperlink>
+        </w:p>
+        <w:p>
+          <w:pPr>
+            <w:pStyle w:val="Verzeichnis2"/>
+            <w:rPr>
+              <w:rFonts w:eastAsiaTheme="minorEastAsia"/>
+              <w:noProof/>
+              <w:sz w:val="24"/>
+              <w:szCs w:val="24"/>
+              <w:lang w:val="de-CH"/>
+              <w14:ligatures w14:val="standardContextual"/>
+            </w:rPr>
+          </w:pPr>
+          <w:hyperlink w:anchor="_Toc230246720" w:history="1">
+            <w:r>
+              <w:rPr>
+                <w:rStyle w:val="Hyperlink"/>
+                <w:noProof/>
+              </w:rPr>
+              <w:t>4.1</w:t>
+            </w:r>
+            <w:r>
+              <w:rPr>
+                <w:rFonts w:eastAsiaTheme="minorEastAsia"/>
+                <w:noProof/>
+                <w:sz w:val="24"/>
+                <w:szCs w:val="24"/>
+                <w:lang w:val="de-CH"/>
+                <w14:ligatures w14:val="standardContextual"/>
+              </w:rPr>
+              <w:tab/>
+            </w:r>
+            <w:r>
+              <w:rPr>
+                <w:rStyle w:val="Hyperlink"/>
+                <w:noProof/>
+              </w:rPr>
+              <w:t>Contain</w:t>
+            </w:r>
+            <w:r>
+              <w:rPr>
+                <w:rStyle w:val="Hyperlink"/>
+                <w:noProof/>
+              </w:rPr>
+              <w:t>e</w:t>
+            </w:r>
+            <w:r>
+              <w:rPr>
+                <w:rStyle w:val="Hyperlink"/>
+                <w:noProof/>
+              </w:rPr>
+              <w:t>r-Orchestrierung</w:t>
+            </w:r>
+            <w:r>
+              <w:rPr>
+                <w:noProof/>
+                <w:webHidden/>
+              </w:rPr>
+              <w:tab/>
+            </w:r>
+            <w:r>
+              <w:rPr>
+                <w:noProof/>
+                <w:webHidden/>
+              </w:rPr>
+              <w:fldChar w:fldCharType="begin"/>
+            </w:r>
+            <w:r>
+              <w:rPr>
+                <w:noProof/>
+                <w:webHidden/>
+              </w:rPr>
+              <w:instrText xml:space="preserve"> PAGEREF _Toc230246720 \h </w:instrText>
+            </w:r>
+            <w:r>
+              <w:rPr>
+                <w:noProof/>
+                <w:webHidden/>
+              </w:rPr>
+            </w:r>
+            <w:r>
+              <w:rPr>
+                <w:noProof/>
+                <w:webHidden/>
+              </w:rPr>
+              <w:fldChar w:fldCharType="separate"/>
+            </w:r>
+            <w:r>
+              <w:rPr>
+                <w:noProof/>
+                <w:webHidden/>
+              </w:rPr>
+              <w:t>9</w:t>
             </w:r>
             <w:r>
               <w:rPr>
@@ -699,7 +879,7 @@
       <w:pPr>
         <w:pStyle w:val="berschrift1"/>
       </w:pPr>
-      <w:bookmarkStart w:id="0" w:name="_Toc230243403"/>
+      <w:bookmarkStart w:id="0" w:name="_Toc230246712"/>
       <w:r>
         <w:lastRenderedPageBreak/>
         <w:t>Block 1</w:t>
@@ -710,7 +890,7 @@
       <w:pPr>
         <w:pStyle w:val="berschrift2"/>
       </w:pPr>
-      <w:bookmarkStart w:id="1" w:name="_Toc230243404"/>
+      <w:bookmarkStart w:id="1" w:name="_Toc230246713"/>
       <w:r>
         <w:t>NIST-Definition von Cloud Computing</w:t>
       </w:r>
@@ -799,97 +979,198 @@
           <w:bCs/>
           <w:lang w:val="de-CH"/>
         </w:rPr>
-        <w:t>bedarfsorientierten (on-</w:t>
-      </w:r>
-      <w:proofErr w:type="spellStart"/>
-      <w:r>
+        <w:t>bedarfsorientierten (on-demand)</w:t>
+      </w:r>
+      <w:r>
+        <w:rPr>
+          <w:lang w:val="de-CH"/>
+        </w:rPr>
+        <w:t xml:space="preserve"> Netzwerkzugriff auf einen gemeinsamen Pool konfigurierbarer Computerressourcen ermöglicht.</w:t>
+      </w:r>
+    </w:p>
+    <w:p>
+      <w:pPr>
+        <w:pStyle w:val="Untertitel"/>
+        <w:rPr>
+          <w:lang w:val="de-CH"/>
+        </w:rPr>
+      </w:pPr>
+      <w:r>
+        <w:rPr>
+          <w:lang w:val="de-CH"/>
+        </w:rPr>
+        <w:t>Welches sind die 5 Merkmale einer Cloud?</w:t>
+      </w:r>
+    </w:p>
+    <w:p>
+      <w:pPr>
         <w:rPr>
           <w:b/>
-          <w:bCs/>
-          <w:lang w:val="de-CH"/>
-        </w:rPr>
-        <w:t>demand</w:t>
-      </w:r>
-      <w:proofErr w:type="spellEnd"/>
+        </w:rPr>
+      </w:pPr>
       <w:r>
         <w:rPr>
           <w:b/>
-          <w:bCs/>
-          <w:lang w:val="de-CH"/>
-        </w:rPr>
-        <w:t>)</w:t>
-      </w:r>
-      <w:r>
-        <w:rPr>
-          <w:lang w:val="de-CH"/>
-        </w:rPr>
-        <w:t xml:space="preserve"> Netzwerkzugriff auf einen gemeinsamen Pool konfigurierbarer Computerressourcen ermöglicht.</w:t>
-      </w:r>
-    </w:p>
-    <w:p>
-      <w:pPr>
-        <w:pStyle w:val="Untertitel"/>
-        <w:rPr>
-          <w:lang w:val="de-CH"/>
-        </w:rPr>
-      </w:pPr>
-      <w:r>
-        <w:rPr>
-          <w:lang w:val="de-CH"/>
-        </w:rPr>
-        <w:t>Welches sind die 5 Merkmale einer Cloud?</w:t>
-      </w:r>
-    </w:p>
-    <w:p>
-      <w:pPr>
+        </w:rPr>
+        <w:t>On-demand self-service.</w:t>
+      </w:r>
+    </w:p>
+    <w:p>
+      <w:r>
+        <w:t xml:space="preserve">Nutzer können </w:t>
+      </w:r>
+      <w:r>
         <w:rPr>
           <w:b/>
         </w:rPr>
-      </w:pPr>
+        <w:t>Ressourcen automatisch</w:t>
+      </w:r>
+      <w:r>
+        <w:t xml:space="preserve"> und </w:t>
+      </w:r>
       <w:r>
         <w:rPr>
           <w:b/>
         </w:rPr>
-        <w:t>On-</w:t>
-      </w:r>
-      <w:proofErr w:type="spellStart"/>
+        <w:t>ohne menschliche Interaktion</w:t>
+      </w:r>
+      <w:r>
+        <w:t xml:space="preserve"> mit dem Anbieter </w:t>
+      </w:r>
       <w:r>
         <w:rPr>
           <w:b/>
         </w:rPr>
-        <w:t>demand</w:t>
-      </w:r>
-      <w:proofErr w:type="spellEnd"/>
-      <w:r>
+        <w:t>buchen</w:t>
+      </w:r>
+      <w:r>
+        <w:t>.</w:t>
+      </w:r>
+    </w:p>
+    <w:p>
+      <w:pPr>
         <w:rPr>
           <w:b/>
         </w:rPr>
+      </w:pPr>
+      <w:r>
+        <w:rPr>
+          <w:b/>
+        </w:rPr>
+        <w:t>Broad network access.</w:t>
+      </w:r>
+    </w:p>
+    <w:p>
+      <w:r>
+        <w:rPr>
+          <w:b/>
+        </w:rPr>
+        <w:t>Zugriff auf die</w:t>
+      </w:r>
+      <w:r>
         <w:t xml:space="preserve"> </w:t>
       </w:r>
-      <w:proofErr w:type="spellStart"/>
       <w:r>
         <w:rPr>
           <w:b/>
         </w:rPr>
-        <w:t>self</w:t>
-      </w:r>
-      <w:proofErr w:type="spellEnd"/>
+        <w:t>Dienste</w:t>
+      </w:r>
+      <w:r>
+        <w:t xml:space="preserve"> erfolgt über das </w:t>
+      </w:r>
       <w:r>
         <w:rPr>
           <w:b/>
         </w:rPr>
-        <w:t>-service.</w:t>
-      </w:r>
-    </w:p>
-    <w:p>
-      <w:r>
-        <w:t xml:space="preserve">Nutzer können </w:t>
-      </w:r>
-      <w:r>
+        <w:t>Netzwerk</w:t>
+      </w:r>
+      <w:r>
+        <w:t xml:space="preserve"> via Bspw. Browsern</w:t>
+      </w:r>
+    </w:p>
+    <w:p>
+      <w:pPr>
         <w:rPr>
           <w:b/>
         </w:rPr>
-        <w:t>Ressourcen automatisch</w:t>
+      </w:pPr>
+      <w:r>
+        <w:rPr>
+          <w:b/>
+        </w:rPr>
+        <w:t>Resource pooling.</w:t>
+      </w:r>
+    </w:p>
+    <w:p>
+      <w:r>
+        <w:t xml:space="preserve">Die </w:t>
+      </w:r>
+      <w:r>
+        <w:rPr>
+          <w:b/>
+        </w:rPr>
+        <w:t>Ressourcen des Anbieters</w:t>
+      </w:r>
+      <w:r>
+        <w:t xml:space="preserve"> werden in einem </w:t>
+      </w:r>
+      <w:r>
+        <w:rPr>
+          <w:b/>
+        </w:rPr>
+        <w:t>Pool</w:t>
+      </w:r>
+      <w:r>
+        <w:t xml:space="preserve"> </w:t>
+      </w:r>
+      <w:r>
+        <w:rPr>
+          <w:b/>
+        </w:rPr>
+        <w:t>zusammengefasst</w:t>
+      </w:r>
+      <w:r>
+        <w:t xml:space="preserve">, um mehrere Nutzer flexibel zu bedienen, wobei die </w:t>
+      </w:r>
+      <w:r>
+        <w:rPr>
+          <w:b/>
+        </w:rPr>
+        <w:t>physischen Ressourcen dynamisch zugewiesen werden</w:t>
+      </w:r>
+      <w:r>
+        <w:t>.</w:t>
+      </w:r>
+    </w:p>
+    <w:p>
+      <w:pPr>
+        <w:rPr>
+          <w:b/>
+        </w:rPr>
+      </w:pPr>
+      <w:r>
+        <w:rPr>
+          <w:b/>
+        </w:rPr>
+        <w:t>Rapid elasticity.</w:t>
+      </w:r>
+    </w:p>
+    <w:p>
+      <w:r>
+        <w:rPr>
+          <w:b/>
+        </w:rPr>
+        <w:t>Ressourcen</w:t>
+      </w:r>
+      <w:r>
+        <w:t xml:space="preserve"> können extrem </w:t>
+      </w:r>
+      <w:r>
+        <w:rPr>
+          <w:b/>
+        </w:rPr>
+        <w:t>schnell</w:t>
       </w:r>
       <w:r>
         <w:t xml:space="preserve"> und </w:t>
@@ -898,19 +1179,19 @@
         <w:rPr>
           <w:b/>
         </w:rPr>
-        <w:t>ohne menschliche Interaktion</w:t>
-      </w:r>
-      <w:r>
-        <w:t xml:space="preserve"> mit dem Anbieter </w:t>
+        <w:t>elastisch</w:t>
+      </w:r>
+      <w:r>
+        <w:t xml:space="preserve"> </w:t>
       </w:r>
       <w:r>
         <w:rPr>
           <w:b/>
         </w:rPr>
-        <w:t>buchen</w:t>
-      </w:r>
-      <w:r>
-        <w:t>.</w:t>
+        <w:t>skaliert</w:t>
+      </w:r>
+      <w:r>
+        <w:t xml:space="preserve"> werden, um sich dem aktuellen Bedarf anzupassen.</w:t>
       </w:r>
     </w:p>
     <w:p>
@@ -923,231 +1204,7 @@
         <w:rPr>
           <w:b/>
         </w:rPr>
-        <w:t xml:space="preserve">Broad network </w:t>
-      </w:r>
-      <w:proofErr w:type="spellStart"/>
-      <w:r>
-        <w:rPr>
-          <w:b/>
-        </w:rPr>
-        <w:t>access</w:t>
-      </w:r>
-      <w:proofErr w:type="spellEnd"/>
-      <w:r>
-        <w:rPr>
-          <w:b/>
-        </w:rPr>
-        <w:t>.</w:t>
-      </w:r>
-    </w:p>
-    <w:p>
-      <w:r>
-        <w:rPr>
-          <w:b/>
-        </w:rPr>
-        <w:t>Zugriff auf die</w:t>
-      </w:r>
-      <w:r>
-        <w:t xml:space="preserve"> </w:t>
-      </w:r>
-      <w:r>
-        <w:rPr>
-          <w:b/>
-        </w:rPr>
-        <w:t>Dienste</w:t>
-      </w:r>
-      <w:r>
-        <w:t xml:space="preserve"> erfolgt über das </w:t>
-      </w:r>
-      <w:r>
-        <w:rPr>
-          <w:b/>
-        </w:rPr>
-        <w:t>Netzwerk</w:t>
-      </w:r>
-      <w:r>
-        <w:t xml:space="preserve"> via Bspw. Browsern</w:t>
-      </w:r>
-    </w:p>
-    <w:p>
-      <w:pPr>
-        <w:rPr>
-          <w:b/>
-        </w:rPr>
-      </w:pPr>
-      <w:proofErr w:type="spellStart"/>
-      <w:r>
-        <w:rPr>
-          <w:b/>
-        </w:rPr>
-        <w:t>Resource</w:t>
-      </w:r>
-      <w:proofErr w:type="spellEnd"/>
-      <w:r>
-        <w:rPr>
-          <w:b/>
-        </w:rPr>
-        <w:t xml:space="preserve"> </w:t>
-      </w:r>
-      <w:proofErr w:type="spellStart"/>
-      <w:r>
-        <w:rPr>
-          <w:b/>
-        </w:rPr>
-        <w:t>pooling</w:t>
-      </w:r>
-      <w:proofErr w:type="spellEnd"/>
-      <w:r>
-        <w:rPr>
-          <w:b/>
-        </w:rPr>
-        <w:t>.</w:t>
-      </w:r>
-    </w:p>
-    <w:p>
-      <w:r>
-        <w:t xml:space="preserve">Die </w:t>
-      </w:r>
-      <w:r>
-        <w:rPr>
-          <w:b/>
-        </w:rPr>
-        <w:t>Ressourcen des Anbieters</w:t>
-      </w:r>
-      <w:r>
-        <w:t xml:space="preserve"> werden in einem </w:t>
-      </w:r>
-      <w:r>
-        <w:rPr>
-          <w:b/>
-        </w:rPr>
-        <w:t>Pool</w:t>
-      </w:r>
-      <w:r>
-        <w:t xml:space="preserve"> </w:t>
-      </w:r>
-      <w:r>
-        <w:rPr>
-          <w:b/>
-        </w:rPr>
-        <w:t>zusammengefasst</w:t>
-      </w:r>
-      <w:r>
-        <w:t xml:space="preserve">, um mehrere Nutzer flexibel zu bedienen, wobei die </w:t>
-      </w:r>
-      <w:r>
-        <w:rPr>
-          <w:b/>
-        </w:rPr>
-        <w:t>physischen Ressourcen dynamisch zugewiesen werden</w:t>
-      </w:r>
-      <w:r>
-        <w:t>.</w:t>
-      </w:r>
-    </w:p>
-    <w:p>
-      <w:pPr>
-        <w:rPr>
-          <w:b/>
-        </w:rPr>
-      </w:pPr>
-      <w:r>
-        <w:rPr>
-          <w:b/>
-        </w:rPr>
-        <w:t xml:space="preserve">Rapid </w:t>
-      </w:r>
-      <w:proofErr w:type="spellStart"/>
-      <w:r>
-        <w:rPr>
-          <w:b/>
-        </w:rPr>
-        <w:t>elasticity</w:t>
-      </w:r>
-      <w:proofErr w:type="spellEnd"/>
-      <w:r>
-        <w:rPr>
-          <w:b/>
-        </w:rPr>
-        <w:t>.</w:t>
-      </w:r>
-    </w:p>
-    <w:p>
-      <w:r>
-        <w:rPr>
-          <w:b/>
-        </w:rPr>
-        <w:t>Ressourcen</w:t>
-      </w:r>
-      <w:r>
-        <w:t xml:space="preserve"> können </w:t>
-      </w:r>
-      <w:proofErr w:type="gramStart"/>
-      <w:r>
-        <w:t xml:space="preserve">extrem </w:t>
-      </w:r>
-      <w:r>
-        <w:rPr>
-          <w:b/>
-        </w:rPr>
-        <w:t>schnell</w:t>
-      </w:r>
-      <w:proofErr w:type="gramEnd"/>
-      <w:r>
-        <w:t xml:space="preserve"> und </w:t>
-      </w:r>
-      <w:r>
-        <w:rPr>
-          <w:b/>
-        </w:rPr>
-        <w:t>elastisch</w:t>
-      </w:r>
-      <w:r>
-        <w:t xml:space="preserve"> </w:t>
-      </w:r>
-      <w:r>
-        <w:rPr>
-          <w:b/>
-        </w:rPr>
-        <w:t>skaliert</w:t>
-      </w:r>
-      <w:r>
-        <w:t xml:space="preserve"> werden, um sich dem aktuellen Bedarf anzupassen.</w:t>
-      </w:r>
-    </w:p>
-    <w:p>
-      <w:pPr>
-        <w:rPr>
-          <w:b/>
-        </w:rPr>
-      </w:pPr>
-      <w:proofErr w:type="spellStart"/>
-      <w:r>
-        <w:rPr>
-          <w:b/>
-        </w:rPr>
-        <w:t>Measured</w:t>
-      </w:r>
-      <w:proofErr w:type="spellEnd"/>
-      <w:r>
-        <w:rPr>
-          <w:b/>
-        </w:rPr>
-        <w:t xml:space="preserve"> </w:t>
-      </w:r>
-      <w:proofErr w:type="spellStart"/>
-      <w:r>
-        <w:rPr>
-          <w:b/>
-        </w:rPr>
-        <w:t>service</w:t>
-      </w:r>
-      <w:proofErr w:type="spellEnd"/>
-      <w:r>
-        <w:rPr>
-          <w:b/>
-        </w:rPr>
-        <w:t>.</w:t>
+        <w:t>Measured service.</w:t>
       </w:r>
     </w:p>
     <w:p>
@@ -1478,21 +1535,7 @@
           <w:lang w:val="en-US"/>
         </w:rPr>
         <w:lastRenderedPageBreak/>
-        <w:t xml:space="preserve">Was </w:t>
-      </w:r>
-      <w:proofErr w:type="spellStart"/>
-      <w:r>
-        <w:rPr>
-          <w:lang w:val="en-US"/>
-        </w:rPr>
-        <w:t>sind</w:t>
-      </w:r>
-      <w:proofErr w:type="spellEnd"/>
-      <w:r>
-        <w:rPr>
-          <w:lang w:val="en-US"/>
-        </w:rPr>
-        <w:t xml:space="preserve"> Cloud Service Modelle?</w:t>
+        <w:t>Was sind Cloud Service Modelle?</w:t>
       </w:r>
     </w:p>
     <w:tbl>
@@ -1728,21 +1771,7 @@
               <w:rPr>
                 <w:lang w:val="en-US"/>
               </w:rPr>
-              <w:t>Function as a Service (</w:t>
-            </w:r>
-            <w:proofErr w:type="spellStart"/>
-            <w:r>
-              <w:rPr>
-                <w:lang w:val="en-US"/>
-              </w:rPr>
-              <w:t>FaaS</w:t>
-            </w:r>
-            <w:proofErr w:type="spellEnd"/>
-            <w:r>
-              <w:rPr>
-                <w:lang w:val="en-US"/>
-              </w:rPr>
-              <w:t>)</w:t>
+              <w:t>Function as a Service (FaaS)</w:t>
             </w:r>
           </w:p>
         </w:tc>
@@ -1815,23 +1844,7 @@
               <w:rPr>
                 <w:lang w:val="de-CH"/>
               </w:rPr>
-              <w:t xml:space="preserve">, wie z.B. </w:t>
-            </w:r>
-            <w:proofErr w:type="spellStart"/>
-            <w:proofErr w:type="gramStart"/>
-            <w:r>
-              <w:rPr>
-                <w:lang w:val="de-CH"/>
-              </w:rPr>
-              <w:t>DB’s</w:t>
-            </w:r>
-            <w:proofErr w:type="spellEnd"/>
-            <w:proofErr w:type="gramEnd"/>
-            <w:r>
-              <w:rPr>
-                <w:lang w:val="de-CH"/>
-              </w:rPr>
-              <w:t xml:space="preserve"> werden zur </w:t>
+              <w:t xml:space="preserve">, wie z.B. DB’s werden zur </w:t>
             </w:r>
             <w:r>
               <w:rPr>
@@ -1903,7 +1916,7 @@
       <w:pPr>
         <w:pStyle w:val="berschrift2"/>
       </w:pPr>
-      <w:bookmarkStart w:id="2" w:name="_Toc230243405"/>
+      <w:bookmarkStart w:id="2" w:name="_Toc230246714"/>
       <w:r>
         <w:t>Grundlagen Cloud-Computing</w:t>
       </w:r>
@@ -1928,7 +1941,7 @@
         <w:pStyle w:val="Listenabsatz"/>
         <w:numPr>
           <w:ilvl w:val="0"/>
-          <w:numId w:val="34"/>
+          <w:numId w:val="13"/>
         </w:numPr>
         <w:shd w:val="clear" w:color="auto" w:fill="FFFFFF"/>
         <w:spacing w:before="100" w:beforeAutospacing="1" w:after="100" w:afterAutospacing="1" w:line="240" w:lineRule="auto"/>
@@ -1966,7 +1979,7 @@
         <w:pStyle w:val="Listenabsatz"/>
         <w:numPr>
           <w:ilvl w:val="0"/>
-          <w:numId w:val="34"/>
+          <w:numId w:val="13"/>
         </w:numPr>
         <w:shd w:val="clear" w:color="auto" w:fill="FFFFFF"/>
         <w:spacing w:before="100" w:beforeAutospacing="1" w:after="100" w:afterAutospacing="1" w:line="240" w:lineRule="auto"/>
@@ -1994,7 +2007,7 @@
         <w:pStyle w:val="Listenabsatz"/>
         <w:numPr>
           <w:ilvl w:val="0"/>
-          <w:numId w:val="33"/>
+          <w:numId w:val="12"/>
         </w:numPr>
         <w:shd w:val="clear" w:color="auto" w:fill="FFFFFF"/>
         <w:spacing w:before="100" w:beforeAutospacing="1" w:after="100" w:afterAutospacing="1" w:line="240" w:lineRule="auto"/>
@@ -2006,7 +2019,6 @@
           <w:lang w:val="de-CH"/>
         </w:rPr>
       </w:pPr>
-      <w:proofErr w:type="spellStart"/>
       <w:r>
         <w:rPr>
           <w:rFonts w:ascii="Segoe UI" w:eastAsia="Times New Roman" w:hAnsi="Segoe UI" w:cs="Segoe UI"/>
@@ -2017,14 +2029,13 @@
         </w:rPr>
         <w:t>DropBox</w:t>
       </w:r>
-      <w:proofErr w:type="spellEnd"/>
     </w:p>
     <w:p>
       <w:pPr>
         <w:pStyle w:val="Listenabsatz"/>
         <w:numPr>
           <w:ilvl w:val="0"/>
-          <w:numId w:val="33"/>
+          <w:numId w:val="12"/>
         </w:numPr>
         <w:shd w:val="clear" w:color="auto" w:fill="FFFFFF"/>
         <w:spacing w:before="100" w:beforeAutospacing="1" w:after="100" w:afterAutospacing="1" w:line="240" w:lineRule="auto"/>
@@ -2052,7 +2063,7 @@
         <w:pStyle w:val="Listenabsatz"/>
         <w:numPr>
           <w:ilvl w:val="0"/>
-          <w:numId w:val="34"/>
+          <w:numId w:val="13"/>
         </w:numPr>
         <w:shd w:val="clear" w:color="auto" w:fill="FFFFFF"/>
         <w:spacing w:before="100" w:beforeAutospacing="1" w:after="100" w:afterAutospacing="1" w:line="240" w:lineRule="auto"/>
@@ -2064,7 +2075,6 @@
           <w:lang w:val="de-CH"/>
         </w:rPr>
       </w:pPr>
-      <w:proofErr w:type="spellStart"/>
       <w:r>
         <w:rPr>
           <w:rFonts w:ascii="Segoe UI" w:eastAsia="Times New Roman" w:hAnsi="Segoe UI" w:cs="Segoe UI"/>
@@ -2075,14 +2085,13 @@
         </w:rPr>
         <w:t>Heroku</w:t>
       </w:r>
-      <w:proofErr w:type="spellEnd"/>
     </w:p>
     <w:p>
       <w:pPr>
         <w:pStyle w:val="Listenabsatz"/>
         <w:numPr>
           <w:ilvl w:val="0"/>
-          <w:numId w:val="34"/>
+          <w:numId w:val="13"/>
         </w:numPr>
         <w:shd w:val="clear" w:color="auto" w:fill="FFFFFF"/>
         <w:spacing w:before="100" w:beforeAutospacing="1" w:after="100" w:afterAutospacing="1" w:line="240" w:lineRule="auto"/>
@@ -2124,7 +2133,7 @@
         <w:pStyle w:val="Listenabsatz"/>
         <w:numPr>
           <w:ilvl w:val="0"/>
-          <w:numId w:val="33"/>
+          <w:numId w:val="12"/>
         </w:numPr>
         <w:shd w:val="clear" w:color="auto" w:fill="FFFFFF"/>
         <w:spacing w:before="100" w:beforeAutospacing="1" w:after="100" w:afterAutospacing="1" w:line="240" w:lineRule="auto"/>
@@ -2152,7 +2161,7 @@
         <w:pStyle w:val="Listenabsatz"/>
         <w:numPr>
           <w:ilvl w:val="0"/>
-          <w:numId w:val="33"/>
+          <w:numId w:val="12"/>
         </w:numPr>
         <w:shd w:val="clear" w:color="auto" w:fill="FFFFFF"/>
         <w:spacing w:before="100" w:beforeAutospacing="1" w:after="100" w:afterAutospacing="1" w:line="240" w:lineRule="auto"/>
@@ -2180,7 +2189,7 @@
         <w:pStyle w:val="Listenabsatz"/>
         <w:numPr>
           <w:ilvl w:val="0"/>
-          <w:numId w:val="33"/>
+          <w:numId w:val="12"/>
         </w:numPr>
         <w:shd w:val="clear" w:color="auto" w:fill="FFFFFF"/>
         <w:spacing w:before="100" w:beforeAutospacing="1" w:after="100" w:afterAutospacing="1" w:line="240" w:lineRule="auto"/>
@@ -2214,21 +2223,7 @@
         <w:rPr>
           <w:lang w:val="de-CH"/>
         </w:rPr>
-        <w:t xml:space="preserve">Was ist der wesentlichen Unterschiede zwischen Monitoring und </w:t>
-      </w:r>
-      <w:proofErr w:type="spellStart"/>
-      <w:r>
-        <w:rPr>
-          <w:lang w:val="de-CH"/>
-        </w:rPr>
-        <w:t>Logging</w:t>
-      </w:r>
-      <w:proofErr w:type="spellEnd"/>
-      <w:r>
-        <w:rPr>
-          <w:lang w:val="de-CH"/>
-        </w:rPr>
-        <w:t xml:space="preserve"> in der Cloud?</w:t>
+        <w:t>Was ist der wesentlichen Unterschiede zwischen Monitoring und Logging in der Cloud?</w:t>
       </w:r>
     </w:p>
     <w:p>
@@ -2236,7 +2231,7 @@
         <w:pStyle w:val="Listenabsatz"/>
         <w:numPr>
           <w:ilvl w:val="0"/>
-          <w:numId w:val="36"/>
+          <w:numId w:val="14"/>
         </w:numPr>
         <w:shd w:val="clear" w:color="auto" w:fill="FFFFFF"/>
         <w:spacing w:before="100" w:beforeAutospacing="1" w:after="100" w:afterAutospacing="1" w:line="240" w:lineRule="auto"/>
@@ -2303,7 +2298,7 @@
         <w:pStyle w:val="Listenabsatz"/>
         <w:numPr>
           <w:ilvl w:val="0"/>
-          <w:numId w:val="36"/>
+          <w:numId w:val="14"/>
         </w:numPr>
         <w:shd w:val="clear" w:color="auto" w:fill="FFFFFF"/>
         <w:spacing w:before="100" w:beforeAutospacing="1" w:after="100" w:afterAutospacing="1" w:line="240" w:lineRule="auto"/>
@@ -2315,7 +2310,6 @@
           <w:lang w:val="de-CH"/>
         </w:rPr>
       </w:pPr>
-      <w:proofErr w:type="spellStart"/>
       <w:r>
         <w:rPr>
           <w:rFonts w:ascii="Segoe UI" w:eastAsia="Times New Roman" w:hAnsi="Segoe UI" w:cs="Segoe UI"/>
@@ -2326,7 +2320,6 @@
         </w:rPr>
         <w:t>Logging</w:t>
       </w:r>
-      <w:proofErr w:type="spellEnd"/>
       <w:r>
         <w:rPr>
           <w:rFonts w:ascii="Segoe UI" w:eastAsia="Times New Roman" w:hAnsi="Segoe UI" w:cs="Segoe UI"/>
@@ -2384,7 +2377,7 @@
         <w:pStyle w:val="Listenabsatz"/>
         <w:numPr>
           <w:ilvl w:val="0"/>
-          <w:numId w:val="37"/>
+          <w:numId w:val="15"/>
         </w:numPr>
         <w:shd w:val="clear" w:color="auto" w:fill="FFFFFF"/>
         <w:spacing w:before="100" w:beforeAutospacing="1" w:after="100" w:afterAutospacing="1" w:line="240" w:lineRule="auto"/>
@@ -2412,7 +2405,7 @@
         <w:pStyle w:val="Listenabsatz"/>
         <w:numPr>
           <w:ilvl w:val="0"/>
-          <w:numId w:val="37"/>
+          <w:numId w:val="15"/>
         </w:numPr>
         <w:shd w:val="clear" w:color="auto" w:fill="FFFFFF"/>
         <w:spacing w:before="100" w:beforeAutospacing="1" w:after="100" w:afterAutospacing="1" w:line="240" w:lineRule="auto"/>
@@ -2440,7 +2433,7 @@
         <w:pStyle w:val="Listenabsatz"/>
         <w:numPr>
           <w:ilvl w:val="0"/>
-          <w:numId w:val="37"/>
+          <w:numId w:val="15"/>
         </w:numPr>
         <w:shd w:val="clear" w:color="auto" w:fill="FFFFFF"/>
         <w:spacing w:before="100" w:beforeAutospacing="1" w:after="100" w:afterAutospacing="1" w:line="240" w:lineRule="auto"/>
@@ -2482,7 +2475,7 @@
         <w:pStyle w:val="Listenabsatz"/>
         <w:numPr>
           <w:ilvl w:val="0"/>
-          <w:numId w:val="38"/>
+          <w:numId w:val="16"/>
         </w:numPr>
         <w:shd w:val="clear" w:color="auto" w:fill="FFFFFF"/>
         <w:spacing w:before="100" w:beforeAutospacing="1" w:after="100" w:afterAutospacing="1" w:line="240" w:lineRule="auto"/>
@@ -2510,7 +2503,7 @@
         <w:pStyle w:val="Listenabsatz"/>
         <w:numPr>
           <w:ilvl w:val="0"/>
-          <w:numId w:val="38"/>
+          <w:numId w:val="16"/>
         </w:numPr>
         <w:shd w:val="clear" w:color="auto" w:fill="FFFFFF"/>
         <w:spacing w:before="100" w:beforeAutospacing="1" w:after="100" w:afterAutospacing="1" w:line="240" w:lineRule="auto"/>
@@ -2538,7 +2531,7 @@
         <w:pStyle w:val="Listenabsatz"/>
         <w:numPr>
           <w:ilvl w:val="0"/>
-          <w:numId w:val="38"/>
+          <w:numId w:val="16"/>
         </w:numPr>
         <w:shd w:val="clear" w:color="auto" w:fill="FFFFFF"/>
         <w:spacing w:before="100" w:beforeAutospacing="1" w:after="100" w:afterAutospacing="1" w:line="240" w:lineRule="auto"/>
@@ -2566,7 +2559,7 @@
         <w:pStyle w:val="Listenabsatz"/>
         <w:numPr>
           <w:ilvl w:val="0"/>
-          <w:numId w:val="38"/>
+          <w:numId w:val="16"/>
         </w:numPr>
         <w:shd w:val="clear" w:color="auto" w:fill="FFFFFF"/>
         <w:spacing w:before="100" w:beforeAutospacing="1" w:after="100" w:afterAutospacing="1" w:line="240" w:lineRule="auto"/>
@@ -2600,49 +2593,7 @@
         <w:rPr>
           <w:lang w:val="de-CH"/>
         </w:rPr>
-        <w:t>Was beschreibt das Konzept der "</w:t>
-      </w:r>
-      <w:proofErr w:type="spellStart"/>
-      <w:r>
-        <w:rPr>
-          <w:lang w:val="de-CH"/>
-        </w:rPr>
-        <w:t>Shared</w:t>
-      </w:r>
-      <w:proofErr w:type="spellEnd"/>
-      <w:r>
-        <w:rPr>
-          <w:lang w:val="de-CH"/>
-        </w:rPr>
-        <w:t xml:space="preserve"> </w:t>
-      </w:r>
-      <w:proofErr w:type="spellStart"/>
-      <w:r>
-        <w:rPr>
-          <w:lang w:val="de-CH"/>
-        </w:rPr>
-        <w:t>Responsibility</w:t>
-      </w:r>
-      <w:proofErr w:type="spellEnd"/>
-      <w:r>
-        <w:rPr>
-          <w:lang w:val="de-CH"/>
-        </w:rPr>
-        <w:t xml:space="preserve">" (geteilte Verantwortung) im Kontext der Nutzung von Public </w:t>
-      </w:r>
-      <w:proofErr w:type="gramStart"/>
-      <w:r>
-        <w:rPr>
-          <w:lang w:val="de-CH"/>
-        </w:rPr>
-        <w:t>Cloud Diensten</w:t>
-      </w:r>
-      <w:proofErr w:type="gramEnd"/>
-      <w:r>
-        <w:rPr>
-          <w:lang w:val="de-CH"/>
-        </w:rPr>
-        <w:t>?</w:t>
+        <w:t>Was beschreibt das Konzept der "Shared Responsibility" (geteilte Verantwortung) im Kontext der Nutzung von Public Cloud Diensten?</w:t>
       </w:r>
     </w:p>
     <w:p>
@@ -2657,172 +2608,152 @@
         </w:rPr>
         <w:t xml:space="preserve">Das Konzept der </w:t>
       </w:r>
-      <w:proofErr w:type="spellStart"/>
       <w:r>
         <w:rPr>
           <w:b/>
           <w:bCs/>
           <w:lang w:val="de-CH"/>
         </w:rPr>
-        <w:t>Shared</w:t>
-      </w:r>
-      <w:proofErr w:type="spellEnd"/>
+        <w:t>Shared Responsibility</w:t>
+      </w:r>
+      <w:r>
+        <w:rPr>
+          <w:lang w:val="de-CH"/>
+        </w:rPr>
+        <w:t xml:space="preserve"> (geteilte Verantwortung) ist eines der wichtigsten </w:t>
+      </w:r>
+      <w:r>
+        <w:rPr>
+          <w:b/>
+          <w:lang w:val="de-CH"/>
+        </w:rPr>
+        <w:t>Sicherheitsprinzipien</w:t>
+      </w:r>
+      <w:r>
+        <w:rPr>
+          <w:lang w:val="de-CH"/>
+        </w:rPr>
+        <w:t xml:space="preserve"> in der Cloud. Es legt fest, </w:t>
+      </w:r>
+      <w:r>
+        <w:rPr>
+          <w:b/>
+          <w:lang w:val="de-CH"/>
+        </w:rPr>
+        <w:t>welche Sicherheitsaufgaben beim Cloud-Anbieter</w:t>
+      </w:r>
+      <w:r>
+        <w:rPr>
+          <w:lang w:val="de-CH"/>
+        </w:rPr>
+        <w:t xml:space="preserve"> (Provider) liegen und welche in der </w:t>
+      </w:r>
+      <w:r>
+        <w:rPr>
+          <w:b/>
+          <w:lang w:val="de-CH"/>
+        </w:rPr>
+        <w:t>Verantwortung des Kunden</w:t>
+      </w:r>
+      <w:r>
+        <w:rPr>
+          <w:lang w:val="de-CH"/>
+        </w:rPr>
+        <w:t xml:space="preserve"> (User) verbleiben.</w:t>
+      </w:r>
+    </w:p>
+    <w:p>
+      <w:pPr>
+        <w:rPr>
+          <w:lang w:val="de-CH"/>
+        </w:rPr>
+      </w:pPr>
+      <w:r>
+        <w:rPr>
+          <w:lang w:val="de-CH"/>
+        </w:rPr>
+        <w:t xml:space="preserve">Der </w:t>
+      </w:r>
+      <w:r>
+        <w:rPr>
+          <w:b/>
+          <w:lang w:val="de-CH"/>
+        </w:rPr>
+        <w:t>Provider</w:t>
+      </w:r>
+      <w:r>
+        <w:rPr>
+          <w:lang w:val="de-CH"/>
+        </w:rPr>
+        <w:t xml:space="preserve"> ist für die </w:t>
+      </w:r>
+      <w:r>
+        <w:rPr>
+          <w:b/>
+          <w:lang w:val="de-CH"/>
+        </w:rPr>
+        <w:t xml:space="preserve">Sicherheit </w:t>
+      </w:r>
       <w:r>
         <w:rPr>
           <w:b/>
           <w:bCs/>
           <w:lang w:val="de-CH"/>
         </w:rPr>
-        <w:t xml:space="preserve"> </w:t>
-      </w:r>
-      <w:proofErr w:type="spellStart"/>
+        <w:t>der</w:t>
+      </w:r>
+      <w:r>
+        <w:rPr>
+          <w:b/>
+          <w:lang w:val="de-CH"/>
+        </w:rPr>
+        <w:t xml:space="preserve"> Cloud</w:t>
+      </w:r>
+      <w:r>
+        <w:rPr>
+          <w:lang w:val="de-CH"/>
+        </w:rPr>
+        <w:t xml:space="preserve"> zuständig, der </w:t>
+      </w:r>
+      <w:r>
+        <w:rPr>
+          <w:b/>
+          <w:lang w:val="de-CH"/>
+        </w:rPr>
+        <w:t>Kunde</w:t>
+      </w:r>
+      <w:r>
+        <w:rPr>
+          <w:lang w:val="de-CH"/>
+        </w:rPr>
+        <w:t xml:space="preserve"> für die </w:t>
+      </w:r>
+      <w:r>
+        <w:rPr>
+          <w:b/>
+          <w:lang w:val="de-CH"/>
+        </w:rPr>
+        <w:t xml:space="preserve">Sicherheit </w:t>
+      </w:r>
       <w:r>
         <w:rPr>
           <w:b/>
           <w:bCs/>
           <w:lang w:val="de-CH"/>
         </w:rPr>
-        <w:t>Responsibility</w:t>
-      </w:r>
-      <w:proofErr w:type="spellEnd"/>
-      <w:r>
-        <w:rPr>
-          <w:lang w:val="de-CH"/>
-        </w:rPr>
-        <w:t xml:space="preserve"> (geteilte Verantwortung) ist eines der wichtigsten </w:t>
+        <w:t>in der</w:t>
       </w:r>
       <w:r>
         <w:rPr>
           <w:b/>
           <w:lang w:val="de-CH"/>
         </w:rPr>
-        <w:t>Sicherheitsprinzipien</w:t>
-      </w:r>
-      <w:r>
-        <w:rPr>
-          <w:lang w:val="de-CH"/>
-        </w:rPr>
-        <w:t xml:space="preserve"> in der Cloud. Es legt fest, </w:t>
-      </w:r>
-      <w:r>
-        <w:rPr>
-          <w:b/>
-          <w:lang w:val="de-CH"/>
-        </w:rPr>
-        <w:t>welche Sicherheitsaufgaben beim Cloud-Anbieter</w:t>
-      </w:r>
-      <w:r>
-        <w:rPr>
-          <w:lang w:val="de-CH"/>
-        </w:rPr>
-        <w:t xml:space="preserve"> (Provider) liegen und welche in der </w:t>
-      </w:r>
-      <w:r>
-        <w:rPr>
-          <w:b/>
-          <w:lang w:val="de-CH"/>
-        </w:rPr>
-        <w:t>Verantwortung des Kunden</w:t>
-      </w:r>
-      <w:r>
-        <w:rPr>
-          <w:lang w:val="de-CH"/>
-        </w:rPr>
-        <w:t xml:space="preserve"> (User) verbleiben.</w:t>
-      </w:r>
-    </w:p>
-    <w:p>
-      <w:pPr>
-        <w:rPr>
-          <w:lang w:val="de-CH"/>
-        </w:rPr>
-      </w:pPr>
-      <w:r>
-        <w:rPr>
-          <w:lang w:val="de-CH"/>
-        </w:rPr>
-        <w:t xml:space="preserve">Der </w:t>
-      </w:r>
-      <w:r>
-        <w:rPr>
-          <w:b/>
-          <w:lang w:val="de-CH"/>
-        </w:rPr>
-        <w:t>Provider</w:t>
-      </w:r>
-      <w:r>
-        <w:rPr>
-          <w:lang w:val="de-CH"/>
-        </w:rPr>
-        <w:t xml:space="preserve"> ist für die </w:t>
-      </w:r>
-      <w:r>
-        <w:rPr>
-          <w:b/>
-          <w:lang w:val="de-CH"/>
-        </w:rPr>
-        <w:t xml:space="preserve">Sicherheit </w:t>
-      </w:r>
-      <w:r>
-        <w:rPr>
-          <w:b/>
-          <w:bCs/>
-          <w:lang w:val="de-CH"/>
-        </w:rPr>
-        <w:t>der</w:t>
-      </w:r>
-      <w:r>
-        <w:rPr>
-          <w:b/>
-          <w:lang w:val="de-CH"/>
-        </w:rPr>
         <w:t xml:space="preserve"> Cloud</w:t>
       </w:r>
       <w:r>
         <w:rPr>
           <w:lang w:val="de-CH"/>
         </w:rPr>
-        <w:t xml:space="preserve"> zuständig, der </w:t>
-      </w:r>
-      <w:r>
-        <w:rPr>
-          <w:b/>
-          <w:lang w:val="de-CH"/>
-        </w:rPr>
-        <w:t>Kunde</w:t>
-      </w:r>
-      <w:r>
-        <w:rPr>
-          <w:lang w:val="de-CH"/>
-        </w:rPr>
-        <w:t xml:space="preserve"> für die </w:t>
-      </w:r>
-      <w:r>
-        <w:rPr>
-          <w:b/>
-          <w:lang w:val="de-CH"/>
-        </w:rPr>
-        <w:t xml:space="preserve">Sicherheit </w:t>
-      </w:r>
-      <w:r>
-        <w:rPr>
-          <w:b/>
-          <w:bCs/>
-          <w:lang w:val="de-CH"/>
-        </w:rPr>
-        <w:t>in der</w:t>
-      </w:r>
-      <w:r>
-        <w:rPr>
-          <w:b/>
-          <w:lang w:val="de-CH"/>
-        </w:rPr>
-        <w:t xml:space="preserve"> Cloud</w:t>
-      </w:r>
-      <w:r>
-        <w:rPr>
-          <w:lang w:val="de-CH"/>
-        </w:rPr>
         <w:t>.</w:t>
       </w:r>
     </w:p>
@@ -2844,7 +2775,7 @@
       <w:pPr>
         <w:pStyle w:val="berschrift1"/>
       </w:pPr>
-      <w:bookmarkStart w:id="3" w:name="_Toc230243406"/>
+      <w:bookmarkStart w:id="3" w:name="_Toc230246715"/>
       <w:r>
         <w:lastRenderedPageBreak/>
         <w:t>Block 2</w:t>
@@ -2855,7 +2786,7 @@
       <w:pPr>
         <w:pStyle w:val="berschrift2"/>
       </w:pPr>
-      <w:bookmarkStart w:id="4" w:name="_Toc230243407"/>
+      <w:bookmarkStart w:id="4" w:name="_Toc230246716"/>
       <w:r>
         <w:t>Dienstleistungen</w:t>
       </w:r>
@@ -3033,21 +2964,7 @@
               <w:rPr>
                 <w:lang w:val="en-US"/>
               </w:rPr>
-              <w:t xml:space="preserve">Enterprise-Integration, Hybrid Cloud (MS </w:t>
-            </w:r>
-            <w:proofErr w:type="spellStart"/>
-            <w:r>
-              <w:rPr>
-                <w:lang w:val="en-US"/>
-              </w:rPr>
-              <w:t>Ökosystem</w:t>
-            </w:r>
-            <w:proofErr w:type="spellEnd"/>
-            <w:r>
-              <w:rPr>
-                <w:lang w:val="en-US"/>
-              </w:rPr>
-              <w:t>).</w:t>
+              <w:t>Enterprise-Integration, Hybrid Cloud (MS Ökosystem).</w:t>
             </w:r>
           </w:p>
         </w:tc>
@@ -3145,19 +3062,11 @@
                 <w:lang w:val="de-CH"/>
               </w:rPr>
             </w:pPr>
-            <w:proofErr w:type="spellStart"/>
-            <w:r>
-              <w:rPr>
-                <w:lang w:val="de-CH"/>
-              </w:rPr>
-              <w:t>Compute</w:t>
-            </w:r>
-            <w:proofErr w:type="spellEnd"/>
-            <w:r>
-              <w:rPr>
-                <w:lang w:val="de-CH"/>
-              </w:rPr>
-              <w:t xml:space="preserve"> Engine, GKE (Bester K8s-Dienst).</w:t>
+            <w:r>
+              <w:rPr>
+                <w:lang w:val="de-CH"/>
+              </w:rPr>
+              <w:t>Compute Engine, GKE (Bester K8s-Dienst).</w:t>
             </w:r>
           </w:p>
         </w:tc>
@@ -3280,33 +3189,11 @@
                 <w:lang w:val="de-CH"/>
               </w:rPr>
             </w:pPr>
-            <w:proofErr w:type="spellStart"/>
-            <w:r>
-              <w:rPr>
-                <w:lang w:val="de-CH"/>
-              </w:rPr>
-              <w:t>SageMaker</w:t>
-            </w:r>
-            <w:proofErr w:type="spellEnd"/>
-            <w:r>
-              <w:rPr>
-                <w:lang w:val="de-CH"/>
-              </w:rPr>
-              <w:t xml:space="preserve">, </w:t>
-            </w:r>
-            <w:proofErr w:type="spellStart"/>
-            <w:r>
-              <w:rPr>
-                <w:lang w:val="de-CH"/>
-              </w:rPr>
-              <w:t>Bedrock</w:t>
-            </w:r>
-            <w:proofErr w:type="spellEnd"/>
-            <w:r>
-              <w:rPr>
-                <w:lang w:val="de-CH"/>
-              </w:rPr>
-              <w:t xml:space="preserve"> (Modellvielfalt).</w:t>
+            <w:r>
+              <w:rPr>
+                <w:lang w:val="de-CH"/>
+              </w:rPr>
+              <w:t>SageMaker, Bedrock (Modellvielfalt).</w:t>
             </w:r>
           </w:p>
         </w:tc>
@@ -3326,21 +3213,7 @@
               <w:rPr>
                 <w:lang w:val="de-CH"/>
               </w:rPr>
-              <w:t xml:space="preserve">Azure OpenAI (GPT-4 Fokus), </w:t>
-            </w:r>
-            <w:proofErr w:type="spellStart"/>
-            <w:r>
-              <w:rPr>
-                <w:lang w:val="de-CH"/>
-              </w:rPr>
-              <w:t>Cognitive</w:t>
-            </w:r>
-            <w:proofErr w:type="spellEnd"/>
-            <w:r>
-              <w:rPr>
-                <w:lang w:val="de-CH"/>
-              </w:rPr>
-              <w:t xml:space="preserve"> Services.</w:t>
+              <w:t>Azure OpenAI (GPT-4 Fokus), Cognitive Services.</w:t>
             </w:r>
           </w:p>
         </w:tc>
@@ -3445,21 +3318,7 @@
               <w:rPr>
                 <w:lang w:val="de-CH"/>
               </w:rPr>
-              <w:t>Einfacheres Modell, automatische Rabatte (</w:t>
-            </w:r>
-            <w:proofErr w:type="spellStart"/>
-            <w:r>
-              <w:rPr>
-                <w:lang w:val="de-CH"/>
-              </w:rPr>
-              <w:t>Sustained</w:t>
-            </w:r>
-            <w:proofErr w:type="spellEnd"/>
-            <w:r>
-              <w:rPr>
-                <w:lang w:val="de-CH"/>
-              </w:rPr>
-              <w:t xml:space="preserve"> Use).</w:t>
+              <w:t>Einfacheres Modell, automatische Rabatte (Sustained Use).</w:t>
             </w:r>
           </w:p>
         </w:tc>
@@ -3647,21 +3506,7 @@
               <w:rPr>
                 <w:lang w:val="en-US"/>
               </w:rPr>
-              <w:t xml:space="preserve">Stark </w:t>
-            </w:r>
-            <w:proofErr w:type="spellStart"/>
-            <w:r>
-              <w:rPr>
-                <w:lang w:val="en-US"/>
-              </w:rPr>
-              <w:t>durch</w:t>
-            </w:r>
-            <w:proofErr w:type="spellEnd"/>
-            <w:r>
-              <w:rPr>
-                <w:lang w:val="en-US"/>
-              </w:rPr>
-              <w:t xml:space="preserve"> Entra ID (Active Directory) Integration.</w:t>
+              <w:t>Stark durch Entra ID (Active Directory) Integration.</w:t>
             </w:r>
           </w:p>
         </w:tc>
@@ -3681,21 +3526,7 @@
               <w:rPr>
                 <w:lang w:val="de-CH"/>
               </w:rPr>
-              <w:t xml:space="preserve">Vorreiter bei Zero-Trust &amp; </w:t>
-            </w:r>
-            <w:proofErr w:type="spellStart"/>
-            <w:r>
-              <w:rPr>
-                <w:lang w:val="de-CH"/>
-              </w:rPr>
-              <w:t>Shielded</w:t>
-            </w:r>
-            <w:proofErr w:type="spellEnd"/>
-            <w:r>
-              <w:rPr>
-                <w:lang w:val="de-CH"/>
-              </w:rPr>
-              <w:t xml:space="preserve"> VMs.</w:t>
+              <w:t>Vorreiter bei Zero-Trust &amp; Shielded VMs.</w:t>
             </w:r>
           </w:p>
         </w:tc>
@@ -3911,28 +3742,14 @@
         <w:rPr>
           <w:lang w:val="de-CH"/>
         </w:rPr>
-        <w:t>1. Rechenleistung &amp; Container (</w:t>
-      </w:r>
-      <w:proofErr w:type="spellStart"/>
-      <w:r>
-        <w:rPr>
-          <w:lang w:val="de-CH"/>
-        </w:rPr>
-        <w:t>Compute</w:t>
-      </w:r>
-      <w:proofErr w:type="spellEnd"/>
-      <w:r>
-        <w:rPr>
-          <w:lang w:val="de-CH"/>
-        </w:rPr>
-        <w:t>)</w:t>
+        <w:t>1. Rechenleistung &amp; Container (Compute)</w:t>
       </w:r>
     </w:p>
     <w:p>
       <w:pPr>
         <w:numPr>
           <w:ilvl w:val="0"/>
-          <w:numId w:val="39"/>
+          <w:numId w:val="17"/>
         </w:numPr>
         <w:rPr>
           <w:lang w:val="de-CH"/>
@@ -3944,70 +3761,123 @@
           <w:bCs/>
           <w:lang w:val="de-CH"/>
         </w:rPr>
-        <w:t>EC2 (</w:t>
-      </w:r>
-      <w:proofErr w:type="spellStart"/>
+        <w:t>EC2 (Elastic Compute Cloud):</w:t>
+      </w:r>
+      <w:r>
+        <w:rPr>
+          <w:lang w:val="de-CH"/>
+        </w:rPr>
+        <w:t xml:space="preserve"> Der Klassiker von AWS. Du mietest quasi einen virtuellen Computer im Rechenzentrum und entscheidest selbst über Betriebssystem und Leistung.</w:t>
+      </w:r>
+    </w:p>
+    <w:p>
+      <w:pPr>
+        <w:numPr>
+          <w:ilvl w:val="0"/>
+          <w:numId w:val="17"/>
+        </w:numPr>
+        <w:rPr>
+          <w:lang w:val="de-CH"/>
+        </w:rPr>
+      </w:pPr>
       <w:r>
         <w:rPr>
           <w:b/>
           <w:bCs/>
           <w:lang w:val="de-CH"/>
         </w:rPr>
-        <w:t>Elastic</w:t>
-      </w:r>
-      <w:proofErr w:type="spellEnd"/>
+        <w:t>Lambda (Serverless):</w:t>
+      </w:r>
+      <w:r>
+        <w:rPr>
+          <w:lang w:val="de-CH"/>
+        </w:rPr>
+        <w:t xml:space="preserve"> Hier mietest du keinen Server, sondern lädst nur Code hoch. AWS führt ihn aus, wenn er gebraucht wird, und du zahlst nur für die Millisekunden der Ausführung.</w:t>
+      </w:r>
+    </w:p>
+    <w:p>
+      <w:pPr>
+        <w:numPr>
+          <w:ilvl w:val="0"/>
+          <w:numId w:val="17"/>
+        </w:numPr>
+        <w:rPr>
+          <w:lang w:val="de-CH"/>
+        </w:rPr>
+      </w:pPr>
       <w:r>
         <w:rPr>
           <w:b/>
           <w:bCs/>
           <w:lang w:val="de-CH"/>
         </w:rPr>
-        <w:t xml:space="preserve"> </w:t>
-      </w:r>
-      <w:proofErr w:type="spellStart"/>
+        <w:t>Kubernetes (K8s) / GKE:</w:t>
+      </w:r>
+      <w:r>
+        <w:rPr>
+          <w:lang w:val="de-CH"/>
+        </w:rPr>
+        <w:t xml:space="preserve"> Kubernetes ist ein System zur automatischen Verwaltung von „Containern“ (Softwarepaketen). Google hat es erfunden, daher gilt ihr Dienst </w:t>
+      </w:r>
       <w:r>
         <w:rPr>
           <w:b/>
           <w:bCs/>
           <w:lang w:val="de-CH"/>
         </w:rPr>
-        <w:t>Compute</w:t>
-      </w:r>
-      <w:proofErr w:type="spellEnd"/>
+        <w:t>GKE (Google Kubernetes Engine)</w:t>
+      </w:r>
+      <w:r>
+        <w:rPr>
+          <w:lang w:val="de-CH"/>
+        </w:rPr>
+        <w:t xml:space="preserve"> als der technisch ausgereifteste.</w:t>
+      </w:r>
+    </w:p>
+    <w:p>
+      <w:pPr>
+        <w:numPr>
+          <w:ilvl w:val="0"/>
+          <w:numId w:val="17"/>
+        </w:numPr>
+        <w:rPr>
+          <w:lang w:val="de-CH"/>
+        </w:rPr>
+      </w:pPr>
       <w:r>
         <w:rPr>
           <w:b/>
           <w:bCs/>
           <w:lang w:val="de-CH"/>
         </w:rPr>
-        <w:t xml:space="preserve"> Cloud):</w:t>
-      </w:r>
-      <w:r>
-        <w:rPr>
-          <w:lang w:val="de-CH"/>
-        </w:rPr>
-        <w:t xml:space="preserve"> Der Klassiker von AWS. Du </w:t>
-      </w:r>
-      <w:proofErr w:type="gramStart"/>
-      <w:r>
-        <w:rPr>
-          <w:lang w:val="de-CH"/>
-        </w:rPr>
-        <w:t>mietest quasi</w:t>
-      </w:r>
-      <w:proofErr w:type="gramEnd"/>
-      <w:r>
-        <w:rPr>
-          <w:lang w:val="de-CH"/>
-        </w:rPr>
-        <w:t xml:space="preserve"> einen virtuellen Computer im Rechenzentrum und entscheidest selbst über Betriebssystem und Leistung.</w:t>
+        <w:t>App Service (Azure):</w:t>
+      </w:r>
+      <w:r>
+        <w:rPr>
+          <w:lang w:val="de-CH"/>
+        </w:rPr>
+        <w:t xml:space="preserve"> Ein Dienst, bei dem du dich nicht um die Server-Infrastruktur kümmerst, sondern direkt deine Web-App hochlädst – Azure erledigt den Rest.</w:t>
+      </w:r>
+    </w:p>
+    <w:p>
+      <w:pPr>
+        <w:rPr>
+          <w:lang w:val="de-CH"/>
+        </w:rPr>
+      </w:pPr>
+      <w:r>
+        <w:rPr>
+          <w:lang w:val="de-CH"/>
+        </w:rPr>
+        <w:lastRenderedPageBreak/>
+        <w:t>2. Speicher (Storage)</w:t>
       </w:r>
     </w:p>
     <w:p>
       <w:pPr>
         <w:numPr>
           <w:ilvl w:val="0"/>
-          <w:numId w:val="39"/>
+          <w:numId w:val="18"/>
         </w:numPr>
         <w:rPr>
           <w:lang w:val="de-CH"/>
@@ -4019,38 +3889,70 @@
           <w:bCs/>
           <w:lang w:val="de-CH"/>
         </w:rPr>
-        <w:t>Lambda (</w:t>
-      </w:r>
-      <w:proofErr w:type="spellStart"/>
+        <w:t>S3 (Simple Storage Service):</w:t>
+      </w:r>
+      <w:r>
+        <w:rPr>
+          <w:lang w:val="de-CH"/>
+        </w:rPr>
+        <w:t xml:space="preserve"> Der „Amazon-Speicherkeller“. Hier liegen Daten als „Objekte“ (Bilder, Backups, Videos). Fast jede App im Internet nutzt heute S3 oder einen Nachbau.</w:t>
+      </w:r>
+    </w:p>
+    <w:p>
+      <w:pPr>
+        <w:numPr>
+          <w:ilvl w:val="0"/>
+          <w:numId w:val="18"/>
+        </w:numPr>
+        <w:rPr>
+          <w:lang w:val="de-CH"/>
+        </w:rPr>
+      </w:pPr>
       <w:r>
         <w:rPr>
           <w:b/>
           <w:bCs/>
           <w:lang w:val="de-CH"/>
         </w:rPr>
-        <w:t>Serverless</w:t>
-      </w:r>
-      <w:proofErr w:type="spellEnd"/>
+        <w:t>Glacier:</w:t>
+      </w:r>
+      <w:r>
+        <w:rPr>
+          <w:lang w:val="de-CH"/>
+        </w:rPr>
+        <w:t xml:space="preserve"> Ein Archiv-Speicher. Extrem günstig, aber es dauert Minuten bis Stunden, um die Daten wieder „aufzutauen“. Ideal für Backups, die man hoffentlich nie braucht.</w:t>
+      </w:r>
+    </w:p>
+    <w:p>
+      <w:pPr>
+        <w:numPr>
+          <w:ilvl w:val="0"/>
+          <w:numId w:val="18"/>
+        </w:numPr>
+        <w:rPr>
+          <w:lang w:val="de-CH"/>
+        </w:rPr>
+      </w:pPr>
       <w:r>
         <w:rPr>
           <w:b/>
           <w:bCs/>
           <w:lang w:val="de-CH"/>
         </w:rPr>
-        <w:t>):</w:t>
-      </w:r>
-      <w:r>
-        <w:rPr>
-          <w:lang w:val="de-CH"/>
-        </w:rPr>
-        <w:t xml:space="preserve"> Hier mietest du keinen Server, sondern lädst nur Code hoch. AWS führt ihn aus, wenn er gebraucht wird, und du zahlst nur für die Millisekunden der Ausführung.</w:t>
+        <w:t>EBS (Elastic Block Store):</w:t>
+      </w:r>
+      <w:r>
+        <w:rPr>
+          <w:lang w:val="de-CH"/>
+        </w:rPr>
+        <w:t xml:space="preserve"> Das ist die „Festplatte“ für deine EC2-Instanzen.</w:t>
       </w:r>
     </w:p>
     <w:p>
       <w:pPr>
         <w:numPr>
           <w:ilvl w:val="0"/>
-          <w:numId w:val="39"/>
+          <w:numId w:val="18"/>
         </w:numPr>
         <w:rPr>
           <w:lang w:val="de-CH"/>
@@ -4062,34 +3964,72 @@
           <w:bCs/>
           <w:lang w:val="de-CH"/>
         </w:rPr>
-        <w:t>Kubernetes (K8s) / GKE:</w:t>
-      </w:r>
-      <w:r>
-        <w:rPr>
-          <w:lang w:val="de-CH"/>
-        </w:rPr>
-        <w:t xml:space="preserve"> Kubernetes ist ein System zur automatischen Verwaltung von „Containern“ (Softwarepaketen). Google hat es erfunden, daher gilt ihr Dienst </w:t>
-      </w:r>
+        <w:t>Blob Storage:</w:t>
+      </w:r>
+      <w:r>
+        <w:rPr>
+          <w:lang w:val="de-CH"/>
+        </w:rPr>
+        <w:t xml:space="preserve"> Azures Antwort auf S3. „Blob“ steht für </w:t>
+      </w:r>
+      <w:r>
+        <w:rPr>
+          <w:i/>
+          <w:iCs/>
+          <w:lang w:val="de-CH"/>
+        </w:rPr>
+        <w:t>Binary Large Object</w:t>
+      </w:r>
+      <w:r>
+        <w:rPr>
+          <w:lang w:val="de-CH"/>
+        </w:rPr>
+        <w:t>.</w:t>
+      </w:r>
+    </w:p>
+    <w:p>
+      <w:pPr>
+        <w:rPr>
+          <w:lang w:val="de-CH"/>
+        </w:rPr>
+      </w:pPr>
+      <w:r>
+        <w:rPr>
+          <w:lang w:val="de-CH"/>
+        </w:rPr>
+        <w:t>3. KI &amp; Analytics</w:t>
+      </w:r>
+    </w:p>
+    <w:p>
+      <w:pPr>
+        <w:numPr>
+          <w:ilvl w:val="0"/>
+          <w:numId w:val="19"/>
+        </w:numPr>
+        <w:rPr>
+          <w:lang w:val="de-CH"/>
+        </w:rPr>
+      </w:pPr>
       <w:r>
         <w:rPr>
           <w:b/>
           <w:bCs/>
           <w:lang w:val="de-CH"/>
         </w:rPr>
-        <w:t>GKE (Google Kubernetes Engine)</w:t>
-      </w:r>
-      <w:r>
-        <w:rPr>
-          <w:lang w:val="de-CH"/>
-        </w:rPr>
-        <w:t xml:space="preserve"> als der technisch ausgereifteste.</w:t>
+        <w:t>SageMaker (AWS):</w:t>
+      </w:r>
+      <w:r>
+        <w:rPr>
+          <w:lang w:val="de-CH"/>
+        </w:rPr>
+        <w:t xml:space="preserve"> Eine komplette Werkstatt für Datenwissenschaftler, um eigene KI-Modelle zu bauen, zu trainieren und zu starten.</w:t>
       </w:r>
     </w:p>
     <w:p>
       <w:pPr>
         <w:numPr>
           <w:ilvl w:val="0"/>
-          <w:numId w:val="39"/>
+          <w:numId w:val="19"/>
         </w:numPr>
         <w:rPr>
           <w:lang w:val="de-CH"/>
@@ -4101,34 +4041,20 @@
           <w:bCs/>
           <w:lang w:val="de-CH"/>
         </w:rPr>
-        <w:t>App Service (Azure):</w:t>
-      </w:r>
-      <w:r>
-        <w:rPr>
-          <w:lang w:val="de-CH"/>
-        </w:rPr>
-        <w:t xml:space="preserve"> Ein Dienst, bei dem du dich nicht um die Server-Infrastruktur kümmerst, sondern direkt deine Web-App hochlädst – Azure erledigt den Rest.</w:t>
-      </w:r>
-    </w:p>
-    <w:p>
-      <w:pPr>
-        <w:rPr>
-          <w:lang w:val="de-CH"/>
-        </w:rPr>
-      </w:pPr>
-      <w:r>
-        <w:rPr>
-          <w:lang w:val="de-CH"/>
-        </w:rPr>
-        <w:lastRenderedPageBreak/>
-        <w:t>2. Speicher (Storage)</w:t>
+        <w:t>Bedrock (AWS):</w:t>
+      </w:r>
+      <w:r>
+        <w:rPr>
+          <w:lang w:val="de-CH"/>
+        </w:rPr>
+        <w:t xml:space="preserve"> Eine Plattform, über die man Zugriff auf verschiedene fertige KI-Modelle (wie Claude oder Llama) hat, ohne sie selbst programmieren zu müssen.</w:t>
       </w:r>
     </w:p>
     <w:p>
       <w:pPr>
         <w:numPr>
           <w:ilvl w:val="0"/>
-          <w:numId w:val="40"/>
+          <w:numId w:val="19"/>
         </w:numPr>
         <w:rPr>
           <w:lang w:val="de-CH"/>
@@ -4140,20 +4066,20 @@
           <w:bCs/>
           <w:lang w:val="de-CH"/>
         </w:rPr>
-        <w:t>S3 (Simple Storage Service):</w:t>
-      </w:r>
-      <w:r>
-        <w:rPr>
-          <w:lang w:val="de-CH"/>
-        </w:rPr>
-        <w:t xml:space="preserve"> Der „Amazon-Speicherkeller“. Hier liegen Daten als „Objekte“ (Bilder, Backups, Videos). Fast jede App im Internet nutzt heute S3 oder einen Nachbau.</w:t>
+        <w:t>Vertex AI (Google):</w:t>
+      </w:r>
+      <w:r>
+        <w:rPr>
+          <w:lang w:val="de-CH"/>
+        </w:rPr>
+        <w:t xml:space="preserve"> Googles Gegenstück zu SageMaker – kombiniert Datenanalyse und KI in einem Tool.</w:t>
       </w:r>
     </w:p>
     <w:p>
       <w:pPr>
         <w:numPr>
           <w:ilvl w:val="0"/>
-          <w:numId w:val="40"/>
+          <w:numId w:val="19"/>
         </w:numPr>
         <w:rPr>
           <w:lang w:val="de-CH"/>
@@ -4165,20 +4091,33 @@
           <w:bCs/>
           <w:lang w:val="de-CH"/>
         </w:rPr>
-        <w:t>Glacier:</w:t>
-      </w:r>
-      <w:r>
-        <w:rPr>
-          <w:lang w:val="de-CH"/>
-        </w:rPr>
-        <w:t xml:space="preserve"> Ein Archiv-Speicher. Extrem günstig, aber es dauert Minuten bis Stunden, um die Daten wieder „aufzutauen“. Ideal für Backups, die man hoffentlich nie braucht.</w:t>
+        <w:t>Cognitive Services:</w:t>
+      </w:r>
+      <w:r>
+        <w:rPr>
+          <w:lang w:val="de-CH"/>
+        </w:rPr>
+        <w:t xml:space="preserve"> Fertige „Sinne“ zum Mieten (z. B. Gesichtserkennung, Spracherkennung), die man per Klick in Apps einbaut.</w:t>
+      </w:r>
+    </w:p>
+    <w:p>
+      <w:pPr>
+        <w:rPr>
+          <w:lang w:val="de-CH"/>
+        </w:rPr>
+      </w:pPr>
+      <w:r>
+        <w:rPr>
+          <w:lang w:val="de-CH"/>
+        </w:rPr>
+        <w:t>4. Sicherheit &amp; Identität</w:t>
       </w:r>
     </w:p>
     <w:p>
       <w:pPr>
         <w:numPr>
           <w:ilvl w:val="0"/>
-          <w:numId w:val="40"/>
+          <w:numId w:val="20"/>
         </w:numPr>
         <w:rPr>
           <w:lang w:val="de-CH"/>
@@ -4190,38 +4129,95 @@
           <w:bCs/>
           <w:lang w:val="de-CH"/>
         </w:rPr>
-        <w:t>EBS (</w:t>
-      </w:r>
-      <w:proofErr w:type="spellStart"/>
+        <w:t>IAM (Identity and Access Management):</w:t>
+      </w:r>
+      <w:r>
+        <w:rPr>
+          <w:lang w:val="de-CH"/>
+        </w:rPr>
+        <w:t xml:space="preserve"> Das Türsteher-System. Hier legst du fest: „User X darf nur in Ordner Y lesen, aber nichts löschen.“</w:t>
+      </w:r>
+    </w:p>
+    <w:p>
+      <w:pPr>
+        <w:numPr>
+          <w:ilvl w:val="0"/>
+          <w:numId w:val="20"/>
+        </w:numPr>
+        <w:rPr>
+          <w:lang w:val="de-CH"/>
+        </w:rPr>
+      </w:pPr>
       <w:r>
         <w:rPr>
           <w:b/>
           <w:bCs/>
           <w:lang w:val="de-CH"/>
         </w:rPr>
-        <w:t>Elastic</w:t>
-      </w:r>
-      <w:proofErr w:type="spellEnd"/>
+        <w:t>Entra ID (ehemals Azure AD):</w:t>
+      </w:r>
+      <w:r>
+        <w:rPr>
+          <w:lang w:val="de-CH"/>
+        </w:rPr>
+        <w:t xml:space="preserve"> Wenn du dich im Büro morgens an deinem Windows-PC anmeldest, nutzt du meist Active Directory. Entra ID ist die Cloud-Version davon – extrem praktisch für Firmen, weil die Mitarbeiter dieselben Logins nutzen können.</w:t>
+      </w:r>
+    </w:p>
+    <w:p>
+      <w:pPr>
+        <w:numPr>
+          <w:ilvl w:val="0"/>
+          <w:numId w:val="20"/>
+        </w:numPr>
+        <w:rPr>
+          <w:lang w:val="de-CH"/>
+        </w:rPr>
+      </w:pPr>
       <w:r>
         <w:rPr>
           <w:b/>
           <w:bCs/>
           <w:lang w:val="de-CH"/>
         </w:rPr>
-        <w:t xml:space="preserve"> Block Store):</w:t>
-      </w:r>
-      <w:r>
-        <w:rPr>
-          <w:lang w:val="de-CH"/>
-        </w:rPr>
-        <w:t xml:space="preserve"> Das ist die „Festplatte“ für deine EC2-Instanzen.</w:t>
+        <w:t>Zero-Trust:</w:t>
+      </w:r>
+      <w:r>
+        <w:rPr>
+          <w:lang w:val="de-CH"/>
+        </w:rPr>
+        <w:t xml:space="preserve"> Ein Sicherheitskonzept nach dem Motto: „Vertraue niemandem, prüfe alles.“ Jede Anfrage wird immer wieder verifiziert, egal ob sie von drinnen oder drau</w:t>
+      </w:r>
+      <w:r>
+        <w:rPr>
+          <w:lang w:val="de-CH"/>
+        </w:rPr>
+        <w:t>ss</w:t>
+      </w:r>
+      <w:r>
+        <w:rPr>
+          <w:lang w:val="de-CH"/>
+        </w:rPr>
+        <w:t>en kommt.</w:t>
+      </w:r>
+    </w:p>
+    <w:p>
+      <w:pPr>
+        <w:rPr>
+          <w:lang w:val="de-CH"/>
+        </w:rPr>
+      </w:pPr>
+      <w:r>
+        <w:rPr>
+          <w:lang w:val="de-CH"/>
+        </w:rPr>
+        <w:t>5. Kostenmodelle</w:t>
       </w:r>
     </w:p>
     <w:p>
       <w:pPr>
         <w:numPr>
           <w:ilvl w:val="0"/>
-          <w:numId w:val="40"/>
+          <w:numId w:val="21"/>
         </w:numPr>
         <w:rPr>
           <w:lang w:val="de-CH"/>
@@ -4233,481 +4229,70 @@
           <w:bCs/>
           <w:lang w:val="de-CH"/>
         </w:rPr>
-        <w:t>Blob Storage:</w:t>
-      </w:r>
-      <w:r>
-        <w:rPr>
-          <w:lang w:val="de-CH"/>
-        </w:rPr>
-        <w:t xml:space="preserve"> </w:t>
-      </w:r>
-      <w:proofErr w:type="spellStart"/>
-      <w:r>
-        <w:rPr>
-          <w:lang w:val="de-CH"/>
-        </w:rPr>
-        <w:t>Azures</w:t>
-      </w:r>
-      <w:proofErr w:type="spellEnd"/>
-      <w:r>
-        <w:rPr>
-          <w:lang w:val="de-CH"/>
-        </w:rPr>
-        <w:t xml:space="preserve"> Antwort auf S3. „Blob“ steht für </w:t>
-      </w:r>
-      <w:r>
-        <w:rPr>
-          <w:i/>
-          <w:iCs/>
-          <w:lang w:val="de-CH"/>
-        </w:rPr>
-        <w:t xml:space="preserve">Binary Large </w:t>
-      </w:r>
-      <w:proofErr w:type="spellStart"/>
-      <w:r>
-        <w:rPr>
-          <w:i/>
-          <w:iCs/>
-          <w:lang w:val="de-CH"/>
-        </w:rPr>
-        <w:t>Object</w:t>
-      </w:r>
-      <w:proofErr w:type="spellEnd"/>
-      <w:r>
-        <w:rPr>
-          <w:lang w:val="de-CH"/>
-        </w:rPr>
-        <w:t>.</w:t>
-      </w:r>
-    </w:p>
-    <w:p>
-      <w:pPr>
-        <w:rPr>
-          <w:lang w:val="de-CH"/>
-        </w:rPr>
-      </w:pPr>
-      <w:r>
-        <w:rPr>
-          <w:lang w:val="de-CH"/>
-        </w:rPr>
-        <w:t>3. KI &amp; Analytics</w:t>
+        <w:t>Reserved Instances:</w:t>
+      </w:r>
+      <w:r>
+        <w:rPr>
+          <w:lang w:val="de-CH"/>
+        </w:rPr>
+        <w:t xml:space="preserve"> Du versprichst AWS: „Ich miete diesen Server für 1-3 Jahre.“ Dafür kriegst du bis zu 75% Rabatt.</w:t>
       </w:r>
     </w:p>
     <w:p>
       <w:pPr>
         <w:numPr>
           <w:ilvl w:val="0"/>
-          <w:numId w:val="41"/>
+          <w:numId w:val="21"/>
         </w:numPr>
         <w:rPr>
           <w:lang w:val="de-CH"/>
         </w:rPr>
       </w:pPr>
-      <w:proofErr w:type="spellStart"/>
       <w:r>
         <w:rPr>
           <w:b/>
           <w:bCs/>
           <w:lang w:val="de-CH"/>
         </w:rPr>
-        <w:t>SageMaker</w:t>
-      </w:r>
-      <w:proofErr w:type="spellEnd"/>
+        <w:t>Spot Instances:</w:t>
+      </w:r>
+      <w:r>
+        <w:rPr>
+          <w:lang w:val="de-CH"/>
+        </w:rPr>
+        <w:t xml:space="preserve"> Du bietest auf ungenutzte Serverkapazitäten von AWS. Wenn Amazon sie selbst braucht, wird dein Server mit 2 Minuten Vorwarnung abgeschaltet – dafür ist es spottbillig.</w:t>
+      </w:r>
+    </w:p>
+    <w:p>
+      <w:pPr>
+        <w:numPr>
+          <w:ilvl w:val="0"/>
+          <w:numId w:val="21"/>
+        </w:numPr>
+        <w:rPr>
+          <w:lang w:val="de-CH"/>
+        </w:rPr>
+      </w:pPr>
       <w:r>
         <w:rPr>
           <w:b/>
           <w:bCs/>
           <w:lang w:val="de-CH"/>
         </w:rPr>
-        <w:t xml:space="preserve"> (AWS):</w:t>
-      </w:r>
-      <w:r>
-        <w:rPr>
-          <w:lang w:val="de-CH"/>
-        </w:rPr>
-        <w:t xml:space="preserve"> Eine komplette Werkstatt für Datenwissenschaftler, um eigene KI-Modelle zu bauen, zu trainieren und zu starten.</w:t>
+        <w:t>Hybrid Benefit:</w:t>
+      </w:r>
+      <w:r>
+        <w:rPr>
+          <w:lang w:val="de-CH"/>
+        </w:rPr>
+        <w:t xml:space="preserve"> Ein spezieller Azure-Rabatt. Wenn du schon Lizenzen für Windows Server im eigenen Keller hast, darfst du diese in der Cloud „recyceln“ und zahlst weniger.</w:t>
       </w:r>
     </w:p>
     <w:p>
       <w:pPr>
         <w:numPr>
           <w:ilvl w:val="0"/>
-          <w:numId w:val="41"/>
-        </w:numPr>
-        <w:rPr>
-          <w:lang w:val="de-CH"/>
-        </w:rPr>
-      </w:pPr>
-      <w:proofErr w:type="spellStart"/>
-      <w:r>
-        <w:rPr>
-          <w:b/>
-          <w:bCs/>
-          <w:lang w:val="de-CH"/>
-        </w:rPr>
-        <w:t>Bedrock</w:t>
-      </w:r>
-      <w:proofErr w:type="spellEnd"/>
-      <w:r>
-        <w:rPr>
-          <w:b/>
-          <w:bCs/>
-          <w:lang w:val="de-CH"/>
-        </w:rPr>
-        <w:t xml:space="preserve"> (AWS):</w:t>
-      </w:r>
-      <w:r>
-        <w:rPr>
-          <w:lang w:val="de-CH"/>
-        </w:rPr>
-        <w:t xml:space="preserve"> Eine Plattform, über die man Zugriff auf verschiedene fertige KI-Modelle (wie Claude oder </w:t>
-      </w:r>
-      <w:proofErr w:type="spellStart"/>
-      <w:r>
-        <w:rPr>
-          <w:lang w:val="de-CH"/>
-        </w:rPr>
-        <w:t>Llama</w:t>
-      </w:r>
-      <w:proofErr w:type="spellEnd"/>
-      <w:r>
-        <w:rPr>
-          <w:lang w:val="de-CH"/>
-        </w:rPr>
-        <w:t>) hat, ohne sie selbst programmieren zu müssen.</w:t>
-      </w:r>
-    </w:p>
-    <w:p>
-      <w:pPr>
-        <w:numPr>
-          <w:ilvl w:val="0"/>
-          <w:numId w:val="41"/>
-        </w:numPr>
-        <w:rPr>
-          <w:lang w:val="de-CH"/>
-        </w:rPr>
-      </w:pPr>
-      <w:r>
-        <w:rPr>
-          <w:b/>
-          <w:bCs/>
-          <w:lang w:val="de-CH"/>
-        </w:rPr>
-        <w:t>Vertex AI (Google):</w:t>
-      </w:r>
-      <w:r>
-        <w:rPr>
-          <w:lang w:val="de-CH"/>
-        </w:rPr>
-        <w:t xml:space="preserve"> Googles Gegenstück zu </w:t>
-      </w:r>
-      <w:proofErr w:type="spellStart"/>
-      <w:r>
-        <w:rPr>
-          <w:lang w:val="de-CH"/>
-        </w:rPr>
-        <w:t>SageMaker</w:t>
-      </w:r>
-      <w:proofErr w:type="spellEnd"/>
-      <w:r>
-        <w:rPr>
-          <w:lang w:val="de-CH"/>
-        </w:rPr>
-        <w:t xml:space="preserve"> – kombiniert Datenanalyse und KI in einem Tool.</w:t>
-      </w:r>
-    </w:p>
-    <w:p>
-      <w:pPr>
-        <w:numPr>
-          <w:ilvl w:val="0"/>
-          <w:numId w:val="41"/>
-        </w:numPr>
-        <w:rPr>
-          <w:lang w:val="de-CH"/>
-        </w:rPr>
-      </w:pPr>
-      <w:proofErr w:type="spellStart"/>
-      <w:r>
-        <w:rPr>
-          <w:b/>
-          <w:bCs/>
-          <w:lang w:val="de-CH"/>
-        </w:rPr>
-        <w:t>Cognitive</w:t>
-      </w:r>
-      <w:proofErr w:type="spellEnd"/>
-      <w:r>
-        <w:rPr>
-          <w:b/>
-          <w:bCs/>
-          <w:lang w:val="de-CH"/>
-        </w:rPr>
-        <w:t xml:space="preserve"> Services:</w:t>
-      </w:r>
-      <w:r>
-        <w:rPr>
-          <w:lang w:val="de-CH"/>
-        </w:rPr>
-        <w:t xml:space="preserve"> Fertige „Sinne“ zum Mieten (z. B. Gesichtserkennung, Spracherkennung), die man per Klick in Apps einbaut.</w:t>
-      </w:r>
-    </w:p>
-    <w:p>
-      <w:pPr>
-        <w:rPr>
-          <w:lang w:val="de-CH"/>
-        </w:rPr>
-      </w:pPr>
-      <w:r>
-        <w:rPr>
-          <w:lang w:val="de-CH"/>
-        </w:rPr>
-        <w:t>4. Sicherheit &amp; Identität</w:t>
-      </w:r>
-    </w:p>
-    <w:p>
-      <w:pPr>
-        <w:numPr>
-          <w:ilvl w:val="0"/>
-          <w:numId w:val="42"/>
-        </w:numPr>
-        <w:rPr>
-          <w:lang w:val="de-CH"/>
-        </w:rPr>
-      </w:pPr>
-      <w:r>
-        <w:rPr>
-          <w:b/>
-          <w:bCs/>
-          <w:lang w:val="de-CH"/>
-        </w:rPr>
-        <w:t>IAM (Identity and Access Management):</w:t>
-      </w:r>
-      <w:r>
-        <w:rPr>
-          <w:lang w:val="de-CH"/>
-        </w:rPr>
-        <w:t xml:space="preserve"> Das Türsteher-System. Hier legst du fest: „User X darf nur in Ordner Y lesen, aber nichts löschen.“</w:t>
-      </w:r>
-    </w:p>
-    <w:p>
-      <w:pPr>
-        <w:numPr>
-          <w:ilvl w:val="0"/>
-          <w:numId w:val="42"/>
-        </w:numPr>
-        <w:rPr>
-          <w:lang w:val="de-CH"/>
-        </w:rPr>
-      </w:pPr>
-      <w:r>
-        <w:rPr>
-          <w:b/>
-          <w:bCs/>
-          <w:lang w:val="de-CH"/>
-        </w:rPr>
-        <w:t>Entra ID (ehemals Azure AD):</w:t>
-      </w:r>
-      <w:r>
-        <w:rPr>
-          <w:lang w:val="de-CH"/>
-        </w:rPr>
-        <w:t xml:space="preserve"> Wenn du dich im Büro morgens an deinem Windows-PC anmeldest, nutzt du meist </w:t>
-      </w:r>
-      <w:proofErr w:type="spellStart"/>
-      <w:r>
-        <w:rPr>
-          <w:lang w:val="de-CH"/>
-        </w:rPr>
-        <w:t>Active</w:t>
-      </w:r>
-      <w:proofErr w:type="spellEnd"/>
-      <w:r>
-        <w:rPr>
-          <w:lang w:val="de-CH"/>
-        </w:rPr>
-        <w:t xml:space="preserve"> Directory. Entra ID ist die Cloud-Version davon – </w:t>
-      </w:r>
-      <w:proofErr w:type="gramStart"/>
-      <w:r>
-        <w:rPr>
-          <w:lang w:val="de-CH"/>
-        </w:rPr>
-        <w:t>extrem praktisch</w:t>
-      </w:r>
-      <w:proofErr w:type="gramEnd"/>
-      <w:r>
-        <w:rPr>
-          <w:lang w:val="de-CH"/>
-        </w:rPr>
-        <w:t xml:space="preserve"> für Firmen, weil die Mitarbeiter dieselben Logins nutzen können.</w:t>
-      </w:r>
-    </w:p>
-    <w:p>
-      <w:pPr>
-        <w:numPr>
-          <w:ilvl w:val="0"/>
-          <w:numId w:val="42"/>
-        </w:numPr>
-        <w:rPr>
-          <w:lang w:val="de-CH"/>
-        </w:rPr>
-      </w:pPr>
-      <w:r>
-        <w:rPr>
-          <w:b/>
-          <w:bCs/>
-          <w:lang w:val="de-CH"/>
-        </w:rPr>
-        <w:t>Zero-Trust:</w:t>
-      </w:r>
-      <w:r>
-        <w:rPr>
-          <w:lang w:val="de-CH"/>
-        </w:rPr>
-        <w:t xml:space="preserve"> Ein Sicherheitskonzept nach dem Motto: „Vertraue niemandem, prüfe alles.“ Jede Anfrage wird immer wieder verifiziert, egal ob sie von drinnen oder drau</w:t>
-      </w:r>
-      <w:r>
-        <w:rPr>
-          <w:lang w:val="de-CH"/>
-        </w:rPr>
-        <w:t>ss</w:t>
-      </w:r>
-      <w:r>
-        <w:rPr>
-          <w:lang w:val="de-CH"/>
-        </w:rPr>
-        <w:t>en kommt.</w:t>
-      </w:r>
-    </w:p>
-    <w:p>
-      <w:pPr>
-        <w:rPr>
-          <w:lang w:val="de-CH"/>
-        </w:rPr>
-      </w:pPr>
-      <w:r>
-        <w:rPr>
-          <w:lang w:val="de-CH"/>
-        </w:rPr>
-        <w:t>5. Kostenmodelle</w:t>
-      </w:r>
-    </w:p>
-    <w:p>
-      <w:pPr>
-        <w:numPr>
-          <w:ilvl w:val="0"/>
-          <w:numId w:val="43"/>
-        </w:numPr>
-        <w:rPr>
-          <w:lang w:val="de-CH"/>
-        </w:rPr>
-      </w:pPr>
-      <w:r>
-        <w:rPr>
-          <w:b/>
-          <w:bCs/>
-          <w:lang w:val="de-CH"/>
-        </w:rPr>
-        <w:t xml:space="preserve">Reserved </w:t>
-      </w:r>
-      <w:proofErr w:type="spellStart"/>
-      <w:r>
-        <w:rPr>
-          <w:b/>
-          <w:bCs/>
-          <w:lang w:val="de-CH"/>
-        </w:rPr>
-        <w:t>Instances</w:t>
-      </w:r>
-      <w:proofErr w:type="spellEnd"/>
-      <w:r>
-        <w:rPr>
-          <w:b/>
-          <w:bCs/>
-          <w:lang w:val="de-CH"/>
-        </w:rPr>
-        <w:t>:</w:t>
-      </w:r>
-      <w:r>
-        <w:rPr>
-          <w:lang w:val="de-CH"/>
-        </w:rPr>
-        <w:t xml:space="preserve"> Du versprichst AWS: „Ich miete diesen Server für 1-3 Jahre.“ Dafür kriegst du bis zu 75% Rabatt.</w:t>
-      </w:r>
-    </w:p>
-    <w:p>
-      <w:pPr>
-        <w:numPr>
-          <w:ilvl w:val="0"/>
-          <w:numId w:val="43"/>
-        </w:numPr>
-        <w:rPr>
-          <w:lang w:val="de-CH"/>
-        </w:rPr>
-      </w:pPr>
-      <w:r>
-        <w:rPr>
-          <w:b/>
-          <w:bCs/>
-          <w:lang w:val="de-CH"/>
-        </w:rPr>
-        <w:t xml:space="preserve">Spot </w:t>
-      </w:r>
-      <w:proofErr w:type="spellStart"/>
-      <w:r>
-        <w:rPr>
-          <w:b/>
-          <w:bCs/>
-          <w:lang w:val="de-CH"/>
-        </w:rPr>
-        <w:t>Instances</w:t>
-      </w:r>
-      <w:proofErr w:type="spellEnd"/>
-      <w:r>
-        <w:rPr>
-          <w:b/>
-          <w:bCs/>
-          <w:lang w:val="de-CH"/>
-        </w:rPr>
-        <w:t>:</w:t>
-      </w:r>
-      <w:r>
-        <w:rPr>
-          <w:lang w:val="de-CH"/>
-        </w:rPr>
-        <w:t xml:space="preserve"> Du bietest auf ungenutzte Serverkapazitäten von AWS. Wenn Amazon sie selbst braucht, wird dein Server mit 2 Minuten Vorwarnung abgeschaltet – dafür ist es spottbillig.</w:t>
-      </w:r>
-    </w:p>
-    <w:p>
-      <w:pPr>
-        <w:numPr>
-          <w:ilvl w:val="0"/>
-          <w:numId w:val="43"/>
-        </w:numPr>
-        <w:rPr>
-          <w:lang w:val="de-CH"/>
-        </w:rPr>
-      </w:pPr>
-      <w:r>
-        <w:rPr>
-          <w:b/>
-          <w:bCs/>
-          <w:lang w:val="de-CH"/>
-        </w:rPr>
-        <w:t>Hybrid Benefit:</w:t>
-      </w:r>
-      <w:r>
-        <w:rPr>
-          <w:lang w:val="de-CH"/>
-        </w:rPr>
-        <w:t xml:space="preserve"> Ein spezieller Azure-Rabatt. Wenn du schon Lizenzen für Windows Server im eigenen Keller hast, darfst du diese in der Cloud „recyceln“ und zahlst weniger.</w:t>
-      </w:r>
-    </w:p>
-    <w:p>
-      <w:pPr>
-        <w:numPr>
-          <w:ilvl w:val="0"/>
-          <w:numId w:val="43"/>
+          <w:numId w:val="21"/>
         </w:numPr>
         <w:rPr>
           <w:lang w:val="de-CH"/>
@@ -4725,29 +4310,7 @@
         <w:rPr>
           <w:lang w:val="en-US"/>
         </w:rPr>
-        <w:t xml:space="preserve"> Googles „</w:t>
-      </w:r>
-      <w:proofErr w:type="spellStart"/>
-      <w:proofErr w:type="gramStart"/>
-      <w:r>
-        <w:rPr>
-          <w:lang w:val="en-US"/>
-        </w:rPr>
-        <w:t>Treuerabatt</w:t>
-      </w:r>
-      <w:proofErr w:type="spellEnd"/>
-      <w:r>
-        <w:rPr>
-          <w:lang w:val="en-US"/>
-        </w:rPr>
-        <w:t>“</w:t>
-      </w:r>
-      <w:proofErr w:type="gramEnd"/>
-      <w:r>
-        <w:rPr>
-          <w:lang w:val="en-US"/>
-        </w:rPr>
-        <w:t xml:space="preserve">. </w:t>
+        <w:t xml:space="preserve"> Googles „Treuerabatt“. </w:t>
       </w:r>
       <w:r>
         <w:rPr>
@@ -4773,116 +4336,92 @@
       <w:pPr>
         <w:numPr>
           <w:ilvl w:val="0"/>
-          <w:numId w:val="44"/>
+          <w:numId w:val="22"/>
         </w:numPr>
         <w:rPr>
           <w:lang w:val="de-CH"/>
         </w:rPr>
       </w:pPr>
-      <w:proofErr w:type="gramStart"/>
       <w:r>
         <w:rPr>
           <w:b/>
           <w:bCs/>
           <w:lang w:val="de-CH"/>
         </w:rPr>
-        <w:t>Hybrid Cloud</w:t>
-      </w:r>
-      <w:proofErr w:type="gramEnd"/>
+        <w:t>Hybrid Cloud:</w:t>
+      </w:r>
+      <w:r>
+        <w:rPr>
+          <w:lang w:val="de-CH"/>
+        </w:rPr>
+        <w:t xml:space="preserve"> Eine Mischung aus dem eigenen Serverraum in der Firma (On-Premise) und der öffentlichen Cloud.</w:t>
+      </w:r>
+    </w:p>
+    <w:p>
+      <w:pPr>
+        <w:numPr>
+          <w:ilvl w:val="0"/>
+          <w:numId w:val="22"/>
+        </w:numPr>
+        <w:rPr>
+          <w:lang w:val="de-CH"/>
+        </w:rPr>
+      </w:pPr>
       <w:r>
         <w:rPr>
           <w:b/>
           <w:bCs/>
           <w:lang w:val="de-CH"/>
         </w:rPr>
-        <w:t>:</w:t>
-      </w:r>
-      <w:r>
-        <w:rPr>
-          <w:lang w:val="de-CH"/>
-        </w:rPr>
-        <w:t xml:space="preserve"> Eine Mischung aus dem eigenen Serverraum in der Firma (On-</w:t>
-      </w:r>
-      <w:proofErr w:type="spellStart"/>
-      <w:r>
-        <w:rPr>
-          <w:lang w:val="de-CH"/>
-        </w:rPr>
-        <w:t>Premise</w:t>
-      </w:r>
-      <w:proofErr w:type="spellEnd"/>
-      <w:r>
-        <w:rPr>
-          <w:lang w:val="de-CH"/>
-        </w:rPr>
-        <w:t>) und der öffentlichen Cloud.</w:t>
-      </w:r>
+        <w:t>Feature-Tiefe:</w:t>
+      </w:r>
+      <w:r>
+        <w:rPr>
+          <w:lang w:val="de-CH"/>
+        </w:rPr>
+        <w:t xml:space="preserve"> Das bedeutet, wie viele kleinteilige Einstellungen und Spezial-Tools ein Anbieter hat. AWS hat für fast jedes Nischenproblem eine eigene Lösung.</w:t>
+      </w:r>
+    </w:p>
+    <w:p>
+      <w:pPr>
+        <w:spacing w:after="200" w:line="276" w:lineRule="auto"/>
+        <w:rPr>
+          <w:lang w:val="de-CH"/>
+        </w:rPr>
+      </w:pPr>
+      <w:r>
+        <w:rPr>
+          <w:lang w:val="de-CH"/>
+        </w:rPr>
+        <w:br w:type="page"/>
+      </w:r>
+    </w:p>
+    <w:p>
+      <w:pPr>
+        <w:pStyle w:val="berschrift1"/>
+      </w:pPr>
+      <w:bookmarkStart w:id="5" w:name="_Toc230246717"/>
+      <w:r>
+        <w:lastRenderedPageBreak/>
+        <w:t>Block 3</w:t>
+      </w:r>
+      <w:bookmarkEnd w:id="5"/>
+    </w:p>
+    <w:p>
+      <w:pPr>
+        <w:pStyle w:val="berschrift2"/>
+      </w:pPr>
+      <w:bookmarkStart w:id="6" w:name="_Toc230246718"/>
+      <w:r>
+        <w:t>Grundlagen Container-Technologie</w:t>
+      </w:r>
+      <w:bookmarkEnd w:id="6"/>
     </w:p>
     <w:p>
       <w:pPr>
         <w:numPr>
           <w:ilvl w:val="0"/>
-          <w:numId w:val="44"/>
-        </w:numPr>
-        <w:rPr>
-          <w:lang w:val="de-CH"/>
-        </w:rPr>
-      </w:pPr>
-      <w:r>
-        <w:rPr>
-          <w:b/>
-          <w:bCs/>
-          <w:lang w:val="de-CH"/>
-        </w:rPr>
-        <w:t>Feature-Tiefe:</w:t>
-      </w:r>
-      <w:r>
-        <w:rPr>
-          <w:lang w:val="de-CH"/>
-        </w:rPr>
-        <w:t xml:space="preserve"> Das bedeutet, wie viele kleinteilige Einstellungen und Spezial-Tools ein Anbieter hat. AWS hat für fast jedes Nischenproblem eine eigene Lösung.</w:t>
-      </w:r>
-    </w:p>
-    <w:p>
-      <w:pPr>
-        <w:spacing w:after="200" w:line="276" w:lineRule="auto"/>
-        <w:rPr>
-          <w:lang w:val="de-CH"/>
-        </w:rPr>
-      </w:pPr>
-      <w:r>
-        <w:rPr>
-          <w:lang w:val="de-CH"/>
-        </w:rPr>
-        <w:br w:type="page"/>
-      </w:r>
-    </w:p>
-    <w:p>
-      <w:pPr>
-        <w:pStyle w:val="berschrift1"/>
-      </w:pPr>
-      <w:bookmarkStart w:id="5" w:name="_Toc230243408"/>
-      <w:r>
-        <w:lastRenderedPageBreak/>
-        <w:t>Block 3</w:t>
-      </w:r>
-      <w:bookmarkEnd w:id="5"/>
-    </w:p>
-    <w:p>
-      <w:pPr>
-        <w:pStyle w:val="berschrift2"/>
-      </w:pPr>
-      <w:bookmarkStart w:id="6" w:name="_Toc230243409"/>
-      <w:r>
-        <w:t>Grundlagen Container-Technologie</w:t>
-      </w:r>
-      <w:bookmarkEnd w:id="6"/>
-    </w:p>
-    <w:p>
-      <w:pPr>
-        <w:numPr>
-          <w:ilvl w:val="0"/>
-          <w:numId w:val="45"/>
+          <w:numId w:val="23"/>
         </w:numPr>
         <w:shd w:val="clear" w:color="auto" w:fill="FFFFFF"/>
         <w:spacing w:before="100" w:beforeAutospacing="1" w:after="100" w:afterAutospacing="1" w:line="240" w:lineRule="auto"/>
@@ -4943,7 +4482,7 @@
       <w:pPr>
         <w:numPr>
           <w:ilvl w:val="0"/>
-          <w:numId w:val="45"/>
+          <w:numId w:val="23"/>
         </w:numPr>
         <w:shd w:val="clear" w:color="auto" w:fill="FFFFFF"/>
         <w:spacing w:before="100" w:beforeAutospacing="1" w:after="100" w:afterAutospacing="1" w:line="240" w:lineRule="auto"/>
@@ -5289,7 +4828,7 @@
       <w:pPr>
         <w:numPr>
           <w:ilvl w:val="0"/>
-          <w:numId w:val="45"/>
+          <w:numId w:val="23"/>
         </w:numPr>
         <w:shd w:val="clear" w:color="auto" w:fill="FFFFFF"/>
         <w:spacing w:before="100" w:beforeAutospacing="1" w:after="100" w:afterAutospacing="1" w:line="240" w:lineRule="auto"/>
@@ -5339,7 +4878,7 @@
         <w:pStyle w:val="Listenabsatz"/>
         <w:numPr>
           <w:ilvl w:val="1"/>
-          <w:numId w:val="45"/>
+          <w:numId w:val="23"/>
         </w:numPr>
         <w:rPr>
           <w:rFonts w:ascii="Segoe UI" w:eastAsia="Times New Roman" w:hAnsi="Segoe UI" w:cs="Segoe UI"/>
@@ -5365,7 +4904,7 @@
         <w:pStyle w:val="Listenabsatz"/>
         <w:numPr>
           <w:ilvl w:val="1"/>
-          <w:numId w:val="45"/>
+          <w:numId w:val="23"/>
         </w:numPr>
         <w:rPr>
           <w:rFonts w:ascii="Segoe UI" w:eastAsia="Times New Roman" w:hAnsi="Segoe UI" w:cs="Segoe UI"/>
@@ -5413,7 +4952,7 @@
         <w:pStyle w:val="Listenabsatz"/>
         <w:numPr>
           <w:ilvl w:val="1"/>
-          <w:numId w:val="45"/>
+          <w:numId w:val="23"/>
         </w:numPr>
         <w:rPr>
           <w:rFonts w:ascii="Segoe UI" w:eastAsia="Times New Roman" w:hAnsi="Segoe UI" w:cs="Segoe UI"/>
@@ -5461,7 +5000,7 @@
         <w:pStyle w:val="Listenabsatz"/>
         <w:numPr>
           <w:ilvl w:val="1"/>
-          <w:numId w:val="45"/>
+          <w:numId w:val="23"/>
         </w:numPr>
         <w:rPr>
           <w:rFonts w:ascii="Segoe UI" w:eastAsia="Times New Roman" w:hAnsi="Segoe UI" w:cs="Segoe UI"/>
@@ -5487,7 +5026,7 @@
         <w:pStyle w:val="Listenabsatz"/>
         <w:numPr>
           <w:ilvl w:val="1"/>
-          <w:numId w:val="45"/>
+          <w:numId w:val="23"/>
         </w:numPr>
         <w:rPr>
           <w:rFonts w:ascii="Segoe UI" w:eastAsia="Times New Roman" w:hAnsi="Segoe UI" w:cs="Segoe UI"/>
@@ -5497,7 +5036,6 @@
           <w:lang w:val="de-CH"/>
         </w:rPr>
       </w:pPr>
-      <w:proofErr w:type="spellStart"/>
       <w:r>
         <w:rPr>
           <w:rFonts w:ascii="Segoe UI" w:eastAsia="Times New Roman" w:hAnsi="Segoe UI" w:cs="Segoe UI"/>
@@ -5508,14 +5046,13 @@
         </w:rPr>
         <w:t>HyperV</w:t>
       </w:r>
-      <w:proofErr w:type="spellEnd"/>
     </w:p>
     <w:p>
       <w:pPr>
         <w:pStyle w:val="Listenabsatz"/>
         <w:numPr>
           <w:ilvl w:val="1"/>
-          <w:numId w:val="45"/>
+          <w:numId w:val="23"/>
         </w:numPr>
         <w:rPr>
           <w:rFonts w:ascii="Segoe UI" w:eastAsia="Times New Roman" w:hAnsi="Segoe UI" w:cs="Segoe UI"/>
@@ -5541,7 +5078,7 @@
         <w:pStyle w:val="Listenabsatz"/>
         <w:numPr>
           <w:ilvl w:val="1"/>
-          <w:numId w:val="45"/>
+          <w:numId w:val="23"/>
         </w:numPr>
         <w:rPr>
           <w:rFonts w:ascii="Segoe UI" w:eastAsia="Times New Roman" w:hAnsi="Segoe UI" w:cs="Segoe UI"/>
@@ -5566,7 +5103,7 @@
       <w:pPr>
         <w:numPr>
           <w:ilvl w:val="0"/>
-          <w:numId w:val="45"/>
+          <w:numId w:val="23"/>
         </w:numPr>
         <w:shd w:val="clear" w:color="auto" w:fill="FFFFFF"/>
         <w:spacing w:before="100" w:beforeAutospacing="1" w:after="100" w:afterAutospacing="1" w:line="240" w:lineRule="auto"/>
@@ -5594,7 +5131,7 @@
         <w:pStyle w:val="StandardWeb"/>
         <w:numPr>
           <w:ilvl w:val="1"/>
-          <w:numId w:val="45"/>
+          <w:numId w:val="23"/>
         </w:numPr>
       </w:pPr>
       <w:r>
@@ -5643,7 +5180,7 @@
         <w:pStyle w:val="StandardWeb"/>
         <w:numPr>
           <w:ilvl w:val="1"/>
-          <w:numId w:val="45"/>
+          <w:numId w:val="23"/>
         </w:numPr>
       </w:pPr>
       <w:r>
@@ -5668,7 +5205,7 @@
         <w:pStyle w:val="StandardWeb"/>
         <w:numPr>
           <w:ilvl w:val="1"/>
-          <w:numId w:val="45"/>
+          <w:numId w:val="23"/>
         </w:numPr>
       </w:pPr>
       <w:r>
@@ -5687,7 +5224,7 @@
         <w:pStyle w:val="StandardWeb"/>
         <w:numPr>
           <w:ilvl w:val="1"/>
-          <w:numId w:val="45"/>
+          <w:numId w:val="23"/>
         </w:numPr>
       </w:pPr>
       <w:r>
@@ -5698,23 +5235,7 @@
         <w:t>Portabilität:</w:t>
       </w:r>
       <w:r>
-        <w:t xml:space="preserve"> Container laufen überall identisch, wo die Container-Engine installiert ist ("Works on </w:t>
-      </w:r>
-      <w:proofErr w:type="spellStart"/>
-      <w:r>
-        <w:t>my</w:t>
-      </w:r>
-      <w:proofErr w:type="spellEnd"/>
-      <w:r>
-        <w:t xml:space="preserve"> </w:t>
-      </w:r>
-      <w:proofErr w:type="spellStart"/>
-      <w:r>
-        <w:t>machine</w:t>
-      </w:r>
-      <w:proofErr w:type="spellEnd"/>
-      <w:r>
-        <w:t>"). VMs sind oft an das Format des Hypervisors gebunden.</w:t>
+        <w:t xml:space="preserve"> Container laufen überall identisch, wo die Container-Engine installiert ist ("Works on my machine"). VMs sind oft an das Format des Hypervisors gebunden.</w:t>
       </w:r>
     </w:p>
     <w:p>
@@ -5722,7 +5243,7 @@
         <w:pStyle w:val="StandardWeb"/>
         <w:numPr>
           <w:ilvl w:val="1"/>
-          <w:numId w:val="45"/>
+          <w:numId w:val="23"/>
         </w:numPr>
       </w:pPr>
       <w:r>
@@ -5746,7 +5267,7 @@
       <w:pPr>
         <w:numPr>
           <w:ilvl w:val="0"/>
-          <w:numId w:val="45"/>
+          <w:numId w:val="23"/>
         </w:numPr>
         <w:shd w:val="clear" w:color="auto" w:fill="FFFFFF"/>
         <w:spacing w:before="100" w:beforeAutospacing="1" w:after="100" w:afterAutospacing="1" w:line="240" w:lineRule="auto"/>
@@ -5774,7 +5295,7 @@
         <w:pStyle w:val="StandardWeb"/>
         <w:numPr>
           <w:ilvl w:val="1"/>
-          <w:numId w:val="45"/>
+          <w:numId w:val="23"/>
         </w:numPr>
       </w:pPr>
       <w:r>
@@ -5786,7 +5307,7 @@
         <w:pStyle w:val="StandardWeb"/>
         <w:numPr>
           <w:ilvl w:val="1"/>
-          <w:numId w:val="45"/>
+          <w:numId w:val="23"/>
         </w:numPr>
       </w:pPr>
       <w:r>
@@ -5798,7 +5319,7 @@
         <w:pStyle w:val="StandardWeb"/>
         <w:numPr>
           <w:ilvl w:val="1"/>
-          <w:numId w:val="45"/>
+          <w:numId w:val="23"/>
         </w:numPr>
       </w:pPr>
       <w:r>
@@ -5815,7 +5336,7 @@
       <w:pPr>
         <w:numPr>
           <w:ilvl w:val="0"/>
-          <w:numId w:val="45"/>
+          <w:numId w:val="23"/>
         </w:numPr>
         <w:shd w:val="clear" w:color="auto" w:fill="FFFFFF"/>
         <w:spacing w:before="100" w:beforeAutospacing="1" w:after="100" w:afterAutospacing="1" w:line="240" w:lineRule="auto"/>
@@ -5956,7 +5477,7 @@
       <w:pPr>
         <w:numPr>
           <w:ilvl w:val="0"/>
-          <w:numId w:val="45"/>
+          <w:numId w:val="23"/>
         </w:numPr>
         <w:shd w:val="clear" w:color="auto" w:fill="FFFFFF"/>
         <w:spacing w:before="100" w:beforeAutospacing="1" w:after="100" w:afterAutospacing="1" w:line="240" w:lineRule="auto"/>
@@ -5976,29 +5497,7 @@
           <w:szCs w:val="23"/>
           <w:lang w:val="de-CH"/>
         </w:rPr>
-        <w:t xml:space="preserve">Weshalb werden laufende </w:t>
-      </w:r>
-      <w:proofErr w:type="spellStart"/>
-      <w:r>
-        <w:rPr>
-          <w:rFonts w:ascii="Segoe UI" w:eastAsia="Times New Roman" w:hAnsi="Segoe UI" w:cs="Segoe UI"/>
-          <w:color w:val="1D2125"/>
-          <w:sz w:val="23"/>
-          <w:szCs w:val="23"/>
-          <w:lang w:val="de-CH"/>
-        </w:rPr>
-        <w:t>Conatiner</w:t>
-      </w:r>
-      <w:proofErr w:type="spellEnd"/>
-      <w:r>
-        <w:rPr>
-          <w:rFonts w:ascii="Segoe UI" w:eastAsia="Times New Roman" w:hAnsi="Segoe UI" w:cs="Segoe UI"/>
-          <w:color w:val="1D2125"/>
-          <w:sz w:val="23"/>
-          <w:szCs w:val="23"/>
-          <w:lang w:val="de-CH"/>
-        </w:rPr>
-        <w:t xml:space="preserve"> in der Praxis als </w:t>
+        <w:t>Weshalb werden laufende Conatiner in der Praxis als </w:t>
       </w:r>
       <w:r>
         <w:rPr>
@@ -6010,33 +5509,7 @@
           <w:szCs w:val="23"/>
           <w:lang w:val="de-CH"/>
         </w:rPr>
-        <w:t>unveränderbar (</w:t>
-      </w:r>
-      <w:proofErr w:type="spellStart"/>
-      <w:r>
-        <w:rPr>
-          <w:rFonts w:ascii="Segoe UI" w:eastAsia="Times New Roman" w:hAnsi="Segoe UI" w:cs="Segoe UI"/>
-          <w:b/>
-          <w:bCs/>
-          <w:color w:val="1D2125"/>
-          <w:sz w:val="23"/>
-          <w:szCs w:val="23"/>
-          <w:lang w:val="de-CH"/>
-        </w:rPr>
-        <w:t>immutable</w:t>
-      </w:r>
-      <w:proofErr w:type="spellEnd"/>
-      <w:r>
-        <w:rPr>
-          <w:rFonts w:ascii="Segoe UI" w:eastAsia="Times New Roman" w:hAnsi="Segoe UI" w:cs="Segoe UI"/>
-          <w:b/>
-          <w:bCs/>
-          <w:color w:val="1D2125"/>
-          <w:sz w:val="23"/>
-          <w:szCs w:val="23"/>
-          <w:lang w:val="de-CH"/>
-        </w:rPr>
-        <w:t>)</w:t>
+        <w:t>unveränderbar (immutable)</w:t>
       </w:r>
       <w:r>
         <w:rPr>
@@ -6085,7 +5558,7 @@
       <w:pPr>
         <w:numPr>
           <w:ilvl w:val="0"/>
-          <w:numId w:val="45"/>
+          <w:numId w:val="23"/>
         </w:numPr>
         <w:shd w:val="clear" w:color="auto" w:fill="FFFFFF"/>
         <w:spacing w:before="100" w:beforeAutospacing="1" w:after="100" w:afterAutospacing="1" w:line="240" w:lineRule="auto"/>
@@ -6105,73 +5578,7 @@
           <w:szCs w:val="23"/>
           <w:lang w:val="de-CH"/>
         </w:rPr>
-        <w:t xml:space="preserve">Was ist </w:t>
-      </w:r>
-      <w:proofErr w:type="spellStart"/>
-      <w:r>
-        <w:rPr>
-          <w:rFonts w:ascii="Segoe UI" w:eastAsia="Times New Roman" w:hAnsi="Segoe UI" w:cs="Segoe UI"/>
-          <w:color w:val="1D2125"/>
-          <w:sz w:val="23"/>
-          <w:szCs w:val="23"/>
-          <w:lang w:val="de-CH"/>
-        </w:rPr>
-        <w:t>unterschied</w:t>
-      </w:r>
-      <w:proofErr w:type="spellEnd"/>
-      <w:r>
-        <w:rPr>
-          <w:rFonts w:ascii="Segoe UI" w:eastAsia="Times New Roman" w:hAnsi="Segoe UI" w:cs="Segoe UI"/>
-          <w:color w:val="1D2125"/>
-          <w:sz w:val="23"/>
-          <w:szCs w:val="23"/>
-          <w:lang w:val="de-CH"/>
-        </w:rPr>
-        <w:t xml:space="preserve"> zwischen Self-</w:t>
-      </w:r>
-      <w:proofErr w:type="spellStart"/>
-      <w:r>
-        <w:rPr>
-          <w:rFonts w:ascii="Segoe UI" w:eastAsia="Times New Roman" w:hAnsi="Segoe UI" w:cs="Segoe UI"/>
-          <w:color w:val="1D2125"/>
-          <w:sz w:val="23"/>
-          <w:szCs w:val="23"/>
-          <w:lang w:val="de-CH"/>
-        </w:rPr>
-        <w:t>Managed</w:t>
-      </w:r>
-      <w:proofErr w:type="spellEnd"/>
-      <w:r>
-        <w:rPr>
-          <w:rFonts w:ascii="Segoe UI" w:eastAsia="Times New Roman" w:hAnsi="Segoe UI" w:cs="Segoe UI"/>
-          <w:color w:val="1D2125"/>
-          <w:sz w:val="23"/>
-          <w:szCs w:val="23"/>
-          <w:lang w:val="de-CH"/>
-        </w:rPr>
-        <w:t xml:space="preserve"> und Fully </w:t>
-      </w:r>
-      <w:proofErr w:type="spellStart"/>
-      <w:r>
-        <w:rPr>
-          <w:rFonts w:ascii="Segoe UI" w:eastAsia="Times New Roman" w:hAnsi="Segoe UI" w:cs="Segoe UI"/>
-          <w:color w:val="1D2125"/>
-          <w:sz w:val="23"/>
-          <w:szCs w:val="23"/>
-          <w:lang w:val="de-CH"/>
-        </w:rPr>
-        <w:t>Managed</w:t>
-      </w:r>
-      <w:proofErr w:type="spellEnd"/>
-      <w:r>
-        <w:rPr>
-          <w:rFonts w:ascii="Segoe UI" w:eastAsia="Times New Roman" w:hAnsi="Segoe UI" w:cs="Segoe UI"/>
-          <w:color w:val="1D2125"/>
-          <w:sz w:val="23"/>
-          <w:szCs w:val="23"/>
-          <w:lang w:val="de-CH"/>
-        </w:rPr>
-        <w:t>? Notieren Sie sich die wichtigsten Merkmale und diskutieren Sie die Ergebnisse in der Gruppe.</w:t>
+        <w:t>Was ist unterschied zwischen Self-Managed und Fully Managed? Notieren Sie sich die wichtigsten Merkmale und diskutieren Sie die Ergebnisse in der Gruppe.</w:t>
       </w:r>
     </w:p>
     <w:p>
@@ -6195,9 +5602,78 @@
           <w:szCs w:val="23"/>
           <w:lang w:val="de-CH"/>
         </w:rPr>
-        <w:t>Self-</w:t>
-      </w:r>
-      <w:proofErr w:type="spellStart"/>
+        <w:t>Self-Managed (Eigenregie):</w:t>
+      </w:r>
+    </w:p>
+    <w:p>
+      <w:pPr>
+        <w:pStyle w:val="Listenabsatz"/>
+        <w:ind w:firstLine="696"/>
+        <w:rPr>
+          <w:rFonts w:ascii="Segoe UI" w:eastAsia="Times New Roman" w:hAnsi="Segoe UI" w:cs="Segoe UI"/>
+          <w:color w:val="1D2125"/>
+          <w:sz w:val="23"/>
+          <w:szCs w:val="23"/>
+          <w:lang w:val="de-CH"/>
+        </w:rPr>
+      </w:pPr>
+      <w:r>
+        <w:rPr>
+          <w:rFonts w:ascii="Segoe UI" w:eastAsia="Times New Roman" w:hAnsi="Segoe UI" w:cs="Segoe UI"/>
+          <w:color w:val="1D2125"/>
+          <w:sz w:val="23"/>
+          <w:szCs w:val="23"/>
+          <w:lang w:val="de-CH"/>
+        </w:rPr>
+        <w:t>Du installierst und wartest alles selbst (OS-Updates, Backups, Skalierung).</w:t>
+      </w:r>
+    </w:p>
+    <w:p>
+      <w:pPr>
+        <w:pStyle w:val="Listenabsatz"/>
+        <w:ind w:firstLine="696"/>
+        <w:rPr>
+          <w:rFonts w:ascii="Segoe UI" w:eastAsia="Times New Roman" w:hAnsi="Segoe UI" w:cs="Segoe UI"/>
+          <w:color w:val="1D2125"/>
+          <w:sz w:val="23"/>
+          <w:szCs w:val="23"/>
+          <w:lang w:val="de-CH"/>
+        </w:rPr>
+      </w:pPr>
+      <w:r>
+        <w:rPr>
+          <w:rFonts w:ascii="Segoe UI" w:eastAsia="Times New Roman" w:hAnsi="Segoe UI" w:cs="Segoe UI"/>
+          <w:i/>
+          <w:iCs/>
+          <w:color w:val="1D2125"/>
+          <w:sz w:val="23"/>
+          <w:szCs w:val="23"/>
+          <w:lang w:val="de-CH"/>
+        </w:rPr>
+        <w:t>Merkmal:</w:t>
+      </w:r>
+      <w:r>
+        <w:rPr>
+          <w:rFonts w:ascii="Segoe UI" w:eastAsia="Times New Roman" w:hAnsi="Segoe UI" w:cs="Segoe UI"/>
+          <w:color w:val="1D2125"/>
+          <w:sz w:val="23"/>
+          <w:szCs w:val="23"/>
+          <w:lang w:val="de-CH"/>
+        </w:rPr>
+        <w:t xml:space="preserve"> Volle Kontrolle, aber hoher administrativer Aufwand.</w:t>
+      </w:r>
+    </w:p>
+    <w:p>
+      <w:pPr>
+        <w:pStyle w:val="Listenabsatz"/>
+        <w:rPr>
+          <w:rFonts w:ascii="Segoe UI" w:eastAsia="Times New Roman" w:hAnsi="Segoe UI" w:cs="Segoe UI"/>
+          <w:color w:val="1D2125"/>
+          <w:sz w:val="23"/>
+          <w:szCs w:val="23"/>
+          <w:lang w:val="de-CH"/>
+        </w:rPr>
+      </w:pPr>
       <w:r>
         <w:rPr>
           <w:rFonts w:ascii="Segoe UI" w:eastAsia="Times New Roman" w:hAnsi="Segoe UI" w:cs="Segoe UI"/>
@@ -6208,9 +5684,120 @@
           <w:szCs w:val="23"/>
           <w:lang w:val="de-CH"/>
         </w:rPr>
-        <w:t>Managed</w:t>
-      </w:r>
-      <w:proofErr w:type="spellEnd"/>
+        <w:t>Fully Managed (Verwaltet durch Anbieter):</w:t>
+      </w:r>
+    </w:p>
+    <w:p>
+      <w:pPr>
+        <w:pStyle w:val="Listenabsatz"/>
+        <w:ind w:left="1416"/>
+        <w:rPr>
+          <w:rFonts w:ascii="Segoe UI" w:eastAsia="Times New Roman" w:hAnsi="Segoe UI" w:cs="Segoe UI"/>
+          <w:color w:val="1D2125"/>
+          <w:sz w:val="23"/>
+          <w:szCs w:val="23"/>
+          <w:lang w:val="de-CH"/>
+        </w:rPr>
+      </w:pPr>
+      <w:r>
+        <w:rPr>
+          <w:rFonts w:ascii="Segoe UI" w:eastAsia="Times New Roman" w:hAnsi="Segoe UI" w:cs="Segoe UI"/>
+          <w:color w:val="1D2125"/>
+          <w:sz w:val="23"/>
+          <w:szCs w:val="23"/>
+          <w:lang w:val="de-CH"/>
+        </w:rPr>
+        <w:lastRenderedPageBreak/>
+        <w:t>Ein Cloud-Anbieter (z.B. AWS, Azure, Google Cloud) kümmert sich um die Hardware und die Plattform. Du lädst nur deinen Code oder Container hoch.</w:t>
+      </w:r>
+    </w:p>
+    <w:p>
+      <w:pPr>
+        <w:pStyle w:val="Listenabsatz"/>
+        <w:ind w:left="1416"/>
+        <w:rPr>
+          <w:rFonts w:ascii="Segoe UI" w:eastAsia="Times New Roman" w:hAnsi="Segoe UI" w:cs="Segoe UI"/>
+          <w:color w:val="1D2125"/>
+          <w:sz w:val="23"/>
+          <w:szCs w:val="23"/>
+          <w:lang w:val="de-CH"/>
+        </w:rPr>
+      </w:pPr>
+      <w:r>
+        <w:rPr>
+          <w:rFonts w:ascii="Segoe UI" w:eastAsia="Times New Roman" w:hAnsi="Segoe UI" w:cs="Segoe UI"/>
+          <w:i/>
+          <w:iCs/>
+          <w:color w:val="1D2125"/>
+          <w:sz w:val="23"/>
+          <w:szCs w:val="23"/>
+          <w:lang w:val="de-CH"/>
+        </w:rPr>
+        <w:t>Merkmal:</w:t>
+      </w:r>
+      <w:r>
+        <w:rPr>
+          <w:rFonts w:ascii="Segoe UI" w:eastAsia="Times New Roman" w:hAnsi="Segoe UI" w:cs="Segoe UI"/>
+          <w:color w:val="1D2125"/>
+          <w:sz w:val="23"/>
+          <w:szCs w:val="23"/>
+          <w:lang w:val="de-CH"/>
+        </w:rPr>
+        <w:t xml:space="preserve"> Hohe Kostenersparnis bei Personal/Zeit, dafür Abhängigkeit vom Anbieter (Lock-in-Effekt).</w:t>
+      </w:r>
+    </w:p>
+    <w:p>
+      <w:pPr>
+        <w:pStyle w:val="berschrift1"/>
+        <w:rPr>
+          <w:lang w:val="de-CH"/>
+        </w:rPr>
+      </w:pPr>
+      <w:bookmarkStart w:id="7" w:name="_Toc230246719"/>
+      <w:r>
+        <w:rPr>
+          <w:lang w:val="de-CH"/>
+        </w:rPr>
+        <w:t>Block 4</w:t>
+      </w:r>
+      <w:bookmarkEnd w:id="7"/>
+    </w:p>
+    <w:p>
+      <w:pPr>
+        <w:pStyle w:val="berschrift2"/>
+      </w:pPr>
+      <w:bookmarkStart w:id="8" w:name="_Toc230246720"/>
+      <w:r>
+        <w:t>Container-Orchestrierung</w:t>
+      </w:r>
+      <w:bookmarkEnd w:id="8"/>
+    </w:p>
+    <w:p>
+      <w:pPr>
+        <w:pStyle w:val="Untertitel"/>
+        <w:rPr>
+          <w:lang w:val="de-CH"/>
+        </w:rPr>
+      </w:pPr>
+      <w:r>
+        <w:rPr>
+          <w:lang w:val="de-CH"/>
+        </w:rPr>
+        <w:t>Warum braucht man Container-Orchestrierung?</w:t>
+      </w:r>
+    </w:p>
+    <w:p>
+      <w:pPr>
+        <w:shd w:val="clear" w:color="auto" w:fill="FFFFFF"/>
+        <w:spacing w:before="100" w:beforeAutospacing="1" w:after="100" w:afterAutospacing="1" w:line="240" w:lineRule="auto"/>
+        <w:rPr>
+          <w:rFonts w:ascii="Segoe UI" w:eastAsia="Times New Roman" w:hAnsi="Segoe UI" w:cs="Segoe UI"/>
+          <w:color w:val="1D2125"/>
+          <w:sz w:val="23"/>
+          <w:szCs w:val="23"/>
+          <w:lang w:val="de-CH"/>
+        </w:rPr>
+      </w:pPr>
       <w:r>
         <w:rPr>
           <w:rFonts w:ascii="Segoe UI" w:eastAsia="Times New Roman" w:hAnsi="Segoe UI" w:cs="Segoe UI"/>
@@ -6221,78 +5808,18 @@
           <w:szCs w:val="23"/>
           <w:lang w:val="de-CH"/>
         </w:rPr>
-        <w:t xml:space="preserve"> (Eigenregie):</w:t>
-      </w:r>
-    </w:p>
-    <w:p>
-      <w:pPr>
-        <w:pStyle w:val="Listenabsatz"/>
-        <w:ind w:firstLine="696"/>
-        <w:rPr>
-          <w:rFonts w:ascii="Segoe UI" w:eastAsia="Times New Roman" w:hAnsi="Segoe UI" w:cs="Segoe UI"/>
-          <w:color w:val="1D2125"/>
-          <w:sz w:val="23"/>
-          <w:szCs w:val="23"/>
-          <w:lang w:val="de-CH"/>
-        </w:rPr>
-      </w:pPr>
-      <w:r>
-        <w:rPr>
-          <w:rFonts w:ascii="Segoe UI" w:eastAsia="Times New Roman" w:hAnsi="Segoe UI" w:cs="Segoe UI"/>
-          <w:color w:val="1D2125"/>
-          <w:sz w:val="23"/>
-          <w:szCs w:val="23"/>
-          <w:lang w:val="de-CH"/>
-        </w:rPr>
-        <w:t>Du installierst und wartest alles selbst (OS-Updates, Backups, Skalierung).</w:t>
-      </w:r>
-    </w:p>
-    <w:p>
-      <w:pPr>
-        <w:pStyle w:val="Listenabsatz"/>
-        <w:ind w:firstLine="696"/>
-        <w:rPr>
-          <w:rFonts w:ascii="Segoe UI" w:eastAsia="Times New Roman" w:hAnsi="Segoe UI" w:cs="Segoe UI"/>
-          <w:color w:val="1D2125"/>
-          <w:sz w:val="23"/>
-          <w:szCs w:val="23"/>
-          <w:lang w:val="de-CH"/>
-        </w:rPr>
-      </w:pPr>
-      <w:r>
-        <w:rPr>
-          <w:rFonts w:ascii="Segoe UI" w:eastAsia="Times New Roman" w:hAnsi="Segoe UI" w:cs="Segoe UI"/>
-          <w:i/>
-          <w:iCs/>
-          <w:color w:val="1D2125"/>
-          <w:sz w:val="23"/>
-          <w:szCs w:val="23"/>
-          <w:lang w:val="de-CH"/>
-        </w:rPr>
-        <w:t>Merkmal:</w:t>
-      </w:r>
-      <w:r>
-        <w:rPr>
-          <w:rFonts w:ascii="Segoe UI" w:eastAsia="Times New Roman" w:hAnsi="Segoe UI" w:cs="Segoe UI"/>
-          <w:color w:val="1D2125"/>
-          <w:sz w:val="23"/>
-          <w:szCs w:val="23"/>
-          <w:lang w:val="de-CH"/>
-        </w:rPr>
-        <w:t xml:space="preserve"> Volle Kontrolle, aber hoher administrativer Aufwand.</w:t>
-      </w:r>
-    </w:p>
-    <w:p>
-      <w:pPr>
-        <w:pStyle w:val="Listenabsatz"/>
-        <w:rPr>
-          <w:rFonts w:ascii="Segoe UI" w:eastAsia="Times New Roman" w:hAnsi="Segoe UI" w:cs="Segoe UI"/>
-          <w:color w:val="1D2125"/>
-          <w:sz w:val="23"/>
-          <w:szCs w:val="23"/>
-          <w:lang w:val="de-CH"/>
-        </w:rPr>
-      </w:pPr>
+        <w:t>Verfügbarkeit:</w:t>
+      </w:r>
+      <w:r>
+        <w:rPr>
+          <w:rFonts w:ascii="Segoe UI" w:eastAsia="Times New Roman" w:hAnsi="Segoe UI" w:cs="Segoe UI"/>
+          <w:color w:val="1D2125"/>
+          <w:sz w:val="23"/>
+          <w:szCs w:val="23"/>
+          <w:lang w:val="de-CH"/>
+        </w:rPr>
+        <w:t xml:space="preserve"> Wenn ein Container abstürzt, muss er automatisch neu gestartet werden (</w:t>
+      </w:r>
       <w:r>
         <w:rPr>
           <w:rFonts w:ascii="Segoe UI" w:eastAsia="Times New Roman" w:hAnsi="Segoe UI" w:cs="Segoe UI"/>
@@ -6303,9 +5830,31 @@
           <w:szCs w:val="23"/>
           <w:lang w:val="de-CH"/>
         </w:rPr>
-        <w:t xml:space="preserve">Fully </w:t>
-      </w:r>
-      <w:proofErr w:type="spellStart"/>
+        <w:t>Self-healing</w:t>
+      </w:r>
+      <w:r>
+        <w:rPr>
+          <w:rFonts w:ascii="Segoe UI" w:eastAsia="Times New Roman" w:hAnsi="Segoe UI" w:cs="Segoe UI"/>
+          <w:color w:val="1D2125"/>
+          <w:sz w:val="23"/>
+          <w:szCs w:val="23"/>
+          <w:lang w:val="de-CH"/>
+        </w:rPr>
+        <w:t>).</w:t>
+      </w:r>
+    </w:p>
+    <w:p>
+      <w:pPr>
+        <w:shd w:val="clear" w:color="auto" w:fill="FFFFFF"/>
+        <w:spacing w:before="100" w:beforeAutospacing="1" w:after="100" w:afterAutospacing="1" w:line="240" w:lineRule="auto"/>
+        <w:rPr>
+          <w:rFonts w:ascii="Segoe UI" w:eastAsia="Times New Roman" w:hAnsi="Segoe UI" w:cs="Segoe UI"/>
+          <w:color w:val="1D2125"/>
+          <w:sz w:val="23"/>
+          <w:szCs w:val="23"/>
+          <w:lang w:val="de-CH"/>
+        </w:rPr>
+      </w:pPr>
       <w:r>
         <w:rPr>
           <w:rFonts w:ascii="Segoe UI" w:eastAsia="Times New Roman" w:hAnsi="Segoe UI" w:cs="Segoe UI"/>
@@ -6316,9 +5865,31 @@
           <w:szCs w:val="23"/>
           <w:lang w:val="de-CH"/>
         </w:rPr>
-        <w:t>Managed</w:t>
-      </w:r>
-      <w:proofErr w:type="spellEnd"/>
+        <w:t>Skalierbarkeit:</w:t>
+      </w:r>
+      <w:r>
+        <w:rPr>
+          <w:rFonts w:ascii="Segoe UI" w:eastAsia="Times New Roman" w:hAnsi="Segoe UI" w:cs="Segoe UI"/>
+          <w:color w:val="1D2125"/>
+          <w:sz w:val="23"/>
+          <w:szCs w:val="23"/>
+          <w:lang w:val="de-CH"/>
+        </w:rPr>
+        <w:t xml:space="preserve"> Bei hohem Traffic müssen schnell weitere Instanzen gestartet werden.</w:t>
+      </w:r>
+    </w:p>
+    <w:p>
+      <w:pPr>
+        <w:shd w:val="clear" w:color="auto" w:fill="FFFFFF"/>
+        <w:spacing w:before="100" w:beforeAutospacing="1" w:after="100" w:afterAutospacing="1" w:line="240" w:lineRule="auto"/>
+        <w:rPr>
+          <w:rFonts w:ascii="Segoe UI" w:eastAsia="Times New Roman" w:hAnsi="Segoe UI" w:cs="Segoe UI"/>
+          <w:color w:val="1D2125"/>
+          <w:sz w:val="23"/>
+          <w:szCs w:val="23"/>
+          <w:lang w:val="de-CH"/>
+        </w:rPr>
+      </w:pPr>
       <w:r>
         <w:rPr>
           <w:rFonts w:ascii="Segoe UI" w:eastAsia="Times New Roman" w:hAnsi="Segoe UI" w:cs="Segoe UI"/>
@@ -6329,102 +5900,17 @@
           <w:szCs w:val="23"/>
           <w:lang w:val="de-CH"/>
         </w:rPr>
-        <w:t xml:space="preserve"> (Verwaltet durch Anbieter):</w:t>
-      </w:r>
-    </w:p>
-    <w:p>
-      <w:pPr>
-        <w:pStyle w:val="Listenabsatz"/>
-        <w:ind w:left="1416"/>
-        <w:rPr>
-          <w:rFonts w:ascii="Segoe UI" w:eastAsia="Times New Roman" w:hAnsi="Segoe UI" w:cs="Segoe UI"/>
-          <w:color w:val="1D2125"/>
-          <w:sz w:val="23"/>
-          <w:szCs w:val="23"/>
-          <w:lang w:val="de-CH"/>
-        </w:rPr>
-      </w:pPr>
-      <w:r>
-        <w:rPr>
-          <w:rFonts w:ascii="Segoe UI" w:eastAsia="Times New Roman" w:hAnsi="Segoe UI" w:cs="Segoe UI"/>
-          <w:color w:val="1D2125"/>
-          <w:sz w:val="23"/>
-          <w:szCs w:val="23"/>
-          <w:lang w:val="de-CH"/>
-        </w:rPr>
-        <w:lastRenderedPageBreak/>
-        <w:t>Ein Cloud-Anbieter (z.B. AWS, Azure, Google Cloud) kümmert sich um die Hardware und die Plattform. Du lädst nur deinen Code oder Container hoch.</w:t>
-      </w:r>
-    </w:p>
-    <w:p>
-      <w:pPr>
-        <w:pStyle w:val="Listenabsatz"/>
-        <w:ind w:left="1416"/>
-        <w:rPr>
-          <w:rFonts w:ascii="Segoe UI" w:eastAsia="Times New Roman" w:hAnsi="Segoe UI" w:cs="Segoe UI"/>
-          <w:color w:val="1D2125"/>
-          <w:sz w:val="23"/>
-          <w:szCs w:val="23"/>
-          <w:lang w:val="de-CH"/>
-        </w:rPr>
-      </w:pPr>
-      <w:r>
-        <w:rPr>
-          <w:rFonts w:ascii="Segoe UI" w:eastAsia="Times New Roman" w:hAnsi="Segoe UI" w:cs="Segoe UI"/>
-          <w:i/>
-          <w:iCs/>
-          <w:color w:val="1D2125"/>
-          <w:sz w:val="23"/>
-          <w:szCs w:val="23"/>
-          <w:lang w:val="de-CH"/>
-        </w:rPr>
-        <w:t>Merkmal:</w:t>
-      </w:r>
-      <w:r>
-        <w:rPr>
-          <w:rFonts w:ascii="Segoe UI" w:eastAsia="Times New Roman" w:hAnsi="Segoe UI" w:cs="Segoe UI"/>
-          <w:color w:val="1D2125"/>
-          <w:sz w:val="23"/>
-          <w:szCs w:val="23"/>
-          <w:lang w:val="de-CH"/>
-        </w:rPr>
-        <w:t xml:space="preserve"> Hohe Kostenersparnis bei Personal/Zeit, dafür Abhängigkeit vom Anbieter (Lock-in-Effekt).</w:t>
-      </w:r>
-    </w:p>
-    <w:p>
-      <w:pPr>
-        <w:pStyle w:val="berschrift1"/>
-        <w:rPr>
-          <w:lang w:val="de-CH"/>
-        </w:rPr>
-      </w:pPr>
-      <w:r>
-        <w:rPr>
-          <w:lang w:val="de-CH"/>
-        </w:rPr>
-        <w:t>Block 4</w:t>
-      </w:r>
-    </w:p>
-    <w:p>
-      <w:pPr>
-        <w:pStyle w:val="berschrift2"/>
-      </w:pPr>
-      <w:r>
-        <w:t>Container-Orchestrierung</w:t>
-      </w:r>
-    </w:p>
-    <w:p>
-      <w:pPr>
-        <w:pStyle w:val="Untertitel"/>
-        <w:rPr>
-          <w:lang w:val="de-CH"/>
-        </w:rPr>
-      </w:pPr>
-      <w:r>
-        <w:rPr>
-          <w:lang w:val="de-CH"/>
-        </w:rPr>
-        <w:t>Warum braucht man Container-Orchestrierung?</w:t>
+        <w:t>Ressourcenmanagement:</w:t>
+      </w:r>
+      <w:r>
+        <w:rPr>
+          <w:rFonts w:ascii="Segoe UI" w:eastAsia="Times New Roman" w:hAnsi="Segoe UI" w:cs="Segoe UI"/>
+          <w:color w:val="1D2125"/>
+          <w:sz w:val="23"/>
+          <w:szCs w:val="23"/>
+          <w:lang w:val="de-CH"/>
+        </w:rPr>
+        <w:t xml:space="preserve"> Der Orchestrator entscheidet, welcher physische Server noch genug RAM/CPU hat, um einen neuen Container aufzunehmen.</w:t>
       </w:r>
     </w:p>
     <w:p>
@@ -6442,32 +5928,44 @@
       <w:r>
         <w:rPr>
           <w:rFonts w:ascii="Segoe UI" w:eastAsia="Times New Roman" w:hAnsi="Segoe UI" w:cs="Segoe UI"/>
-          <w:color w:val="1D2125"/>
-          <w:sz w:val="23"/>
-          <w:szCs w:val="23"/>
-          <w:lang w:val="de-CH"/>
-        </w:rPr>
-        <w:t xml:space="preserve">Um automatisiert verschiedene Container laufenzulassen und um sicherzustellen, dass sei keine Downtime haben. (direkt neu </w:t>
-      </w:r>
-      <w:r>
-        <w:rPr>
-          <w:rFonts w:ascii="Segoe UI" w:eastAsia="Times New Roman" w:hAnsi="Segoe UI" w:cs="Segoe UI"/>
-          <w:color w:val="1D2125"/>
-          <w:sz w:val="23"/>
-          <w:szCs w:val="23"/>
-          <w:lang w:val="de-CH"/>
-        </w:rPr>
-        <w:t>gestartet,</w:t>
-      </w:r>
-      <w:r>
-        <w:rPr>
-          <w:rFonts w:ascii="Segoe UI" w:eastAsia="Times New Roman" w:hAnsi="Segoe UI" w:cs="Segoe UI"/>
-          <w:color w:val="1D2125"/>
-          <w:sz w:val="23"/>
-          <w:szCs w:val="23"/>
-          <w:lang w:val="de-CH"/>
-        </w:rPr>
-        <w:t xml:space="preserve"> wenn sie absterben)</w:t>
+          <w:b/>
+          <w:bCs/>
+          <w:color w:val="1D2125"/>
+          <w:sz w:val="23"/>
+          <w:szCs w:val="23"/>
+          <w:lang w:val="de-CH"/>
+        </w:rPr>
+        <w:t>Load Balancing:</w:t>
+      </w:r>
+      <w:r>
+        <w:rPr>
+          <w:rFonts w:ascii="Segoe UI" w:eastAsia="Times New Roman" w:hAnsi="Segoe UI" w:cs="Segoe UI"/>
+          <w:color w:val="1D2125"/>
+          <w:sz w:val="23"/>
+          <w:szCs w:val="23"/>
+          <w:lang w:val="de-CH"/>
+        </w:rPr>
+        <w:t xml:space="preserve"> Anfragen müssen gleichmä</w:t>
+      </w:r>
+      <w:r>
+        <w:rPr>
+          <w:rFonts w:ascii="Segoe UI" w:eastAsia="Times New Roman" w:hAnsi="Segoe UI" w:cs="Segoe UI"/>
+          <w:color w:val="1D2125"/>
+          <w:sz w:val="23"/>
+          <w:szCs w:val="23"/>
+          <w:lang w:val="de-CH"/>
+        </w:rPr>
+        <w:t>ss</w:t>
+      </w:r>
+      <w:r>
+        <w:rPr>
+          <w:rFonts w:ascii="Segoe UI" w:eastAsia="Times New Roman" w:hAnsi="Segoe UI" w:cs="Segoe UI"/>
+          <w:color w:val="1D2125"/>
+          <w:sz w:val="23"/>
+          <w:szCs w:val="23"/>
+          <w:lang w:val="de-CH"/>
+        </w:rPr>
+        <w:t>ig verteilt werden.</w:t>
       </w:r>
     </w:p>
     <w:p>
@@ -6488,7 +5986,7 @@
       <w:pPr>
         <w:numPr>
           <w:ilvl w:val="0"/>
-          <w:numId w:val="50"/>
+          <w:numId w:val="24"/>
         </w:numPr>
         <w:shd w:val="clear" w:color="auto" w:fill="FFFFFF"/>
         <w:spacing w:before="100" w:beforeAutospacing="1" w:after="100" w:afterAutospacing="1" w:line="240" w:lineRule="auto"/>
@@ -6537,7 +6035,7 @@
       <w:pPr>
         <w:numPr>
           <w:ilvl w:val="0"/>
-          <w:numId w:val="50"/>
+          <w:numId w:val="24"/>
         </w:numPr>
         <w:shd w:val="clear" w:color="auto" w:fill="FFFFFF"/>
         <w:spacing w:before="100" w:beforeAutospacing="1" w:after="100" w:afterAutospacing="1" w:line="240" w:lineRule="auto"/>
@@ -6569,29 +6067,7 @@
           <w:szCs w:val="23"/>
           <w:lang w:val="de-CH"/>
         </w:rPr>
-        <w:t xml:space="preserve"> Das Gehirn des </w:t>
-      </w:r>
-      <w:proofErr w:type="spellStart"/>
-      <w:r>
-        <w:rPr>
-          <w:rFonts w:ascii="Segoe UI" w:eastAsia="Times New Roman" w:hAnsi="Segoe UI" w:cs="Segoe UI"/>
-          <w:color w:val="1D2125"/>
-          <w:sz w:val="23"/>
-          <w:szCs w:val="23"/>
-          <w:lang w:val="de-CH"/>
-        </w:rPr>
-        <w:t>Orchestrators</w:t>
-      </w:r>
-      <w:proofErr w:type="spellEnd"/>
-      <w:r>
-        <w:rPr>
-          <w:rFonts w:ascii="Segoe UI" w:eastAsia="Times New Roman" w:hAnsi="Segoe UI" w:cs="Segoe UI"/>
-          <w:color w:val="1D2125"/>
-          <w:sz w:val="23"/>
-          <w:szCs w:val="23"/>
-          <w:lang w:val="de-CH"/>
-        </w:rPr>
-        <w:t xml:space="preserve"> vergleicht den </w:t>
+        <w:t xml:space="preserve"> Das Gehirn des Orchestrators vergleicht den </w:t>
       </w:r>
       <w:r>
         <w:rPr>
@@ -6642,7 +6118,7 @@
       <w:pPr>
         <w:numPr>
           <w:ilvl w:val="0"/>
-          <w:numId w:val="50"/>
+          <w:numId w:val="24"/>
         </w:numPr>
         <w:shd w:val="clear" w:color="auto" w:fill="FFFFFF"/>
         <w:spacing w:before="100" w:beforeAutospacing="1" w:after="100" w:afterAutospacing="1" w:line="240" w:lineRule="auto"/>
@@ -6674,36 +6150,14 @@
           <w:szCs w:val="23"/>
           <w:lang w:val="de-CH"/>
         </w:rPr>
-        <w:t xml:space="preserve"> Der </w:t>
-      </w:r>
-      <w:proofErr w:type="spellStart"/>
-      <w:r>
-        <w:rPr>
-          <w:rFonts w:ascii="Segoe UI" w:eastAsia="Times New Roman" w:hAnsi="Segoe UI" w:cs="Segoe UI"/>
-          <w:color w:val="1D2125"/>
-          <w:sz w:val="23"/>
-          <w:szCs w:val="23"/>
-          <w:lang w:val="de-CH"/>
-        </w:rPr>
-        <w:t>Orchestrator</w:t>
-      </w:r>
-      <w:proofErr w:type="spellEnd"/>
-      <w:r>
-        <w:rPr>
-          <w:rFonts w:ascii="Segoe UI" w:eastAsia="Times New Roman" w:hAnsi="Segoe UI" w:cs="Segoe UI"/>
-          <w:color w:val="1D2125"/>
-          <w:sz w:val="23"/>
-          <w:szCs w:val="23"/>
-          <w:lang w:val="de-CH"/>
-        </w:rPr>
-        <w:t xml:space="preserve"> wählt passende Worker-Nodes (Server) aus und startet dort die Container.</w:t>
+        <w:t xml:space="preserve"> Der Orchestrator wählt passende Worker-Nodes (Server) aus und startet dort die Container.</w:t>
       </w:r>
     </w:p>
     <w:p>
       <w:pPr>
         <w:numPr>
           <w:ilvl w:val="0"/>
-          <w:numId w:val="50"/>
+          <w:numId w:val="24"/>
         </w:numPr>
         <w:shd w:val="clear" w:color="auto" w:fill="FFFFFF"/>
         <w:spacing w:before="100" w:beforeAutospacing="1" w:after="100" w:afterAutospacing="1" w:line="240" w:lineRule="auto"/>
@@ -6735,29 +6189,7 @@
           <w:szCs w:val="23"/>
           <w:lang w:val="de-CH"/>
         </w:rPr>
-        <w:t xml:space="preserve"> Das System prüft ständig die Vitalwerte. Fällt ein Server aus, verschiebt der </w:t>
-      </w:r>
-      <w:proofErr w:type="spellStart"/>
-      <w:r>
-        <w:rPr>
-          <w:rFonts w:ascii="Segoe UI" w:eastAsia="Times New Roman" w:hAnsi="Segoe UI" w:cs="Segoe UI"/>
-          <w:color w:val="1D2125"/>
-          <w:sz w:val="23"/>
-          <w:szCs w:val="23"/>
-          <w:lang w:val="de-CH"/>
-        </w:rPr>
-        <w:t>Orchestrator</w:t>
-      </w:r>
-      <w:proofErr w:type="spellEnd"/>
-      <w:r>
-        <w:rPr>
-          <w:rFonts w:ascii="Segoe UI" w:eastAsia="Times New Roman" w:hAnsi="Segoe UI" w:cs="Segoe UI"/>
-          <w:color w:val="1D2125"/>
-          <w:sz w:val="23"/>
-          <w:szCs w:val="23"/>
-          <w:lang w:val="de-CH"/>
-        </w:rPr>
-        <w:t xml:space="preserve"> die betroffenen Container sofort auf gesunde Server.</w:t>
+        <w:t xml:space="preserve"> Das System prüft ständig die Vitalwerte. Fällt ein Server aus, verschiebt der Orchestrator die betroffenen Container sofort auf gesunde Server.</w:t>
       </w:r>
     </w:p>
     <w:p>
@@ -6788,25 +6220,7 @@
           <w:sz w:val="23"/>
           <w:szCs w:val="23"/>
         </w:rPr>
-        <w:t xml:space="preserve"> </w:t>
-      </w:r>
-      <w:r>
-        <w:rPr>
-          <w:rFonts w:ascii="Segoe UI" w:eastAsia="Times New Roman" w:hAnsi="Segoe UI" w:cs="Segoe UI"/>
-          <w:color w:val="1D2125"/>
-          <w:sz w:val="23"/>
-          <w:szCs w:val="23"/>
-        </w:rPr>
-        <w:t>sagt</w:t>
-      </w:r>
-      <w:r>
-        <w:rPr>
-          <w:rFonts w:ascii="Segoe UI" w:eastAsia="Times New Roman" w:hAnsi="Segoe UI" w:cs="Segoe UI"/>
-          <w:color w:val="1D2125"/>
-          <w:sz w:val="23"/>
-          <w:szCs w:val="23"/>
-        </w:rPr>
-        <w:t xml:space="preserve"> dem System nicht, </w:t>
+        <w:t xml:space="preserve"> sagt dem System nicht, </w:t>
       </w:r>
       <w:r>
         <w:rPr>
@@ -6890,7 +6304,7 @@
         <w:pStyle w:val="Listenabsatz"/>
         <w:numPr>
           <w:ilvl w:val="1"/>
-          <w:numId w:val="45"/>
+          <w:numId w:val="23"/>
         </w:numPr>
         <w:shd w:val="clear" w:color="auto" w:fill="FFFFFF"/>
         <w:spacing w:before="100" w:beforeAutospacing="1" w:after="100" w:afterAutospacing="1" w:line="240" w:lineRule="auto"/>
@@ -6918,7 +6332,7 @@
         <w:pStyle w:val="Listenabsatz"/>
         <w:numPr>
           <w:ilvl w:val="1"/>
-          <w:numId w:val="45"/>
+          <w:numId w:val="23"/>
         </w:numPr>
         <w:shd w:val="clear" w:color="auto" w:fill="FFFFFF"/>
         <w:spacing w:before="100" w:beforeAutospacing="1" w:after="100" w:afterAutospacing="1" w:line="240" w:lineRule="auto"/>
@@ -6930,7 +6344,6 @@
           <w:lang w:val="de-CH"/>
         </w:rPr>
       </w:pPr>
-      <w:proofErr w:type="spellStart"/>
       <w:r>
         <w:rPr>
           <w:rFonts w:ascii="Segoe UI" w:eastAsia="Times New Roman" w:hAnsi="Segoe UI" w:cs="Segoe UI"/>
@@ -6941,14 +6354,13 @@
         </w:rPr>
         <w:t>Minikube</w:t>
       </w:r>
-      <w:proofErr w:type="spellEnd"/>
     </w:p>
     <w:p>
       <w:pPr>
         <w:pStyle w:val="Listenabsatz"/>
         <w:numPr>
           <w:ilvl w:val="1"/>
-          <w:numId w:val="45"/>
+          <w:numId w:val="23"/>
         </w:numPr>
         <w:shd w:val="clear" w:color="auto" w:fill="FFFFFF"/>
         <w:spacing w:before="100" w:beforeAutospacing="1" w:after="100" w:afterAutospacing="1" w:line="240" w:lineRule="auto"/>
@@ -6960,47 +6372,23 @@
           <w:lang w:val="de-CH"/>
         </w:rPr>
       </w:pPr>
-      <w:proofErr w:type="spellStart"/>
-      <w:r>
-        <w:rPr>
-          <w:rFonts w:ascii="Segoe UI" w:eastAsia="Times New Roman" w:hAnsi="Segoe UI" w:cs="Segoe UI"/>
-          <w:color w:val="1D2125"/>
-          <w:sz w:val="23"/>
-          <w:szCs w:val="23"/>
-          <w:lang w:val="de-CH"/>
-        </w:rPr>
-        <w:t>Red</w:t>
-      </w:r>
-      <w:proofErr w:type="spellEnd"/>
-      <w:r>
-        <w:rPr>
-          <w:rFonts w:ascii="Segoe UI" w:eastAsia="Times New Roman" w:hAnsi="Segoe UI" w:cs="Segoe UI"/>
-          <w:color w:val="1D2125"/>
-          <w:sz w:val="23"/>
-          <w:szCs w:val="23"/>
-          <w:lang w:val="de-CH"/>
-        </w:rPr>
-        <w:t xml:space="preserve"> Hat </w:t>
-      </w:r>
-      <w:proofErr w:type="spellStart"/>
-      <w:r>
-        <w:rPr>
-          <w:rFonts w:ascii="Segoe UI" w:eastAsia="Times New Roman" w:hAnsi="Segoe UI" w:cs="Segoe UI"/>
-          <w:color w:val="1D2125"/>
-          <w:sz w:val="23"/>
-          <w:szCs w:val="23"/>
-          <w:lang w:val="de-CH"/>
-        </w:rPr>
-        <w:t>Openshift</w:t>
-      </w:r>
-      <w:proofErr w:type="spellEnd"/>
+      <w:r>
+        <w:rPr>
+          <w:rFonts w:ascii="Segoe UI" w:eastAsia="Times New Roman" w:hAnsi="Segoe UI" w:cs="Segoe UI"/>
+          <w:color w:val="1D2125"/>
+          <w:sz w:val="23"/>
+          <w:szCs w:val="23"/>
+          <w:lang w:val="de-CH"/>
+        </w:rPr>
+        <w:t>Red Hat Openshift</w:t>
+      </w:r>
     </w:p>
     <w:p>
       <w:pPr>
         <w:pStyle w:val="Listenabsatz"/>
         <w:numPr>
           <w:ilvl w:val="1"/>
-          <w:numId w:val="45"/>
+          <w:numId w:val="23"/>
         </w:numPr>
         <w:shd w:val="clear" w:color="auto" w:fill="FFFFFF"/>
         <w:spacing w:before="100" w:beforeAutospacing="1" w:after="100" w:afterAutospacing="1" w:line="240" w:lineRule="auto"/>
@@ -7028,7 +6416,7 @@
         <w:pStyle w:val="Listenabsatz"/>
         <w:numPr>
           <w:ilvl w:val="1"/>
-          <w:numId w:val="45"/>
+          <w:numId w:val="23"/>
         </w:numPr>
         <w:shd w:val="clear" w:color="auto" w:fill="FFFFFF"/>
         <w:spacing w:before="100" w:beforeAutospacing="1" w:after="100" w:afterAutospacing="1" w:line="240" w:lineRule="auto"/>
@@ -7056,7 +6444,7 @@
         <w:pStyle w:val="Listenabsatz"/>
         <w:numPr>
           <w:ilvl w:val="1"/>
-          <w:numId w:val="45"/>
+          <w:numId w:val="23"/>
         </w:numPr>
         <w:shd w:val="clear" w:color="auto" w:fill="FFFFFF"/>
         <w:spacing w:before="100" w:beforeAutospacing="1" w:after="100" w:afterAutospacing="1" w:line="240" w:lineRule="auto"/>
@@ -7084,7 +6472,7 @@
         <w:pStyle w:val="Listenabsatz"/>
         <w:numPr>
           <w:ilvl w:val="1"/>
-          <w:numId w:val="45"/>
+          <w:numId w:val="23"/>
         </w:numPr>
         <w:shd w:val="clear" w:color="auto" w:fill="FFFFFF"/>
         <w:spacing w:before="100" w:beforeAutospacing="1" w:after="100" w:afterAutospacing="1" w:line="240" w:lineRule="auto"/>
@@ -7096,25 +6484,24 @@
           <w:lang w:val="de-CH"/>
         </w:rPr>
       </w:pPr>
-      <w:proofErr w:type="spellStart"/>
-      <w:r>
-        <w:rPr>
-          <w:rFonts w:ascii="Segoe UI" w:eastAsia="Times New Roman" w:hAnsi="Segoe UI" w:cs="Segoe UI"/>
-          <w:color w:val="1D2125"/>
-          <w:sz w:val="23"/>
-          <w:szCs w:val="23"/>
-          <w:lang w:val="de-CH"/>
-        </w:rPr>
+      <w:r>
+        <w:rPr>
+          <w:rFonts w:ascii="Segoe UI" w:eastAsia="Times New Roman" w:hAnsi="Segoe UI" w:cs="Segoe UI"/>
+          <w:color w:val="1D2125"/>
+          <w:sz w:val="23"/>
+          <w:szCs w:val="23"/>
+          <w:lang w:val="de-CH"/>
+        </w:rPr>
+        <w:lastRenderedPageBreak/>
         <w:t>Cloudify</w:t>
       </w:r>
-      <w:proofErr w:type="spellEnd"/>
     </w:p>
     <w:p>
       <w:pPr>
         <w:pStyle w:val="Listenabsatz"/>
         <w:numPr>
           <w:ilvl w:val="1"/>
-          <w:numId w:val="45"/>
+          <w:numId w:val="23"/>
         </w:numPr>
         <w:shd w:val="clear" w:color="auto" w:fill="FFFFFF"/>
         <w:spacing w:before="100" w:beforeAutospacing="1" w:after="100" w:afterAutospacing="1" w:line="240" w:lineRule="auto"/>
@@ -7134,20 +6521,8 @@
           <w:szCs w:val="23"/>
           <w:lang w:val="de-CH"/>
         </w:rPr>
-        <w:t xml:space="preserve">Docker </w:t>
-      </w:r>
-      <w:proofErr w:type="spellStart"/>
-      <w:r>
-        <w:rPr>
-          <w:rFonts w:ascii="Segoe UI" w:eastAsia="Times New Roman" w:hAnsi="Segoe UI" w:cs="Segoe UI"/>
-          <w:color w:val="1D2125"/>
-          <w:sz w:val="23"/>
-          <w:szCs w:val="23"/>
-          <w:lang w:val="de-CH"/>
-        </w:rPr>
-        <w:t>Compose</w:t>
-      </w:r>
-      <w:proofErr w:type="spellEnd"/>
+        <w:t>Docker Compose</w:t>
+      </w:r>
     </w:p>
     <w:p>
       <w:pPr>
@@ -7184,7 +6559,6 @@
           <w:szCs w:val="23"/>
           <w:lang w:val="de-CH"/>
         </w:rPr>
-        <w:lastRenderedPageBreak/>
         <w:t>Horizontale Skalierung</w:t>
       </w:r>
       <w:r>
@@ -7913,18 +7287,441 @@
         <w:spacing w:before="100" w:beforeAutospacing="1" w:after="100" w:afterAutospacing="1" w:line="240" w:lineRule="auto"/>
         <w:rPr>
           <w:rFonts w:ascii="Segoe UI" w:eastAsia="Times New Roman" w:hAnsi="Segoe UI" w:cs="Segoe UI"/>
-          <w:color w:val="1D2125"/>
-          <w:sz w:val="23"/>
-          <w:szCs w:val="23"/>
+          <w:b/>
+          <w:color w:val="1D2125"/>
+          <w:sz w:val="23"/>
+          <w:szCs w:val="23"/>
+          <w:lang w:val="de-CH"/>
+        </w:rPr>
+      </w:pPr>
+      <w:r>
+        <w:rPr>
+          <w:rFonts w:ascii="Segoe UI" w:eastAsia="Times New Roman" w:hAnsi="Segoe UI" w:cs="Segoe UI"/>
+          <w:b/>
+          <w:color w:val="1D2125"/>
+          <w:sz w:val="23"/>
+          <w:szCs w:val="23"/>
+          <w:lang w:val="de-CH"/>
+        </w:rPr>
+        <w:t>Docker Compose:</w:t>
+      </w:r>
+    </w:p>
+    <w:p>
+      <w:pPr>
+        <w:pStyle w:val="Listenabsatz"/>
+        <w:numPr>
+          <w:ilvl w:val="0"/>
+          <w:numId w:val="25"/>
+        </w:numPr>
+        <w:shd w:val="clear" w:color="auto" w:fill="FFFFFF"/>
+        <w:spacing w:before="100" w:beforeAutospacing="1" w:after="100" w:afterAutospacing="1" w:line="240" w:lineRule="auto"/>
+        <w:rPr>
+          <w:rFonts w:ascii="Segoe UI" w:eastAsia="Times New Roman" w:hAnsi="Segoe UI" w:cs="Segoe UI"/>
+          <w:color w:val="1D2125"/>
+          <w:sz w:val="23"/>
+          <w:szCs w:val="23"/>
+          <w:lang w:val="de-CH"/>
+        </w:rPr>
+      </w:pPr>
+      <w:r>
+        <w:rPr>
+          <w:rFonts w:ascii="Segoe UI" w:eastAsia="Times New Roman" w:hAnsi="Segoe UI" w:cs="Segoe UI"/>
+          <w:color w:val="1D2125"/>
+          <w:sz w:val="23"/>
+          <w:szCs w:val="23"/>
+          <w:lang w:val="de-CH"/>
+        </w:rPr>
+        <w:t>welches Image benutzt wird</w:t>
+      </w:r>
+    </w:p>
+    <w:p>
+      <w:pPr>
+        <w:pStyle w:val="Listenabsatz"/>
+        <w:numPr>
+          <w:ilvl w:val="0"/>
+          <w:numId w:val="25"/>
+        </w:numPr>
+        <w:shd w:val="clear" w:color="auto" w:fill="FFFFFF"/>
+        <w:spacing w:before="100" w:beforeAutospacing="1" w:after="100" w:afterAutospacing="1" w:line="240" w:lineRule="auto"/>
+        <w:rPr>
+          <w:rFonts w:ascii="Segoe UI" w:eastAsia="Times New Roman" w:hAnsi="Segoe UI" w:cs="Segoe UI"/>
+          <w:color w:val="1D2125"/>
+          <w:sz w:val="23"/>
+          <w:szCs w:val="23"/>
+          <w:lang w:val="de-CH"/>
+        </w:rPr>
+      </w:pPr>
+      <w:r>
+        <w:rPr>
+          <w:rFonts w:ascii="Segoe UI" w:eastAsia="Times New Roman" w:hAnsi="Segoe UI" w:cs="Segoe UI"/>
+          <w:color w:val="1D2125"/>
+          <w:sz w:val="23"/>
+          <w:szCs w:val="23"/>
+          <w:lang w:val="de-CH"/>
+        </w:rPr>
+        <w:t>welche Ports geöffnet sind</w:t>
+      </w:r>
+    </w:p>
+    <w:p>
+      <w:pPr>
+        <w:pStyle w:val="Listenabsatz"/>
+        <w:numPr>
+          <w:ilvl w:val="0"/>
+          <w:numId w:val="25"/>
+        </w:numPr>
+        <w:shd w:val="clear" w:color="auto" w:fill="FFFFFF"/>
+        <w:spacing w:before="100" w:beforeAutospacing="1" w:after="100" w:afterAutospacing="1" w:line="240" w:lineRule="auto"/>
+        <w:rPr>
+          <w:rFonts w:ascii="Segoe UI" w:eastAsia="Times New Roman" w:hAnsi="Segoe UI" w:cs="Segoe UI"/>
+          <w:color w:val="1D2125"/>
+          <w:sz w:val="23"/>
+          <w:szCs w:val="23"/>
+          <w:lang w:val="de-CH"/>
+        </w:rPr>
+      </w:pPr>
+      <w:r>
+        <w:rPr>
+          <w:rFonts w:ascii="Segoe UI" w:eastAsia="Times New Roman" w:hAnsi="Segoe UI" w:cs="Segoe UI"/>
+          <w:color w:val="1D2125"/>
+          <w:sz w:val="23"/>
+          <w:szCs w:val="23"/>
+          <w:lang w:val="de-CH"/>
+        </w:rPr>
+        <w:t>welche Umgebungsvariablen gesetzt werden</w:t>
+      </w:r>
+    </w:p>
+    <w:p>
+      <w:pPr>
+        <w:pStyle w:val="Listenabsatz"/>
+        <w:numPr>
+          <w:ilvl w:val="0"/>
+          <w:numId w:val="25"/>
+        </w:numPr>
+        <w:shd w:val="clear" w:color="auto" w:fill="FFFFFF"/>
+        <w:spacing w:before="100" w:beforeAutospacing="1" w:after="100" w:afterAutospacing="1" w:line="240" w:lineRule="auto"/>
+        <w:rPr>
+          <w:rFonts w:ascii="Segoe UI" w:eastAsia="Times New Roman" w:hAnsi="Segoe UI" w:cs="Segoe UI"/>
+          <w:color w:val="1D2125"/>
+          <w:sz w:val="23"/>
+          <w:szCs w:val="23"/>
+          <w:lang w:val="de-CH"/>
+        </w:rPr>
+      </w:pPr>
+      <w:r>
+        <w:rPr>
+          <w:rFonts w:ascii="Segoe UI" w:eastAsia="Times New Roman" w:hAnsi="Segoe UI" w:cs="Segoe UI"/>
+          <w:color w:val="1D2125"/>
+          <w:sz w:val="23"/>
+          <w:szCs w:val="23"/>
+          <w:lang w:val="de-CH"/>
+        </w:rPr>
+        <w:t>welche Volumes eingebunden werden</w:t>
+      </w:r>
+    </w:p>
+    <w:p>
+      <w:pPr>
+        <w:pStyle w:val="Listenabsatz"/>
+        <w:numPr>
+          <w:ilvl w:val="0"/>
+          <w:numId w:val="25"/>
+        </w:numPr>
+        <w:shd w:val="clear" w:color="auto" w:fill="FFFFFF"/>
+        <w:spacing w:before="100" w:beforeAutospacing="1" w:after="100" w:afterAutospacing="1" w:line="240" w:lineRule="auto"/>
+        <w:rPr>
+          <w:rFonts w:ascii="Segoe UI" w:eastAsia="Times New Roman" w:hAnsi="Segoe UI" w:cs="Segoe UI"/>
+          <w:color w:val="1D2125"/>
+          <w:sz w:val="23"/>
+          <w:szCs w:val="23"/>
+          <w:lang w:val="de-CH"/>
+        </w:rPr>
+      </w:pPr>
+      <w:r>
+        <w:rPr>
+          <w:rFonts w:ascii="Segoe UI" w:eastAsia="Times New Roman" w:hAnsi="Segoe UI" w:cs="Segoe UI"/>
+          <w:color w:val="1D2125"/>
+          <w:sz w:val="23"/>
+          <w:szCs w:val="23"/>
+          <w:lang w:val="de-CH"/>
+        </w:rPr>
+        <w:t>wie viele Container gestartet werden sollen (scale)</w:t>
+      </w:r>
+    </w:p>
+    <w:p>
+      <w:pPr>
+        <w:pStyle w:val="berschrift2"/>
+      </w:pPr>
+      <w:r>
+        <w:lastRenderedPageBreak/>
+        <w:t>Container Orchestration mit Docker Compose</w:t>
+      </w:r>
+    </w:p>
+    <w:p>
+      <w:pPr>
+        <w:rPr>
+          <w:lang w:val="de-CH"/>
+        </w:rPr>
+      </w:pPr>
+      <w:r>
+        <w:rPr>
+          <w:lang w:val="de-CH"/>
+        </w:rPr>
+        <w:drawing>
+          <wp:inline distT="0" distB="0" distL="0" distR="0" wp14:anchorId="75ECD6AA" wp14:editId="7C468F16">
+            <wp:extent cx="5759450" cy="1010920"/>
+            <wp:effectExtent l="0" t="0" r="0" b="0"/>
+            <wp:docPr id="1125417632" name="Grafik 1"/>
+            <wp:cNvGraphicFramePr>
+              <a:graphicFrameLocks xmlns:a="http://schemas.openxmlformats.org/drawingml/2006/main" noChangeAspect="1"/>
+            </wp:cNvGraphicFramePr>
+            <a:graphic xmlns:a="http://schemas.openxmlformats.org/drawingml/2006/main">
+              <a:graphicData uri="http://schemas.openxmlformats.org/drawingml/2006/picture">
+                <pic:pic xmlns:pic="http://schemas.openxmlformats.org/drawingml/2006/picture">
+                  <pic:nvPicPr>
+                    <pic:cNvPr id="1125417632" name=""/>
+                    <pic:cNvPicPr/>
+                  </pic:nvPicPr>
+                  <pic:blipFill>
+                    <a:blip r:embed="rId9"/>
+                    <a:stretch>
+                      <a:fillRect/>
+                    </a:stretch>
+                  </pic:blipFill>
+                  <pic:spPr>
+                    <a:xfrm>
+                      <a:off x="0" y="0"/>
+                      <a:ext cx="5759450" cy="1010920"/>
+                    </a:xfrm>
+                    <a:prstGeom prst="rect">
+                      <a:avLst/>
+                    </a:prstGeom>
+                  </pic:spPr>
+                </pic:pic>
+              </a:graphicData>
+            </a:graphic>
+          </wp:inline>
+        </w:drawing>
+      </w:r>
+    </w:p>
+    <w:p>
+      <w:pPr>
+        <w:numPr>
+          <w:ilvl w:val="0"/>
+          <w:numId w:val="26"/>
+        </w:numPr>
+        <w:rPr>
+          <w:lang w:val="de-CH"/>
+        </w:rPr>
+      </w:pPr>
+      <w:r>
+        <w:rPr>
+          <w:lang w:val="de-CH"/>
+        </w:rPr>
+        <w:t>Was ist Redis?</w:t>
+      </w:r>
+    </w:p>
+    <w:p>
+      <w:pPr>
+        <w:ind w:left="720"/>
+        <w:rPr>
+          <w:lang w:val="de-CH"/>
+        </w:rPr>
+      </w:pPr>
+      <w:r>
+        <w:rPr>
+          <w:lang w:val="de-CH"/>
+        </w:rPr>
+        <w:t>Remote Dictionary Server ist ein schneller Open-Source-Speiche</w:t>
+      </w:r>
+      <w:r>
+        <w:rPr>
+          <w:lang w:val="de-CH"/>
+        </w:rPr>
+        <w:t>r, welcher die Daten hauptsächlich im RAM speichert. (Key-Value-Store)</w:t>
+      </w:r>
+    </w:p>
+    <w:p>
+      <w:pPr>
+        <w:numPr>
+          <w:ilvl w:val="0"/>
+          <w:numId w:val="26"/>
+        </w:numPr>
+        <w:rPr>
+          <w:lang w:val="de-CH"/>
+        </w:rPr>
+      </w:pPr>
+      <w:r>
+        <w:rPr>
+          <w:lang w:val="de-CH"/>
+        </w:rPr>
+        <w:t>Welche Ports werden genutzt?</w:t>
+      </w:r>
+    </w:p>
+    <w:p>
+      <w:pPr>
+        <w:pStyle w:val="StandardWeb"/>
+        <w:ind w:left="720"/>
+      </w:pPr>
+      <w:r>
+        <w:rPr>
+          <w:b/>
+          <w:bCs/>
+        </w:rPr>
+        <w:t>Port 6379:</w:t>
+      </w:r>
+      <w:r>
+        <w:t xml:space="preserve"> Der Standard-Port von </w:t>
+      </w:r>
+      <w:r>
+        <w:rPr>
+          <w:b/>
+          <w:bCs/>
+        </w:rPr>
+        <w:t>Redis</w:t>
+      </w:r>
+      <w:r>
+        <w:t>. Dieser wird im Tutorial nur intern im Docker-Netzwerk verwendet, damit der Web-Container mit der Datenbank sprechen kann.</w:t>
+      </w:r>
+    </w:p>
+    <w:p>
+      <w:pPr>
+        <w:pStyle w:val="StandardWeb"/>
+        <w:ind w:left="720"/>
+      </w:pPr>
+      <w:r>
+        <w:rPr>
+          <w:b/>
+          <w:bCs/>
+        </w:rPr>
+        <w:t>Port 5000</w:t>
+      </w:r>
+      <w:r>
+        <w:rPr>
+          <w:b/>
+          <w:bCs/>
+        </w:rPr>
+        <w:t xml:space="preserve"> (Intern)</w:t>
+      </w:r>
+      <w:r>
+        <w:rPr>
+          <w:b/>
+          <w:bCs/>
+        </w:rPr>
+        <w:t>:</w:t>
+      </w:r>
+      <w:r>
+        <w:t xml:space="preserve"> Der Standard-Port von </w:t>
+      </w:r>
+      <w:r>
+        <w:rPr>
+          <w:b/>
+          <w:bCs/>
+        </w:rPr>
+        <w:t>Flask</w:t>
+      </w:r>
+      <w:r>
+        <w:t xml:space="preserve"> (dem Python-Webserver). Die App "lauscht" innerhalb ihres Containers auf diesem Port.</w:t>
+      </w:r>
+    </w:p>
+    <w:p>
+      <w:pPr>
+        <w:pStyle w:val="StandardWeb"/>
+        <w:ind w:left="720"/>
+      </w:pPr>
+      <w:r>
+        <w:rPr>
+          <w:b/>
+          <w:bCs/>
+        </w:rPr>
+        <w:t>Port 8000 (</w:t>
+      </w:r>
+      <w:r>
+        <w:rPr>
+          <w:b/>
+          <w:bCs/>
+        </w:rPr>
+        <w:t>Extern</w:t>
+      </w:r>
+      <w:r>
+        <w:rPr>
+          <w:b/>
+          <w:bCs/>
+        </w:rPr>
+        <w:t>):</w:t>
+      </w:r>
+      <w:r>
+        <w:t xml:space="preserve"> Diesen definieren Sie in der </w:t>
+      </w:r>
+      <w:r>
+        <w:rPr>
+          <w:rStyle w:val="HTMLCode"/>
+        </w:rPr>
+        <w:t>compose.yaml</w:t>
+      </w:r>
+      <w:r>
+        <w:t>.</w:t>
+      </w:r>
+      <w:r>
+        <w:t xml:space="preserve"> Er ist das "Fenster" nach au</w:t>
+      </w:r>
+      <w:r>
+        <w:t>ss</w:t>
+      </w:r>
+      <w:r>
+        <w:t xml:space="preserve">en. Wenn Sie </w:t>
+      </w:r>
+      <w:r>
+        <w:rPr>
+          <w:rStyle w:val="HTMLCode"/>
+        </w:rPr>
+        <w:t>localhost:8000</w:t>
+      </w:r>
+      <w:r>
+        <w:t xml:space="preserve"> im Browser aufrufen, leitet Docker die Anfrage an Port 5000 des Containers weiter.</w:t>
+      </w:r>
+    </w:p>
+    <w:p>
+      <w:pPr>
+        <w:numPr>
+          <w:ilvl w:val="0"/>
+          <w:numId w:val="26"/>
+        </w:numPr>
+        <w:rPr>
+          <w:lang w:val="de-CH"/>
+        </w:rPr>
+      </w:pPr>
+      <w:r>
+        <w:rPr>
+          <w:lang w:val="de-CH"/>
+        </w:rPr>
+        <w:t>Was ist die Bedeutung von ENV im Dockerfile?</w:t>
+      </w:r>
+    </w:p>
+    <w:p>
+      <w:pPr>
+        <w:pStyle w:val="Listenabsatz"/>
+        <w:rPr>
+          <w:lang w:val="de-CH"/>
+        </w:rPr>
+      </w:pPr>
+      <w:r>
+        <w:rPr>
+          <w:lang w:val="de-CH"/>
+        </w:rPr>
+        <w:t>Mit denen wird der Software mitgeteilt, wie sie sich verhalten soll, ohne den Code ändern zu müssen, nur mit dem Container.</w:t>
+      </w:r>
+    </w:p>
+    <w:p>
+      <w:pPr>
+        <w:rPr>
           <w:lang w:val="de-CH"/>
         </w:rPr>
       </w:pPr>
     </w:p>
     <w:sectPr>
-      <w:headerReference w:type="default" r:id="rId9"/>
-      <w:footerReference w:type="default" r:id="rId10"/>
-      <w:headerReference w:type="first" r:id="rId11"/>
-      <w:footerReference w:type="first" r:id="rId12"/>
+      <w:headerReference w:type="default" r:id="rId10"/>
+      <w:footerReference w:type="default" r:id="rId11"/>
+      <w:headerReference w:type="first" r:id="rId12"/>
+      <w:footerReference w:type="first" r:id="rId13"/>
       <w:pgSz w:w="11906" w:h="16838"/>
       <w:pgMar w:top="1985" w:right="1418" w:bottom="1276" w:left="1418" w:header="567" w:footer="567" w:gutter="0"/>
       <w:cols w:space="708"/>
@@ -8232,11 +8029,9 @@
     <w:pPr>
       <w:pStyle w:val="InvisibleLine"/>
     </w:pPr>
-    <w:proofErr w:type="spellStart"/>
     <w:r>
       <w:t>BrBrr</w:t>
     </w:r>
-    <w:proofErr w:type="spellEnd"/>
   </w:p>
 </w:hdr>
 </file>
@@ -8334,6 +8129,119 @@
 <file path=word/numbering.xml><?xml version="1.0" encoding="utf-8"?>
 <w:numbering xmlns:wpc="http://schemas.microsoft.com/office/word/2010/wordprocessingCanvas" xmlns:cx="http://schemas.microsoft.com/office/drawing/2014/chartex" xmlns:cx1="http://schemas.microsoft.com/office/drawing/2015/9/8/chartex" xmlns:cx2="http://schemas.microsoft.com/office/drawing/2015/10/21/chartex" xmlns:cx3="http://schemas.microsoft.com/office/drawing/2016/5/9/chartex" xmlns:cx4="http://schemas.microsoft.com/office/drawing/2016/5/10/chartex" xmlns:cx5="http://schemas.microsoft.com/office/drawing/2016/5/11/chartex" xmlns:cx6="http://schemas.microsoft.com/office/drawing/2016/5/12/chartex" xmlns:cx7="http://schemas.microsoft.com/office/drawing/2016/5/13/chartex" xmlns:cx8="http://schemas.microsoft.com/office/drawing/2016/5/14/chartex" xmlns:mc="http://schemas.openxmlformats.org/markup-compatibility/2006" xmlns:aink="http://schemas.microsoft.com/office/drawing/2016/ink" xmlns:am3d="http://schemas.microsoft.com/office/drawing/2017/model3d" xmlns:o="urn:schemas-microsoft-com:office:office" xmlns:oel="http://schemas.microsoft.com/office/2019/extlst" xmlns:r="http://schemas.openxmlformats.org/officeDocument/2006/relationships" xmlns:m="http://schemas.openxmlformats.org/officeDocument/2006/math" xmlns:v="urn:schemas-microsoft-com:vml" xmlns:wp14="http://schemas.microsoft.com/office/word/2010/wordprocessingDrawing" xmlns:wp="http://schemas.openxmlformats.org/drawingml/2006/wordprocessingDrawing" xmlns:w10="urn:schemas-microsoft-com:office:word" xmlns:w="http://schemas.openxmlformats.org/wordprocessingml/2006/main" xmlns:w14="http://schemas.microsoft.com/office/word/2010/wordml" xmlns:w15="http://schemas.microsoft.com/office/word/2012/wordml" xmlns:w16cex="http://schemas.microsoft.com/office/word/2018/wordml/cex" xmlns:w16cid="http://schemas.microsoft.com/office/word/2016/wordml/cid" xmlns:w16="http://schemas.microsoft.com/office/word/2018/wordml" xmlns:w16du="http://schemas.microsoft.com/office/word/2023/wordml/word16du" xmlns:w16sdtdh="http://schemas.microsoft.com/office/word/2020/wordml/sdtdatahash" xmlns:w16sdtfl="http://schemas.microsoft.com/office/word/2024/wordml/sdtformatlock" xmlns:w16se="http://schemas.microsoft.com/office/word/2015/wordml/symex" xmlns:wpg="http://schemas.microsoft.com/office/word/2010/wordprocessingGroup" xmlns:wpi="http://schemas.microsoft.com/office/word/2010/wordprocessingInk" xmlns:wne="http://schemas.microsoft.com/office/word/2006/wordml" xmlns:wps="http://schemas.microsoft.com/office/word/2010/wordprocessingShape" mc:Ignorable="w14 w15 w16se w16cid w16 w16cex w16sdtdh w16sdtfl w16du wp14">
   <w:abstractNum w:abstractNumId="0" w15:restartNumberingAfterBreak="0">
+    <w:nsid w:val="003820E6"/>
+    <w:multiLevelType w:val="multilevel"/>
+    <w:tmpl w:val="98E2C612"/>
+    <w:lvl w:ilvl="0">
+      <w:start w:val="1"/>
+      <w:numFmt w:val="decimal"/>
+      <w:lvlText w:val="%1."/>
+      <w:lvlJc w:val="left"/>
+      <w:pPr>
+        <w:tabs>
+          <w:tab w:val="num" w:pos="720"/>
+        </w:tabs>
+        <w:ind w:left="720" w:hanging="360"/>
+      </w:pPr>
+    </w:lvl>
+    <w:lvl w:ilvl="1" w:tentative="1">
+      <w:start w:val="1"/>
+      <w:numFmt w:val="decimal"/>
+      <w:lvlText w:val="%2."/>
+      <w:lvlJc w:val="left"/>
+      <w:pPr>
+        <w:tabs>
+          <w:tab w:val="num" w:pos="1440"/>
+        </w:tabs>
+        <w:ind w:left="1440" w:hanging="360"/>
+      </w:pPr>
+    </w:lvl>
+    <w:lvl w:ilvl="2" w:tentative="1">
+      <w:start w:val="1"/>
+      <w:numFmt w:val="decimal"/>
+      <w:lvlText w:val="%3."/>
+      <w:lvlJc w:val="left"/>
+      <w:pPr>
+        <w:tabs>
+          <w:tab w:val="num" w:pos="2160"/>
+        </w:tabs>
+        <w:ind w:left="2160" w:hanging="360"/>
+      </w:pPr>
+    </w:lvl>
+    <w:lvl w:ilvl="3" w:tentative="1">
+      <w:start w:val="1"/>
+      <w:numFmt w:val="decimal"/>
+      <w:lvlText w:val="%4."/>
+      <w:lvlJc w:val="left"/>
+      <w:pPr>
+        <w:tabs>
+          <w:tab w:val="num" w:pos="2880"/>
+        </w:tabs>
+        <w:ind w:left="2880" w:hanging="360"/>
+      </w:pPr>
+    </w:lvl>
+    <w:lvl w:ilvl="4" w:tentative="1">
+      <w:start w:val="1"/>
+      <w:numFmt w:val="decimal"/>
+      <w:lvlText w:val="%5."/>
+      <w:lvlJc w:val="left"/>
+      <w:pPr>
+        <w:tabs>
+          <w:tab w:val="num" w:pos="3600"/>
+        </w:tabs>
+        <w:ind w:left="3600" w:hanging="360"/>
+      </w:pPr>
+    </w:lvl>
+    <w:lvl w:ilvl="5" w:tentative="1">
+      <w:start w:val="1"/>
+      <w:numFmt w:val="decimal"/>
+      <w:lvlText w:val="%6."/>
+      <w:lvlJc w:val="left"/>
+      <w:pPr>
+        <w:tabs>
+          <w:tab w:val="num" w:pos="4320"/>
+        </w:tabs>
+        <w:ind w:left="4320" w:hanging="360"/>
+      </w:pPr>
+    </w:lvl>
+    <w:lvl w:ilvl="6" w:tentative="1">
+      <w:start w:val="1"/>
+      <w:numFmt w:val="decimal"/>
+      <w:lvlText w:val="%7."/>
+      <w:lvlJc w:val="left"/>
+      <w:pPr>
+        <w:tabs>
+          <w:tab w:val="num" w:pos="5040"/>
+        </w:tabs>
+        <w:ind w:left="5040" w:hanging="360"/>
+      </w:pPr>
+    </w:lvl>
+    <w:lvl w:ilvl="7" w:tentative="1">
+      <w:start w:val="1"/>
+      <w:numFmt w:val="decimal"/>
+      <w:lvlText w:val="%8."/>
+      <w:lvlJc w:val="left"/>
+      <w:pPr>
+        <w:tabs>
+          <w:tab w:val="num" w:pos="5760"/>
+        </w:tabs>
+        <w:ind w:left="5760" w:hanging="360"/>
+      </w:pPr>
+    </w:lvl>
+    <w:lvl w:ilvl="8" w:tentative="1">
+      <w:start w:val="1"/>
+      <w:numFmt w:val="decimal"/>
+      <w:lvlText w:val="%9."/>
+      <w:lvlJc w:val="left"/>
+      <w:pPr>
+        <w:tabs>
+          <w:tab w:val="num" w:pos="6480"/>
+        </w:tabs>
+        <w:ind w:left="6480" w:hanging="360"/>
+      </w:pPr>
+    </w:lvl>
+  </w:abstractNum>
+  <w:abstractNum w:abstractNumId="1" w15:restartNumberingAfterBreak="0">
     <w:nsid w:val="0262289F"/>
     <w:multiLevelType w:val="hybridMultilevel"/>
     <w:tmpl w:val="4DA4DE86"/>
@@ -8446,171 +8354,129 @@
       </w:rPr>
     </w:lvl>
   </w:abstractNum>
-  <w:abstractNum w:abstractNumId="1" w15:restartNumberingAfterBreak="0">
-    <w:nsid w:val="02813785"/>
-    <w:multiLevelType w:val="multilevel"/>
-    <w:tmpl w:val="53F8BEC8"/>
-    <w:numStyleLink w:val="ListLineList"/>
-  </w:abstractNum>
   <w:abstractNum w:abstractNumId="2" w15:restartNumberingAfterBreak="0">
-    <w:nsid w:val="07CF3988"/>
-    <w:multiLevelType w:val="multilevel"/>
-    <w:tmpl w:val="ADD2BC3C"/>
-    <w:lvl w:ilvl="0">
-      <w:start w:val="1"/>
-      <w:numFmt w:val="bullet"/>
-      <w:lvlText w:val=""/>
-      <w:lvlJc w:val="left"/>
-      <w:pPr>
-        <w:tabs>
-          <w:tab w:val="num" w:pos="720"/>
-        </w:tabs>
-        <w:ind w:left="720" w:hanging="360"/>
-      </w:pPr>
-      <w:rPr>
-        <w:rFonts w:ascii="Symbol" w:hAnsi="Symbol" w:hint="default"/>
-        <w:sz w:val="20"/>
-      </w:rPr>
-    </w:lvl>
-    <w:lvl w:ilvl="1" w:tentative="1">
-      <w:start w:val="1"/>
-      <w:numFmt w:val="bullet"/>
-      <w:lvlText w:val="o"/>
-      <w:lvlJc w:val="left"/>
-      <w:pPr>
-        <w:tabs>
-          <w:tab w:val="num" w:pos="1440"/>
-        </w:tabs>
-        <w:ind w:left="1440" w:hanging="360"/>
-      </w:pPr>
-      <w:rPr>
-        <w:rFonts w:ascii="Courier New" w:hAnsi="Courier New" w:hint="default"/>
-        <w:sz w:val="20"/>
-      </w:rPr>
-    </w:lvl>
-    <w:lvl w:ilvl="2" w:tentative="1">
-      <w:start w:val="1"/>
-      <w:numFmt w:val="bullet"/>
-      <w:lvlText w:val=""/>
-      <w:lvlJc w:val="left"/>
-      <w:pPr>
-        <w:tabs>
-          <w:tab w:val="num" w:pos="2160"/>
-        </w:tabs>
-        <w:ind w:left="2160" w:hanging="360"/>
-      </w:pPr>
-      <w:rPr>
-        <w:rFonts w:ascii="Wingdings" w:hAnsi="Wingdings" w:hint="default"/>
-        <w:sz w:val="20"/>
-      </w:rPr>
-    </w:lvl>
-    <w:lvl w:ilvl="3" w:tentative="1">
-      <w:start w:val="1"/>
-      <w:numFmt w:val="bullet"/>
-      <w:lvlText w:val=""/>
-      <w:lvlJc w:val="left"/>
-      <w:pPr>
-        <w:tabs>
-          <w:tab w:val="num" w:pos="2880"/>
-        </w:tabs>
-        <w:ind w:left="2880" w:hanging="360"/>
-      </w:pPr>
-      <w:rPr>
-        <w:rFonts w:ascii="Wingdings" w:hAnsi="Wingdings" w:hint="default"/>
-        <w:sz w:val="20"/>
-      </w:rPr>
-    </w:lvl>
-    <w:lvl w:ilvl="4" w:tentative="1">
-      <w:start w:val="1"/>
-      <w:numFmt w:val="bullet"/>
-      <w:lvlText w:val=""/>
-      <w:lvlJc w:val="left"/>
-      <w:pPr>
-        <w:tabs>
-          <w:tab w:val="num" w:pos="3600"/>
-        </w:tabs>
-        <w:ind w:left="3600" w:hanging="360"/>
-      </w:pPr>
-      <w:rPr>
-        <w:rFonts w:ascii="Wingdings" w:hAnsi="Wingdings" w:hint="default"/>
-        <w:sz w:val="20"/>
-      </w:rPr>
-    </w:lvl>
-    <w:lvl w:ilvl="5" w:tentative="1">
-      <w:start w:val="1"/>
-      <w:numFmt w:val="bullet"/>
-      <w:lvlText w:val=""/>
-      <w:lvlJc w:val="left"/>
-      <w:pPr>
-        <w:tabs>
-          <w:tab w:val="num" w:pos="4320"/>
-        </w:tabs>
-        <w:ind w:left="4320" w:hanging="360"/>
-      </w:pPr>
-      <w:rPr>
-        <w:rFonts w:ascii="Wingdings" w:hAnsi="Wingdings" w:hint="default"/>
-        <w:sz w:val="20"/>
-      </w:rPr>
-    </w:lvl>
-    <w:lvl w:ilvl="6" w:tentative="1">
-      <w:start w:val="1"/>
-      <w:numFmt w:val="bullet"/>
-      <w:lvlText w:val=""/>
-      <w:lvlJc w:val="left"/>
-      <w:pPr>
-        <w:tabs>
-          <w:tab w:val="num" w:pos="5040"/>
-        </w:tabs>
-        <w:ind w:left="5040" w:hanging="360"/>
-      </w:pPr>
-      <w:rPr>
-        <w:rFonts w:ascii="Wingdings" w:hAnsi="Wingdings" w:hint="default"/>
-        <w:sz w:val="20"/>
-      </w:rPr>
-    </w:lvl>
-    <w:lvl w:ilvl="7" w:tentative="1">
-      <w:start w:val="1"/>
-      <w:numFmt w:val="bullet"/>
-      <w:lvlText w:val=""/>
-      <w:lvlJc w:val="left"/>
-      <w:pPr>
-        <w:tabs>
-          <w:tab w:val="num" w:pos="5760"/>
-        </w:tabs>
-        <w:ind w:left="5760" w:hanging="360"/>
-      </w:pPr>
-      <w:rPr>
-        <w:rFonts w:ascii="Wingdings" w:hAnsi="Wingdings" w:hint="default"/>
-        <w:sz w:val="20"/>
-      </w:rPr>
-    </w:lvl>
-    <w:lvl w:ilvl="8" w:tentative="1">
-      <w:start w:val="1"/>
-      <w:numFmt w:val="bullet"/>
-      <w:lvlText w:val=""/>
-      <w:lvlJc w:val="left"/>
-      <w:pPr>
-        <w:tabs>
-          <w:tab w:val="num" w:pos="6480"/>
-        </w:tabs>
-        <w:ind w:left="6480" w:hanging="360"/>
-      </w:pPr>
-      <w:rPr>
-        <w:rFonts w:ascii="Wingdings" w:hAnsi="Wingdings" w:hint="default"/>
-        <w:sz w:val="20"/>
-      </w:rPr>
-    </w:lvl>
-  </w:abstractNum>
-  <w:abstractNum w:abstractNumId="3" w15:restartNumberingAfterBreak="0">
     <w:nsid w:val="10117EF6"/>
     <w:multiLevelType w:val="multilevel"/>
     <w:tmpl w:val="AF9EAD66"/>
     <w:numStyleLink w:val="ListAlphabeticList"/>
   </w:abstractNum>
+  <w:abstractNum w:abstractNumId="3" w15:restartNumberingAfterBreak="0">
+    <w:nsid w:val="171C376D"/>
+    <w:multiLevelType w:val="hybridMultilevel"/>
+    <w:tmpl w:val="2D36FB96"/>
+    <w:lvl w:ilvl="0" w:tplc="08070001">
+      <w:start w:val="1"/>
+      <w:numFmt w:val="bullet"/>
+      <w:lvlText w:val=""/>
+      <w:lvlJc w:val="left"/>
+      <w:pPr>
+        <w:ind w:left="720" w:hanging="360"/>
+      </w:pPr>
+      <w:rPr>
+        <w:rFonts w:ascii="Symbol" w:hAnsi="Symbol" w:hint="default"/>
+      </w:rPr>
+    </w:lvl>
+    <w:lvl w:ilvl="1" w:tplc="08070003" w:tentative="1">
+      <w:start w:val="1"/>
+      <w:numFmt w:val="bullet"/>
+      <w:lvlText w:val="o"/>
+      <w:lvlJc w:val="left"/>
+      <w:pPr>
+        <w:ind w:left="1440" w:hanging="360"/>
+      </w:pPr>
+      <w:rPr>
+        <w:rFonts w:ascii="Courier New" w:hAnsi="Courier New" w:cs="Courier New" w:hint="default"/>
+      </w:rPr>
+    </w:lvl>
+    <w:lvl w:ilvl="2" w:tplc="08070005" w:tentative="1">
+      <w:start w:val="1"/>
+      <w:numFmt w:val="bullet"/>
+      <w:lvlText w:val=""/>
+      <w:lvlJc w:val="left"/>
+      <w:pPr>
+        <w:ind w:left="2160" w:hanging="360"/>
+      </w:pPr>
+      <w:rPr>
+        <w:rFonts w:ascii="Wingdings" w:hAnsi="Wingdings" w:hint="default"/>
+      </w:rPr>
+    </w:lvl>
+    <w:lvl w:ilvl="3" w:tplc="08070001" w:tentative="1">
+      <w:start w:val="1"/>
+      <w:numFmt w:val="bullet"/>
+      <w:lvlText w:val=""/>
+      <w:lvlJc w:val="left"/>
+      <w:pPr>
+        <w:ind w:left="2880" w:hanging="360"/>
+      </w:pPr>
+      <w:rPr>
+        <w:rFonts w:ascii="Symbol" w:hAnsi="Symbol" w:hint="default"/>
+      </w:rPr>
+    </w:lvl>
+    <w:lvl w:ilvl="4" w:tplc="08070003" w:tentative="1">
+      <w:start w:val="1"/>
+      <w:numFmt w:val="bullet"/>
+      <w:lvlText w:val="o"/>
+      <w:lvlJc w:val="left"/>
+      <w:pPr>
+        <w:ind w:left="3600" w:hanging="360"/>
+      </w:pPr>
+      <w:rPr>
+        <w:rFonts w:ascii="Courier New" w:hAnsi="Courier New" w:cs="Courier New" w:hint="default"/>
+      </w:rPr>
+    </w:lvl>
+    <w:lvl w:ilvl="5" w:tplc="08070005" w:tentative="1">
+      <w:start w:val="1"/>
+      <w:numFmt w:val="bullet"/>
+      <w:lvlText w:val=""/>
+      <w:lvlJc w:val="left"/>
+      <w:pPr>
+        <w:ind w:left="4320" w:hanging="360"/>
+      </w:pPr>
+      <w:rPr>
+        <w:rFonts w:ascii="Wingdings" w:hAnsi="Wingdings" w:hint="default"/>
+      </w:rPr>
+    </w:lvl>
+    <w:lvl w:ilvl="6" w:tplc="08070001" w:tentative="1">
+      <w:start w:val="1"/>
+      <w:numFmt w:val="bullet"/>
+      <w:lvlText w:val=""/>
+      <w:lvlJc w:val="left"/>
+      <w:pPr>
+        <w:ind w:left="5040" w:hanging="360"/>
+      </w:pPr>
+      <w:rPr>
+        <w:rFonts w:ascii="Symbol" w:hAnsi="Symbol" w:hint="default"/>
+      </w:rPr>
+    </w:lvl>
+    <w:lvl w:ilvl="7" w:tplc="08070003" w:tentative="1">
+      <w:start w:val="1"/>
+      <w:numFmt w:val="bullet"/>
+      <w:lvlText w:val="o"/>
+      <w:lvlJc w:val="left"/>
+      <w:pPr>
+        <w:ind w:left="5760" w:hanging="360"/>
+      </w:pPr>
+      <w:rPr>
+        <w:rFonts w:ascii="Courier New" w:hAnsi="Courier New" w:cs="Courier New" w:hint="default"/>
+      </w:rPr>
+    </w:lvl>
+    <w:lvl w:ilvl="8" w:tplc="08070005" w:tentative="1">
+      <w:start w:val="1"/>
+      <w:numFmt w:val="bullet"/>
+      <w:lvlText w:val=""/>
+      <w:lvlJc w:val="left"/>
+      <w:pPr>
+        <w:ind w:left="6480" w:hanging="360"/>
+      </w:pPr>
+      <w:rPr>
+        <w:rFonts w:ascii="Wingdings" w:hAnsi="Wingdings" w:hint="default"/>
+      </w:rPr>
+    </w:lvl>
+  </w:abstractNum>
   <w:abstractNum w:abstractNumId="4" w15:restartNumberingAfterBreak="0">
-    <w:nsid w:val="121F7473"/>
+    <w:nsid w:val="197B36C3"/>
     <w:multiLevelType w:val="multilevel"/>
-    <w:tmpl w:val="4718E42E"/>
+    <w:tmpl w:val="0C22BC50"/>
     <w:lvl w:ilvl="0">
       <w:start w:val="1"/>
       <w:numFmt w:val="bullet"/>
@@ -8757,423 +8623,125 @@
     </w:lvl>
   </w:abstractNum>
   <w:abstractNum w:abstractNumId="5" w15:restartNumberingAfterBreak="0">
-    <w:nsid w:val="12740CE8"/>
-    <w:multiLevelType w:val="multilevel"/>
-    <w:tmpl w:val="AF2494AE"/>
-    <w:lvl w:ilvl="0">
-      <w:start w:val="1"/>
-      <w:numFmt w:val="bullet"/>
-      <w:lvlText w:val=""/>
-      <w:lvlJc w:val="left"/>
-      <w:pPr>
-        <w:tabs>
-          <w:tab w:val="num" w:pos="720"/>
-        </w:tabs>
-        <w:ind w:left="720" w:hanging="360"/>
-      </w:pPr>
-      <w:rPr>
-        <w:rFonts w:ascii="Symbol" w:hAnsi="Symbol" w:hint="default"/>
-        <w:sz w:val="20"/>
-      </w:rPr>
-    </w:lvl>
-    <w:lvl w:ilvl="1" w:tentative="1">
-      <w:start w:val="1"/>
-      <w:numFmt w:val="bullet"/>
-      <w:lvlText w:val="o"/>
-      <w:lvlJc w:val="left"/>
-      <w:pPr>
-        <w:tabs>
-          <w:tab w:val="num" w:pos="1440"/>
-        </w:tabs>
-        <w:ind w:left="1440" w:hanging="360"/>
-      </w:pPr>
-      <w:rPr>
-        <w:rFonts w:ascii="Courier New" w:hAnsi="Courier New" w:hint="default"/>
-        <w:sz w:val="20"/>
-      </w:rPr>
-    </w:lvl>
-    <w:lvl w:ilvl="2" w:tentative="1">
-      <w:start w:val="1"/>
-      <w:numFmt w:val="bullet"/>
-      <w:lvlText w:val=""/>
-      <w:lvlJc w:val="left"/>
-      <w:pPr>
-        <w:tabs>
-          <w:tab w:val="num" w:pos="2160"/>
-        </w:tabs>
-        <w:ind w:left="2160" w:hanging="360"/>
-      </w:pPr>
-      <w:rPr>
-        <w:rFonts w:ascii="Wingdings" w:hAnsi="Wingdings" w:hint="default"/>
-        <w:sz w:val="20"/>
-      </w:rPr>
-    </w:lvl>
-    <w:lvl w:ilvl="3" w:tentative="1">
-      <w:start w:val="1"/>
-      <w:numFmt w:val="bullet"/>
-      <w:lvlText w:val=""/>
-      <w:lvlJc w:val="left"/>
-      <w:pPr>
-        <w:tabs>
-          <w:tab w:val="num" w:pos="2880"/>
-        </w:tabs>
-        <w:ind w:left="2880" w:hanging="360"/>
-      </w:pPr>
-      <w:rPr>
-        <w:rFonts w:ascii="Wingdings" w:hAnsi="Wingdings" w:hint="default"/>
-        <w:sz w:val="20"/>
-      </w:rPr>
-    </w:lvl>
-    <w:lvl w:ilvl="4" w:tentative="1">
-      <w:start w:val="1"/>
-      <w:numFmt w:val="bullet"/>
-      <w:lvlText w:val=""/>
-      <w:lvlJc w:val="left"/>
-      <w:pPr>
-        <w:tabs>
-          <w:tab w:val="num" w:pos="3600"/>
-        </w:tabs>
-        <w:ind w:left="3600" w:hanging="360"/>
-      </w:pPr>
-      <w:rPr>
-        <w:rFonts w:ascii="Wingdings" w:hAnsi="Wingdings" w:hint="default"/>
-        <w:sz w:val="20"/>
-      </w:rPr>
-    </w:lvl>
-    <w:lvl w:ilvl="5" w:tentative="1">
-      <w:start w:val="1"/>
-      <w:numFmt w:val="bullet"/>
-      <w:lvlText w:val=""/>
-      <w:lvlJc w:val="left"/>
-      <w:pPr>
-        <w:tabs>
-          <w:tab w:val="num" w:pos="4320"/>
-        </w:tabs>
-        <w:ind w:left="4320" w:hanging="360"/>
-      </w:pPr>
-      <w:rPr>
-        <w:rFonts w:ascii="Wingdings" w:hAnsi="Wingdings" w:hint="default"/>
-        <w:sz w:val="20"/>
-      </w:rPr>
-    </w:lvl>
-    <w:lvl w:ilvl="6" w:tentative="1">
-      <w:start w:val="1"/>
-      <w:numFmt w:val="bullet"/>
-      <w:lvlText w:val=""/>
-      <w:lvlJc w:val="left"/>
-      <w:pPr>
-        <w:tabs>
-          <w:tab w:val="num" w:pos="5040"/>
-        </w:tabs>
-        <w:ind w:left="5040" w:hanging="360"/>
-      </w:pPr>
-      <w:rPr>
-        <w:rFonts w:ascii="Wingdings" w:hAnsi="Wingdings" w:hint="default"/>
-        <w:sz w:val="20"/>
-      </w:rPr>
-    </w:lvl>
-    <w:lvl w:ilvl="7" w:tentative="1">
-      <w:start w:val="1"/>
-      <w:numFmt w:val="bullet"/>
-      <w:lvlText w:val=""/>
-      <w:lvlJc w:val="left"/>
-      <w:pPr>
-        <w:tabs>
-          <w:tab w:val="num" w:pos="5760"/>
-        </w:tabs>
-        <w:ind w:left="5760" w:hanging="360"/>
-      </w:pPr>
-      <w:rPr>
-        <w:rFonts w:ascii="Wingdings" w:hAnsi="Wingdings" w:hint="default"/>
-        <w:sz w:val="20"/>
-      </w:rPr>
-    </w:lvl>
-    <w:lvl w:ilvl="8" w:tentative="1">
-      <w:start w:val="1"/>
-      <w:numFmt w:val="bullet"/>
-      <w:lvlText w:val=""/>
-      <w:lvlJc w:val="left"/>
-      <w:pPr>
-        <w:tabs>
-          <w:tab w:val="num" w:pos="6480"/>
-        </w:tabs>
-        <w:ind w:left="6480" w:hanging="360"/>
-      </w:pPr>
-      <w:rPr>
-        <w:rFonts w:ascii="Wingdings" w:hAnsi="Wingdings" w:hint="default"/>
-        <w:sz w:val="20"/>
-      </w:rPr>
-    </w:lvl>
-  </w:abstractNum>
-  <w:abstractNum w:abstractNumId="6" w15:restartNumberingAfterBreak="0">
-    <w:nsid w:val="171C376D"/>
-    <w:multiLevelType w:val="hybridMultilevel"/>
-    <w:tmpl w:val="2D36FB96"/>
-    <w:lvl w:ilvl="0" w:tplc="08070001">
-      <w:start w:val="1"/>
-      <w:numFmt w:val="bullet"/>
-      <w:lvlText w:val=""/>
-      <w:lvlJc w:val="left"/>
-      <w:pPr>
-        <w:ind w:left="720" w:hanging="360"/>
-      </w:pPr>
-      <w:rPr>
-        <w:rFonts w:ascii="Symbol" w:hAnsi="Symbol" w:hint="default"/>
-      </w:rPr>
-    </w:lvl>
-    <w:lvl w:ilvl="1" w:tplc="08070003" w:tentative="1">
-      <w:start w:val="1"/>
-      <w:numFmt w:val="bullet"/>
-      <w:lvlText w:val="o"/>
-      <w:lvlJc w:val="left"/>
-      <w:pPr>
-        <w:ind w:left="1440" w:hanging="360"/>
-      </w:pPr>
-      <w:rPr>
-        <w:rFonts w:ascii="Courier New" w:hAnsi="Courier New" w:cs="Courier New" w:hint="default"/>
-      </w:rPr>
-    </w:lvl>
-    <w:lvl w:ilvl="2" w:tplc="08070005" w:tentative="1">
-      <w:start w:val="1"/>
-      <w:numFmt w:val="bullet"/>
-      <w:lvlText w:val=""/>
-      <w:lvlJc w:val="left"/>
-      <w:pPr>
-        <w:ind w:left="2160" w:hanging="360"/>
-      </w:pPr>
-      <w:rPr>
-        <w:rFonts w:ascii="Wingdings" w:hAnsi="Wingdings" w:hint="default"/>
-      </w:rPr>
-    </w:lvl>
-    <w:lvl w:ilvl="3" w:tplc="08070001" w:tentative="1">
-      <w:start w:val="1"/>
-      <w:numFmt w:val="bullet"/>
-      <w:lvlText w:val=""/>
-      <w:lvlJc w:val="left"/>
-      <w:pPr>
-        <w:ind w:left="2880" w:hanging="360"/>
-      </w:pPr>
-      <w:rPr>
-        <w:rFonts w:ascii="Symbol" w:hAnsi="Symbol" w:hint="default"/>
-      </w:rPr>
-    </w:lvl>
-    <w:lvl w:ilvl="4" w:tplc="08070003" w:tentative="1">
-      <w:start w:val="1"/>
-      <w:numFmt w:val="bullet"/>
-      <w:lvlText w:val="o"/>
-      <w:lvlJc w:val="left"/>
-      <w:pPr>
-        <w:ind w:left="3600" w:hanging="360"/>
-      </w:pPr>
-      <w:rPr>
-        <w:rFonts w:ascii="Courier New" w:hAnsi="Courier New" w:cs="Courier New" w:hint="default"/>
-      </w:rPr>
-    </w:lvl>
-    <w:lvl w:ilvl="5" w:tplc="08070005" w:tentative="1">
-      <w:start w:val="1"/>
-      <w:numFmt w:val="bullet"/>
-      <w:lvlText w:val=""/>
-      <w:lvlJc w:val="left"/>
-      <w:pPr>
-        <w:ind w:left="4320" w:hanging="360"/>
-      </w:pPr>
-      <w:rPr>
-        <w:rFonts w:ascii="Wingdings" w:hAnsi="Wingdings" w:hint="default"/>
-      </w:rPr>
-    </w:lvl>
-    <w:lvl w:ilvl="6" w:tplc="08070001" w:tentative="1">
-      <w:start w:val="1"/>
-      <w:numFmt w:val="bullet"/>
-      <w:lvlText w:val=""/>
-      <w:lvlJc w:val="left"/>
-      <w:pPr>
-        <w:ind w:left="5040" w:hanging="360"/>
-      </w:pPr>
-      <w:rPr>
-        <w:rFonts w:ascii="Symbol" w:hAnsi="Symbol" w:hint="default"/>
-      </w:rPr>
-    </w:lvl>
-    <w:lvl w:ilvl="7" w:tplc="08070003" w:tentative="1">
-      <w:start w:val="1"/>
-      <w:numFmt w:val="bullet"/>
-      <w:lvlText w:val="o"/>
-      <w:lvlJc w:val="left"/>
-      <w:pPr>
-        <w:ind w:left="5760" w:hanging="360"/>
-      </w:pPr>
-      <w:rPr>
-        <w:rFonts w:ascii="Courier New" w:hAnsi="Courier New" w:cs="Courier New" w:hint="default"/>
-      </w:rPr>
-    </w:lvl>
-    <w:lvl w:ilvl="8" w:tplc="08070005" w:tentative="1">
-      <w:start w:val="1"/>
-      <w:numFmt w:val="bullet"/>
-      <w:lvlText w:val=""/>
-      <w:lvlJc w:val="left"/>
-      <w:pPr>
-        <w:ind w:left="6480" w:hanging="360"/>
-      </w:pPr>
-      <w:rPr>
-        <w:rFonts w:ascii="Wingdings" w:hAnsi="Wingdings" w:hint="default"/>
-      </w:rPr>
-    </w:lvl>
-  </w:abstractNum>
-  <w:abstractNum w:abstractNumId="7" w15:restartNumberingAfterBreak="0">
-    <w:nsid w:val="197B36C3"/>
-    <w:multiLevelType w:val="multilevel"/>
-    <w:tmpl w:val="0C22BC50"/>
-    <w:lvl w:ilvl="0">
-      <w:start w:val="1"/>
-      <w:numFmt w:val="bullet"/>
-      <w:lvlText w:val=""/>
-      <w:lvlJc w:val="left"/>
-      <w:pPr>
-        <w:tabs>
-          <w:tab w:val="num" w:pos="720"/>
-        </w:tabs>
-        <w:ind w:left="720" w:hanging="360"/>
-      </w:pPr>
-      <w:rPr>
-        <w:rFonts w:ascii="Symbol" w:hAnsi="Symbol" w:hint="default"/>
-        <w:sz w:val="20"/>
-      </w:rPr>
-    </w:lvl>
-    <w:lvl w:ilvl="1" w:tentative="1">
-      <w:start w:val="1"/>
-      <w:numFmt w:val="bullet"/>
-      <w:lvlText w:val="o"/>
-      <w:lvlJc w:val="left"/>
-      <w:pPr>
-        <w:tabs>
-          <w:tab w:val="num" w:pos="1440"/>
-        </w:tabs>
-        <w:ind w:left="1440" w:hanging="360"/>
-      </w:pPr>
-      <w:rPr>
-        <w:rFonts w:ascii="Courier New" w:hAnsi="Courier New" w:hint="default"/>
-        <w:sz w:val="20"/>
-      </w:rPr>
-    </w:lvl>
-    <w:lvl w:ilvl="2" w:tentative="1">
-      <w:start w:val="1"/>
-      <w:numFmt w:val="bullet"/>
-      <w:lvlText w:val=""/>
-      <w:lvlJc w:val="left"/>
-      <w:pPr>
-        <w:tabs>
-          <w:tab w:val="num" w:pos="2160"/>
-        </w:tabs>
-        <w:ind w:left="2160" w:hanging="360"/>
-      </w:pPr>
-      <w:rPr>
-        <w:rFonts w:ascii="Wingdings" w:hAnsi="Wingdings" w:hint="default"/>
-        <w:sz w:val="20"/>
-      </w:rPr>
-    </w:lvl>
-    <w:lvl w:ilvl="3" w:tentative="1">
-      <w:start w:val="1"/>
-      <w:numFmt w:val="bullet"/>
-      <w:lvlText w:val=""/>
-      <w:lvlJc w:val="left"/>
-      <w:pPr>
-        <w:tabs>
-          <w:tab w:val="num" w:pos="2880"/>
-        </w:tabs>
-        <w:ind w:left="2880" w:hanging="360"/>
-      </w:pPr>
-      <w:rPr>
-        <w:rFonts w:ascii="Wingdings" w:hAnsi="Wingdings" w:hint="default"/>
-        <w:sz w:val="20"/>
-      </w:rPr>
-    </w:lvl>
-    <w:lvl w:ilvl="4" w:tentative="1">
-      <w:start w:val="1"/>
-      <w:numFmt w:val="bullet"/>
-      <w:lvlText w:val=""/>
-      <w:lvlJc w:val="left"/>
-      <w:pPr>
-        <w:tabs>
-          <w:tab w:val="num" w:pos="3600"/>
-        </w:tabs>
-        <w:ind w:left="3600" w:hanging="360"/>
-      </w:pPr>
-      <w:rPr>
-        <w:rFonts w:ascii="Wingdings" w:hAnsi="Wingdings" w:hint="default"/>
-        <w:sz w:val="20"/>
-      </w:rPr>
-    </w:lvl>
-    <w:lvl w:ilvl="5" w:tentative="1">
-      <w:start w:val="1"/>
-      <w:numFmt w:val="bullet"/>
-      <w:lvlText w:val=""/>
-      <w:lvlJc w:val="left"/>
-      <w:pPr>
-        <w:tabs>
-          <w:tab w:val="num" w:pos="4320"/>
-        </w:tabs>
-        <w:ind w:left="4320" w:hanging="360"/>
-      </w:pPr>
-      <w:rPr>
-        <w:rFonts w:ascii="Wingdings" w:hAnsi="Wingdings" w:hint="default"/>
-        <w:sz w:val="20"/>
-      </w:rPr>
-    </w:lvl>
-    <w:lvl w:ilvl="6" w:tentative="1">
-      <w:start w:val="1"/>
-      <w:numFmt w:val="bullet"/>
-      <w:lvlText w:val=""/>
-      <w:lvlJc w:val="left"/>
-      <w:pPr>
-        <w:tabs>
-          <w:tab w:val="num" w:pos="5040"/>
-        </w:tabs>
-        <w:ind w:left="5040" w:hanging="360"/>
-      </w:pPr>
-      <w:rPr>
-        <w:rFonts w:ascii="Wingdings" w:hAnsi="Wingdings" w:hint="default"/>
-        <w:sz w:val="20"/>
-      </w:rPr>
-    </w:lvl>
-    <w:lvl w:ilvl="7" w:tentative="1">
-      <w:start w:val="1"/>
-      <w:numFmt w:val="bullet"/>
-      <w:lvlText w:val=""/>
-      <w:lvlJc w:val="left"/>
-      <w:pPr>
-        <w:tabs>
-          <w:tab w:val="num" w:pos="5760"/>
-        </w:tabs>
-        <w:ind w:left="5760" w:hanging="360"/>
-      </w:pPr>
-      <w:rPr>
-        <w:rFonts w:ascii="Wingdings" w:hAnsi="Wingdings" w:hint="default"/>
-        <w:sz w:val="20"/>
-      </w:rPr>
-    </w:lvl>
-    <w:lvl w:ilvl="8" w:tentative="1">
-      <w:start w:val="1"/>
-      <w:numFmt w:val="bullet"/>
-      <w:lvlText w:val=""/>
-      <w:lvlJc w:val="left"/>
-      <w:pPr>
-        <w:tabs>
-          <w:tab w:val="num" w:pos="6480"/>
-        </w:tabs>
-        <w:ind w:left="6480" w:hanging="360"/>
-      </w:pPr>
-      <w:rPr>
-        <w:rFonts w:ascii="Wingdings" w:hAnsi="Wingdings" w:hint="default"/>
-        <w:sz w:val="20"/>
-      </w:rPr>
-    </w:lvl>
-  </w:abstractNum>
-  <w:abstractNum w:abstractNumId="8" w15:restartNumberingAfterBreak="0">
     <w:nsid w:val="19FB5AB8"/>
     <w:multiLevelType w:val="multilevel"/>
     <w:tmpl w:val="53F8BEC8"/>
     <w:numStyleLink w:val="ListLineList"/>
   </w:abstractNum>
-  <w:abstractNum w:abstractNumId="9" w15:restartNumberingAfterBreak="0">
+  <w:abstractNum w:abstractNumId="6" w15:restartNumberingAfterBreak="0">
+    <w:nsid w:val="1A5A32B5"/>
+    <w:multiLevelType w:val="hybridMultilevel"/>
+    <w:tmpl w:val="FE2ECBB2"/>
+    <w:lvl w:ilvl="0" w:tplc="08070001">
+      <w:start w:val="1"/>
+      <w:numFmt w:val="bullet"/>
+      <w:lvlText w:val=""/>
+      <w:lvlJc w:val="left"/>
+      <w:pPr>
+        <w:ind w:left="720" w:hanging="360"/>
+      </w:pPr>
+      <w:rPr>
+        <w:rFonts w:ascii="Symbol" w:hAnsi="Symbol" w:hint="default"/>
+      </w:rPr>
+    </w:lvl>
+    <w:lvl w:ilvl="1" w:tplc="08070003" w:tentative="1">
+      <w:start w:val="1"/>
+      <w:numFmt w:val="bullet"/>
+      <w:lvlText w:val="o"/>
+      <w:lvlJc w:val="left"/>
+      <w:pPr>
+        <w:ind w:left="1440" w:hanging="360"/>
+      </w:pPr>
+      <w:rPr>
+        <w:rFonts w:ascii="Courier New" w:hAnsi="Courier New" w:cs="Courier New" w:hint="default"/>
+      </w:rPr>
+    </w:lvl>
+    <w:lvl w:ilvl="2" w:tplc="08070005" w:tentative="1">
+      <w:start w:val="1"/>
+      <w:numFmt w:val="bullet"/>
+      <w:lvlText w:val=""/>
+      <w:lvlJc w:val="left"/>
+      <w:pPr>
+        <w:ind w:left="2160" w:hanging="360"/>
+      </w:pPr>
+      <w:rPr>
+        <w:rFonts w:ascii="Wingdings" w:hAnsi="Wingdings" w:hint="default"/>
+      </w:rPr>
+    </w:lvl>
+    <w:lvl w:ilvl="3" w:tplc="08070001" w:tentative="1">
+      <w:start w:val="1"/>
+      <w:numFmt w:val="bullet"/>
+      <w:lvlText w:val=""/>
+      <w:lvlJc w:val="left"/>
+      <w:pPr>
+        <w:ind w:left="2880" w:hanging="360"/>
+      </w:pPr>
+      <w:rPr>
+        <w:rFonts w:ascii="Symbol" w:hAnsi="Symbol" w:hint="default"/>
+      </w:rPr>
+    </w:lvl>
+    <w:lvl w:ilvl="4" w:tplc="08070003" w:tentative="1">
+      <w:start w:val="1"/>
+      <w:numFmt w:val="bullet"/>
+      <w:lvlText w:val="o"/>
+      <w:lvlJc w:val="left"/>
+      <w:pPr>
+        <w:ind w:left="3600" w:hanging="360"/>
+      </w:pPr>
+      <w:rPr>
+        <w:rFonts w:ascii="Courier New" w:hAnsi="Courier New" w:cs="Courier New" w:hint="default"/>
+      </w:rPr>
+    </w:lvl>
+    <w:lvl w:ilvl="5" w:tplc="08070005" w:tentative="1">
+      <w:start w:val="1"/>
+      <w:numFmt w:val="bullet"/>
+      <w:lvlText w:val=""/>
+      <w:lvlJc w:val="left"/>
+      <w:pPr>
+        <w:ind w:left="4320" w:hanging="360"/>
+      </w:pPr>
+      <w:rPr>
+        <w:rFonts w:ascii="Wingdings" w:hAnsi="Wingdings" w:hint="default"/>
+      </w:rPr>
+    </w:lvl>
+    <w:lvl w:ilvl="6" w:tplc="08070001" w:tentative="1">
+      <w:start w:val="1"/>
+      <w:numFmt w:val="bullet"/>
+      <w:lvlText w:val=""/>
+      <w:lvlJc w:val="left"/>
+      <w:pPr>
+        <w:ind w:left="5040" w:hanging="360"/>
+      </w:pPr>
+      <w:rPr>
+        <w:rFonts w:ascii="Symbol" w:hAnsi="Symbol" w:hint="default"/>
+      </w:rPr>
+    </w:lvl>
+    <w:lvl w:ilvl="7" w:tplc="08070003" w:tentative="1">
+      <w:start w:val="1"/>
+      <w:numFmt w:val="bullet"/>
+      <w:lvlText w:val="o"/>
+      <w:lvlJc w:val="left"/>
+      <w:pPr>
+        <w:ind w:left="5760" w:hanging="360"/>
+      </w:pPr>
+      <w:rPr>
+        <w:rFonts w:ascii="Courier New" w:hAnsi="Courier New" w:cs="Courier New" w:hint="default"/>
+      </w:rPr>
+    </w:lvl>
+    <w:lvl w:ilvl="8" w:tplc="08070005" w:tentative="1">
+      <w:start w:val="1"/>
+      <w:numFmt w:val="bullet"/>
+      <w:lvlText w:val=""/>
+      <w:lvlJc w:val="left"/>
+      <w:pPr>
+        <w:ind w:left="6480" w:hanging="360"/>
+      </w:pPr>
+      <w:rPr>
+        <w:rFonts w:ascii="Wingdings" w:hAnsi="Wingdings" w:hint="default"/>
+      </w:rPr>
+    </w:lvl>
+  </w:abstractNum>
+  <w:abstractNum w:abstractNumId="7" w15:restartNumberingAfterBreak="0">
     <w:nsid w:val="1E3E54B7"/>
     <w:multiLevelType w:val="multilevel"/>
     <w:tmpl w:val="3E32516E"/>
@@ -9295,7 +8863,7 @@
       </w:rPr>
     </w:lvl>
   </w:abstractNum>
-  <w:abstractNum w:abstractNumId="10" w15:restartNumberingAfterBreak="0">
+  <w:abstractNum w:abstractNumId="8" w15:restartNumberingAfterBreak="0">
     <w:nsid w:val="1F40245C"/>
     <w:multiLevelType w:val="hybridMultilevel"/>
     <w:tmpl w:val="4B6CFB8C"/>
@@ -9408,7 +8976,7 @@
       </w:rPr>
     </w:lvl>
   </w:abstractNum>
-  <w:abstractNum w:abstractNumId="11" w15:restartNumberingAfterBreak="0">
+  <w:abstractNum w:abstractNumId="9" w15:restartNumberingAfterBreak="0">
     <w:nsid w:val="20173F22"/>
     <w:multiLevelType w:val="multilevel"/>
     <w:tmpl w:val="53F8BEC8"/>
@@ -9524,7 +9092,7 @@
       </w:rPr>
     </w:lvl>
   </w:abstractNum>
-  <w:abstractNum w:abstractNumId="12" w15:restartNumberingAfterBreak="0">
+  <w:abstractNum w:abstractNumId="10" w15:restartNumberingAfterBreak="0">
     <w:nsid w:val="20660FA9"/>
     <w:multiLevelType w:val="multilevel"/>
     <w:tmpl w:val="EF623E66"/>
@@ -9673,7 +9241,7 @@
       </w:rPr>
     </w:lvl>
   </w:abstractNum>
-  <w:abstractNum w:abstractNumId="13" w15:restartNumberingAfterBreak="0">
+  <w:abstractNum w:abstractNumId="11" w15:restartNumberingAfterBreak="0">
     <w:nsid w:val="24AD38FE"/>
     <w:multiLevelType w:val="hybridMultilevel"/>
     <w:tmpl w:val="4A9A7874"/>
@@ -9786,305 +9354,7 @@
       </w:rPr>
     </w:lvl>
   </w:abstractNum>
-  <w:abstractNum w:abstractNumId="14" w15:restartNumberingAfterBreak="0">
-    <w:nsid w:val="283E02DD"/>
-    <w:multiLevelType w:val="multilevel"/>
-    <w:tmpl w:val="F8D24EF2"/>
-    <w:lvl w:ilvl="0">
-      <w:start w:val="1"/>
-      <w:numFmt w:val="bullet"/>
-      <w:lvlText w:val=""/>
-      <w:lvlJc w:val="left"/>
-      <w:pPr>
-        <w:tabs>
-          <w:tab w:val="num" w:pos="720"/>
-        </w:tabs>
-        <w:ind w:left="720" w:hanging="360"/>
-      </w:pPr>
-      <w:rPr>
-        <w:rFonts w:ascii="Symbol" w:hAnsi="Symbol" w:hint="default"/>
-        <w:sz w:val="20"/>
-      </w:rPr>
-    </w:lvl>
-    <w:lvl w:ilvl="1" w:tentative="1">
-      <w:start w:val="1"/>
-      <w:numFmt w:val="bullet"/>
-      <w:lvlText w:val="o"/>
-      <w:lvlJc w:val="left"/>
-      <w:pPr>
-        <w:tabs>
-          <w:tab w:val="num" w:pos="1440"/>
-        </w:tabs>
-        <w:ind w:left="1440" w:hanging="360"/>
-      </w:pPr>
-      <w:rPr>
-        <w:rFonts w:ascii="Courier New" w:hAnsi="Courier New" w:hint="default"/>
-        <w:sz w:val="20"/>
-      </w:rPr>
-    </w:lvl>
-    <w:lvl w:ilvl="2" w:tentative="1">
-      <w:start w:val="1"/>
-      <w:numFmt w:val="bullet"/>
-      <w:lvlText w:val=""/>
-      <w:lvlJc w:val="left"/>
-      <w:pPr>
-        <w:tabs>
-          <w:tab w:val="num" w:pos="2160"/>
-        </w:tabs>
-        <w:ind w:left="2160" w:hanging="360"/>
-      </w:pPr>
-      <w:rPr>
-        <w:rFonts w:ascii="Wingdings" w:hAnsi="Wingdings" w:hint="default"/>
-        <w:sz w:val="20"/>
-      </w:rPr>
-    </w:lvl>
-    <w:lvl w:ilvl="3" w:tentative="1">
-      <w:start w:val="1"/>
-      <w:numFmt w:val="bullet"/>
-      <w:lvlText w:val=""/>
-      <w:lvlJc w:val="left"/>
-      <w:pPr>
-        <w:tabs>
-          <w:tab w:val="num" w:pos="2880"/>
-        </w:tabs>
-        <w:ind w:left="2880" w:hanging="360"/>
-      </w:pPr>
-      <w:rPr>
-        <w:rFonts w:ascii="Wingdings" w:hAnsi="Wingdings" w:hint="default"/>
-        <w:sz w:val="20"/>
-      </w:rPr>
-    </w:lvl>
-    <w:lvl w:ilvl="4" w:tentative="1">
-      <w:start w:val="1"/>
-      <w:numFmt w:val="bullet"/>
-      <w:lvlText w:val=""/>
-      <w:lvlJc w:val="left"/>
-      <w:pPr>
-        <w:tabs>
-          <w:tab w:val="num" w:pos="3600"/>
-        </w:tabs>
-        <w:ind w:left="3600" w:hanging="360"/>
-      </w:pPr>
-      <w:rPr>
-        <w:rFonts w:ascii="Wingdings" w:hAnsi="Wingdings" w:hint="default"/>
-        <w:sz w:val="20"/>
-      </w:rPr>
-    </w:lvl>
-    <w:lvl w:ilvl="5" w:tentative="1">
-      <w:start w:val="1"/>
-      <w:numFmt w:val="bullet"/>
-      <w:lvlText w:val=""/>
-      <w:lvlJc w:val="left"/>
-      <w:pPr>
-        <w:tabs>
-          <w:tab w:val="num" w:pos="4320"/>
-        </w:tabs>
-        <w:ind w:left="4320" w:hanging="360"/>
-      </w:pPr>
-      <w:rPr>
-        <w:rFonts w:ascii="Wingdings" w:hAnsi="Wingdings" w:hint="default"/>
-        <w:sz w:val="20"/>
-      </w:rPr>
-    </w:lvl>
-    <w:lvl w:ilvl="6" w:tentative="1">
-      <w:start w:val="1"/>
-      <w:numFmt w:val="bullet"/>
-      <w:lvlText w:val=""/>
-      <w:lvlJc w:val="left"/>
-      <w:pPr>
-        <w:tabs>
-          <w:tab w:val="num" w:pos="5040"/>
-        </w:tabs>
-        <w:ind w:left="5040" w:hanging="360"/>
-      </w:pPr>
-      <w:rPr>
-        <w:rFonts w:ascii="Wingdings" w:hAnsi="Wingdings" w:hint="default"/>
-        <w:sz w:val="20"/>
-      </w:rPr>
-    </w:lvl>
-    <w:lvl w:ilvl="7" w:tentative="1">
-      <w:start w:val="1"/>
-      <w:numFmt w:val="bullet"/>
-      <w:lvlText w:val=""/>
-      <w:lvlJc w:val="left"/>
-      <w:pPr>
-        <w:tabs>
-          <w:tab w:val="num" w:pos="5760"/>
-        </w:tabs>
-        <w:ind w:left="5760" w:hanging="360"/>
-      </w:pPr>
-      <w:rPr>
-        <w:rFonts w:ascii="Wingdings" w:hAnsi="Wingdings" w:hint="default"/>
-        <w:sz w:val="20"/>
-      </w:rPr>
-    </w:lvl>
-    <w:lvl w:ilvl="8" w:tentative="1">
-      <w:start w:val="1"/>
-      <w:numFmt w:val="bullet"/>
-      <w:lvlText w:val=""/>
-      <w:lvlJc w:val="left"/>
-      <w:pPr>
-        <w:tabs>
-          <w:tab w:val="num" w:pos="6480"/>
-        </w:tabs>
-        <w:ind w:left="6480" w:hanging="360"/>
-      </w:pPr>
-      <w:rPr>
-        <w:rFonts w:ascii="Wingdings" w:hAnsi="Wingdings" w:hint="default"/>
-        <w:sz w:val="20"/>
-      </w:rPr>
-    </w:lvl>
-  </w:abstractNum>
-  <w:abstractNum w:abstractNumId="15" w15:restartNumberingAfterBreak="0">
-    <w:nsid w:val="287D7776"/>
-    <w:multiLevelType w:val="multilevel"/>
-    <w:tmpl w:val="7AE8B1F8"/>
-    <w:lvl w:ilvl="0">
-      <w:start w:val="1"/>
-      <w:numFmt w:val="bullet"/>
-      <w:lvlText w:val=""/>
-      <w:lvlJc w:val="left"/>
-      <w:pPr>
-        <w:tabs>
-          <w:tab w:val="num" w:pos="720"/>
-        </w:tabs>
-        <w:ind w:left="720" w:hanging="360"/>
-      </w:pPr>
-      <w:rPr>
-        <w:rFonts w:ascii="Symbol" w:hAnsi="Symbol" w:hint="default"/>
-        <w:sz w:val="20"/>
-      </w:rPr>
-    </w:lvl>
-    <w:lvl w:ilvl="1" w:tentative="1">
-      <w:start w:val="1"/>
-      <w:numFmt w:val="bullet"/>
-      <w:lvlText w:val="o"/>
-      <w:lvlJc w:val="left"/>
-      <w:pPr>
-        <w:tabs>
-          <w:tab w:val="num" w:pos="1440"/>
-        </w:tabs>
-        <w:ind w:left="1440" w:hanging="360"/>
-      </w:pPr>
-      <w:rPr>
-        <w:rFonts w:ascii="Courier New" w:hAnsi="Courier New" w:hint="default"/>
-        <w:sz w:val="20"/>
-      </w:rPr>
-    </w:lvl>
-    <w:lvl w:ilvl="2" w:tentative="1">
-      <w:start w:val="1"/>
-      <w:numFmt w:val="bullet"/>
-      <w:lvlText w:val=""/>
-      <w:lvlJc w:val="left"/>
-      <w:pPr>
-        <w:tabs>
-          <w:tab w:val="num" w:pos="2160"/>
-        </w:tabs>
-        <w:ind w:left="2160" w:hanging="360"/>
-      </w:pPr>
-      <w:rPr>
-        <w:rFonts w:ascii="Wingdings" w:hAnsi="Wingdings" w:hint="default"/>
-        <w:sz w:val="20"/>
-      </w:rPr>
-    </w:lvl>
-    <w:lvl w:ilvl="3" w:tentative="1">
-      <w:start w:val="1"/>
-      <w:numFmt w:val="bullet"/>
-      <w:lvlText w:val=""/>
-      <w:lvlJc w:val="left"/>
-      <w:pPr>
-        <w:tabs>
-          <w:tab w:val="num" w:pos="2880"/>
-        </w:tabs>
-        <w:ind w:left="2880" w:hanging="360"/>
-      </w:pPr>
-      <w:rPr>
-        <w:rFonts w:ascii="Wingdings" w:hAnsi="Wingdings" w:hint="default"/>
-        <w:sz w:val="20"/>
-      </w:rPr>
-    </w:lvl>
-    <w:lvl w:ilvl="4" w:tentative="1">
-      <w:start w:val="1"/>
-      <w:numFmt w:val="bullet"/>
-      <w:lvlText w:val=""/>
-      <w:lvlJc w:val="left"/>
-      <w:pPr>
-        <w:tabs>
-          <w:tab w:val="num" w:pos="3600"/>
-        </w:tabs>
-        <w:ind w:left="3600" w:hanging="360"/>
-      </w:pPr>
-      <w:rPr>
-        <w:rFonts w:ascii="Wingdings" w:hAnsi="Wingdings" w:hint="default"/>
-        <w:sz w:val="20"/>
-      </w:rPr>
-    </w:lvl>
-    <w:lvl w:ilvl="5" w:tentative="1">
-      <w:start w:val="1"/>
-      <w:numFmt w:val="bullet"/>
-      <w:lvlText w:val=""/>
-      <w:lvlJc w:val="left"/>
-      <w:pPr>
-        <w:tabs>
-          <w:tab w:val="num" w:pos="4320"/>
-        </w:tabs>
-        <w:ind w:left="4320" w:hanging="360"/>
-      </w:pPr>
-      <w:rPr>
-        <w:rFonts w:ascii="Wingdings" w:hAnsi="Wingdings" w:hint="default"/>
-        <w:sz w:val="20"/>
-      </w:rPr>
-    </w:lvl>
-    <w:lvl w:ilvl="6" w:tentative="1">
-      <w:start w:val="1"/>
-      <w:numFmt w:val="bullet"/>
-      <w:lvlText w:val=""/>
-      <w:lvlJc w:val="left"/>
-      <w:pPr>
-        <w:tabs>
-          <w:tab w:val="num" w:pos="5040"/>
-        </w:tabs>
-        <w:ind w:left="5040" w:hanging="360"/>
-      </w:pPr>
-      <w:rPr>
-        <w:rFonts w:ascii="Wingdings" w:hAnsi="Wingdings" w:hint="default"/>
-        <w:sz w:val="20"/>
-      </w:rPr>
-    </w:lvl>
-    <w:lvl w:ilvl="7" w:tentative="1">
-      <w:start w:val="1"/>
-      <w:numFmt w:val="bullet"/>
-      <w:lvlText w:val=""/>
-      <w:lvlJc w:val="left"/>
-      <w:pPr>
-        <w:tabs>
-          <w:tab w:val="num" w:pos="5760"/>
-        </w:tabs>
-        <w:ind w:left="5760" w:hanging="360"/>
-      </w:pPr>
-      <w:rPr>
-        <w:rFonts w:ascii="Wingdings" w:hAnsi="Wingdings" w:hint="default"/>
-        <w:sz w:val="20"/>
-      </w:rPr>
-    </w:lvl>
-    <w:lvl w:ilvl="8" w:tentative="1">
-      <w:start w:val="1"/>
-      <w:numFmt w:val="bullet"/>
-      <w:lvlText w:val=""/>
-      <w:lvlJc w:val="left"/>
-      <w:pPr>
-        <w:tabs>
-          <w:tab w:val="num" w:pos="6480"/>
-        </w:tabs>
-        <w:ind w:left="6480" w:hanging="360"/>
-      </w:pPr>
-      <w:rPr>
-        <w:rFonts w:ascii="Wingdings" w:hAnsi="Wingdings" w:hint="default"/>
-        <w:sz w:val="20"/>
-      </w:rPr>
-    </w:lvl>
-  </w:abstractNum>
-  <w:abstractNum w:abstractNumId="16" w15:restartNumberingAfterBreak="0">
+  <w:abstractNum w:abstractNumId="12" w15:restartNumberingAfterBreak="0">
     <w:nsid w:val="2AB47336"/>
     <w:multiLevelType w:val="multilevel"/>
     <w:tmpl w:val="BF164CCA"/>
@@ -10199,7 +9469,7 @@
       </w:rPr>
     </w:lvl>
   </w:abstractNum>
-  <w:abstractNum w:abstractNumId="17" w15:restartNumberingAfterBreak="0">
+  <w:abstractNum w:abstractNumId="13" w15:restartNumberingAfterBreak="0">
     <w:nsid w:val="2D39322F"/>
     <w:multiLevelType w:val="hybridMultilevel"/>
     <w:tmpl w:val="C30C5DEC"/>
@@ -10312,13 +9582,7 @@
       </w:rPr>
     </w:lvl>
   </w:abstractNum>
-  <w:abstractNum w:abstractNumId="18" w15:restartNumberingAfterBreak="0">
-    <w:nsid w:val="2EF65E68"/>
-    <w:multiLevelType w:val="multilevel"/>
-    <w:tmpl w:val="24F07EF8"/>
-    <w:numStyleLink w:val="ListBulletList"/>
-  </w:abstractNum>
-  <w:abstractNum w:abstractNumId="19" w15:restartNumberingAfterBreak="0">
+  <w:abstractNum w:abstractNumId="14" w15:restartNumberingAfterBreak="0">
     <w:nsid w:val="30026F14"/>
     <w:multiLevelType w:val="multilevel"/>
     <w:tmpl w:val="D3944B22"/>
@@ -10462,7 +9726,7 @@
       </w:rPr>
     </w:lvl>
   </w:abstractNum>
-  <w:abstractNum w:abstractNumId="20" w15:restartNumberingAfterBreak="0">
+  <w:abstractNum w:abstractNumId="15" w15:restartNumberingAfterBreak="0">
     <w:nsid w:val="3618656C"/>
     <w:multiLevelType w:val="multilevel"/>
     <w:tmpl w:val="24F07EF8"/>
@@ -10577,7 +9841,7 @@
       </w:rPr>
     </w:lvl>
   </w:abstractNum>
-  <w:abstractNum w:abstractNumId="21" w15:restartNumberingAfterBreak="0">
+  <w:abstractNum w:abstractNumId="16" w15:restartNumberingAfterBreak="0">
     <w:nsid w:val="3C833A2E"/>
     <w:multiLevelType w:val="multilevel"/>
     <w:tmpl w:val="8C367B0C"/>
@@ -10726,7 +9990,7 @@
       </w:rPr>
     </w:lvl>
   </w:abstractNum>
-  <w:abstractNum w:abstractNumId="22" w15:restartNumberingAfterBreak="0">
+  <w:abstractNum w:abstractNumId="17" w15:restartNumberingAfterBreak="0">
     <w:nsid w:val="412A19E8"/>
     <w:multiLevelType w:val="multilevel"/>
     <w:tmpl w:val="08EC8DF4"/>
@@ -10840,7 +10104,7 @@
       </w:rPr>
     </w:lvl>
   </w:abstractNum>
-  <w:abstractNum w:abstractNumId="23" w15:restartNumberingAfterBreak="0">
+  <w:abstractNum w:abstractNumId="18" w15:restartNumberingAfterBreak="0">
     <w:nsid w:val="41CB3933"/>
     <w:multiLevelType w:val="multilevel"/>
     <w:tmpl w:val="2B6E8270"/>
@@ -10953,10 +10217,10 @@
       </w:pPr>
     </w:lvl>
   </w:abstractNum>
-  <w:abstractNum w:abstractNumId="24" w15:restartNumberingAfterBreak="0">
-    <w:nsid w:val="433B6B51"/>
+  <w:abstractNum w:abstractNumId="19" w15:restartNumberingAfterBreak="0">
+    <w:nsid w:val="435C74D2"/>
     <w:multiLevelType w:val="multilevel"/>
-    <w:tmpl w:val="9D8ED72E"/>
+    <w:tmpl w:val="D5E8A486"/>
     <w:lvl w:ilvl="0">
       <w:start w:val="1"/>
       <w:numFmt w:val="bullet"/>
@@ -11102,10 +10366,10 @@
       </w:rPr>
     </w:lvl>
   </w:abstractNum>
-  <w:abstractNum w:abstractNumId="25" w15:restartNumberingAfterBreak="0">
-    <w:nsid w:val="435C74D2"/>
+  <w:abstractNum w:abstractNumId="20" w15:restartNumberingAfterBreak="0">
+    <w:nsid w:val="44176407"/>
     <w:multiLevelType w:val="multilevel"/>
-    <w:tmpl w:val="D5E8A486"/>
+    <w:tmpl w:val="4EA69498"/>
     <w:lvl w:ilvl="0">
       <w:start w:val="1"/>
       <w:numFmt w:val="bullet"/>
@@ -11251,162 +10515,7 @@
       </w:rPr>
     </w:lvl>
   </w:abstractNum>
-  <w:abstractNum w:abstractNumId="26" w15:restartNumberingAfterBreak="0">
-    <w:nsid w:val="44176407"/>
-    <w:multiLevelType w:val="multilevel"/>
-    <w:tmpl w:val="4EA69498"/>
-    <w:lvl w:ilvl="0">
-      <w:start w:val="1"/>
-      <w:numFmt w:val="bullet"/>
-      <w:lvlText w:val=""/>
-      <w:lvlJc w:val="left"/>
-      <w:pPr>
-        <w:tabs>
-          <w:tab w:val="num" w:pos="720"/>
-        </w:tabs>
-        <w:ind w:left="720" w:hanging="360"/>
-      </w:pPr>
-      <w:rPr>
-        <w:rFonts w:ascii="Symbol" w:hAnsi="Symbol" w:hint="default"/>
-        <w:sz w:val="20"/>
-      </w:rPr>
-    </w:lvl>
-    <w:lvl w:ilvl="1" w:tentative="1">
-      <w:start w:val="1"/>
-      <w:numFmt w:val="bullet"/>
-      <w:lvlText w:val="o"/>
-      <w:lvlJc w:val="left"/>
-      <w:pPr>
-        <w:tabs>
-          <w:tab w:val="num" w:pos="1440"/>
-        </w:tabs>
-        <w:ind w:left="1440" w:hanging="360"/>
-      </w:pPr>
-      <w:rPr>
-        <w:rFonts w:ascii="Courier New" w:hAnsi="Courier New" w:hint="default"/>
-        <w:sz w:val="20"/>
-      </w:rPr>
-    </w:lvl>
-    <w:lvl w:ilvl="2" w:tentative="1">
-      <w:start w:val="1"/>
-      <w:numFmt w:val="bullet"/>
-      <w:lvlText w:val=""/>
-      <w:lvlJc w:val="left"/>
-      <w:pPr>
-        <w:tabs>
-          <w:tab w:val="num" w:pos="2160"/>
-        </w:tabs>
-        <w:ind w:left="2160" w:hanging="360"/>
-      </w:pPr>
-      <w:rPr>
-        <w:rFonts w:ascii="Wingdings" w:hAnsi="Wingdings" w:hint="default"/>
-        <w:sz w:val="20"/>
-      </w:rPr>
-    </w:lvl>
-    <w:lvl w:ilvl="3" w:tentative="1">
-      <w:start w:val="1"/>
-      <w:numFmt w:val="bullet"/>
-      <w:lvlText w:val=""/>
-      <w:lvlJc w:val="left"/>
-      <w:pPr>
-        <w:tabs>
-          <w:tab w:val="num" w:pos="2880"/>
-        </w:tabs>
-        <w:ind w:left="2880" w:hanging="360"/>
-      </w:pPr>
-      <w:rPr>
-        <w:rFonts w:ascii="Wingdings" w:hAnsi="Wingdings" w:hint="default"/>
-        <w:sz w:val="20"/>
-      </w:rPr>
-    </w:lvl>
-    <w:lvl w:ilvl="4" w:tentative="1">
-      <w:start w:val="1"/>
-      <w:numFmt w:val="bullet"/>
-      <w:lvlText w:val=""/>
-      <w:lvlJc w:val="left"/>
-      <w:pPr>
-        <w:tabs>
-          <w:tab w:val="num" w:pos="3600"/>
-        </w:tabs>
-        <w:ind w:left="3600" w:hanging="360"/>
-      </w:pPr>
-      <w:rPr>
-        <w:rFonts w:ascii="Wingdings" w:hAnsi="Wingdings" w:hint="default"/>
-        <w:sz w:val="20"/>
-      </w:rPr>
-    </w:lvl>
-    <w:lvl w:ilvl="5" w:tentative="1">
-      <w:start w:val="1"/>
-      <w:numFmt w:val="bullet"/>
-      <w:lvlText w:val=""/>
-      <w:lvlJc w:val="left"/>
-      <w:pPr>
-        <w:tabs>
-          <w:tab w:val="num" w:pos="4320"/>
-        </w:tabs>
-        <w:ind w:left="4320" w:hanging="360"/>
-      </w:pPr>
-      <w:rPr>
-        <w:rFonts w:ascii="Wingdings" w:hAnsi="Wingdings" w:hint="default"/>
-        <w:sz w:val="20"/>
-      </w:rPr>
-    </w:lvl>
-    <w:lvl w:ilvl="6" w:tentative="1">
-      <w:start w:val="1"/>
-      <w:numFmt w:val="bullet"/>
-      <w:lvlText w:val=""/>
-      <w:lvlJc w:val="left"/>
-      <w:pPr>
-        <w:tabs>
-          <w:tab w:val="num" w:pos="5040"/>
-        </w:tabs>
-        <w:ind w:left="5040" w:hanging="360"/>
-      </w:pPr>
-      <w:rPr>
-        <w:rFonts w:ascii="Wingdings" w:hAnsi="Wingdings" w:hint="default"/>
-        <w:sz w:val="20"/>
-      </w:rPr>
-    </w:lvl>
-    <w:lvl w:ilvl="7" w:tentative="1">
-      <w:start w:val="1"/>
-      <w:numFmt w:val="bullet"/>
-      <w:lvlText w:val=""/>
-      <w:lvlJc w:val="left"/>
-      <w:pPr>
-        <w:tabs>
-          <w:tab w:val="num" w:pos="5760"/>
-        </w:tabs>
-        <w:ind w:left="5760" w:hanging="360"/>
-      </w:pPr>
-      <w:rPr>
-        <w:rFonts w:ascii="Wingdings" w:hAnsi="Wingdings" w:hint="default"/>
-        <w:sz w:val="20"/>
-      </w:rPr>
-    </w:lvl>
-    <w:lvl w:ilvl="8" w:tentative="1">
-      <w:start w:val="1"/>
-      <w:numFmt w:val="bullet"/>
-      <w:lvlText w:val=""/>
-      <w:lvlJc w:val="left"/>
-      <w:pPr>
-        <w:tabs>
-          <w:tab w:val="num" w:pos="6480"/>
-        </w:tabs>
-        <w:ind w:left="6480" w:hanging="360"/>
-      </w:pPr>
-      <w:rPr>
-        <w:rFonts w:ascii="Wingdings" w:hAnsi="Wingdings" w:hint="default"/>
-        <w:sz w:val="20"/>
-      </w:rPr>
-    </w:lvl>
-  </w:abstractNum>
-  <w:abstractNum w:abstractNumId="27" w15:restartNumberingAfterBreak="0">
-    <w:nsid w:val="460F69F5"/>
-    <w:multiLevelType w:val="multilevel"/>
-    <w:tmpl w:val="08EC8DF4"/>
-    <w:numStyleLink w:val="ListLineKleinList"/>
-  </w:abstractNum>
-  <w:abstractNum w:abstractNumId="28" w15:restartNumberingAfterBreak="0">
+  <w:abstractNum w:abstractNumId="21" w15:restartNumberingAfterBreak="0">
     <w:nsid w:val="496B532B"/>
     <w:multiLevelType w:val="multilevel"/>
     <w:tmpl w:val="AF9EAD66"/>
@@ -11521,434 +10630,28 @@
       </w:rPr>
     </w:lvl>
   </w:abstractNum>
-  <w:abstractNum w:abstractNumId="29" w15:restartNumberingAfterBreak="0">
-    <w:nsid w:val="4D1C62DB"/>
-    <w:multiLevelType w:val="multilevel"/>
-    <w:tmpl w:val="E0885768"/>
-    <w:lvl w:ilvl="0">
-      <w:start w:val="1"/>
-      <w:numFmt w:val="bullet"/>
-      <w:lvlText w:val=""/>
-      <w:lvlJc w:val="left"/>
-      <w:pPr>
-        <w:tabs>
-          <w:tab w:val="num" w:pos="720"/>
-        </w:tabs>
-        <w:ind w:left="720" w:hanging="360"/>
-      </w:pPr>
-      <w:rPr>
-        <w:rFonts w:ascii="Symbol" w:hAnsi="Symbol" w:hint="default"/>
-        <w:sz w:val="20"/>
-      </w:rPr>
-    </w:lvl>
-    <w:lvl w:ilvl="1">
-      <w:numFmt w:val="bullet"/>
-      <w:lvlText w:val="-"/>
-      <w:lvlJc w:val="left"/>
-      <w:pPr>
-        <w:ind w:left="1440" w:hanging="360"/>
-      </w:pPr>
-      <w:rPr>
-        <w:rFonts w:ascii="Segoe UI" w:eastAsia="Times New Roman" w:hAnsi="Segoe UI" w:cs="Segoe UI" w:hint="default"/>
-      </w:rPr>
-    </w:lvl>
-    <w:lvl w:ilvl="2" w:tentative="1">
-      <w:start w:val="1"/>
-      <w:numFmt w:val="bullet"/>
-      <w:lvlText w:val=""/>
-      <w:lvlJc w:val="left"/>
-      <w:pPr>
-        <w:tabs>
-          <w:tab w:val="num" w:pos="2160"/>
-        </w:tabs>
-        <w:ind w:left="2160" w:hanging="360"/>
-      </w:pPr>
-      <w:rPr>
-        <w:rFonts w:ascii="Wingdings" w:hAnsi="Wingdings" w:hint="default"/>
-        <w:sz w:val="20"/>
-      </w:rPr>
-    </w:lvl>
-    <w:lvl w:ilvl="3" w:tentative="1">
-      <w:start w:val="1"/>
-      <w:numFmt w:val="bullet"/>
-      <w:lvlText w:val=""/>
-      <w:lvlJc w:val="left"/>
-      <w:pPr>
-        <w:tabs>
-          <w:tab w:val="num" w:pos="2880"/>
-        </w:tabs>
-        <w:ind w:left="2880" w:hanging="360"/>
-      </w:pPr>
-      <w:rPr>
-        <w:rFonts w:ascii="Wingdings" w:hAnsi="Wingdings" w:hint="default"/>
-        <w:sz w:val="20"/>
-      </w:rPr>
-    </w:lvl>
-    <w:lvl w:ilvl="4" w:tentative="1">
-      <w:start w:val="1"/>
-      <w:numFmt w:val="bullet"/>
-      <w:lvlText w:val=""/>
-      <w:lvlJc w:val="left"/>
-      <w:pPr>
-        <w:tabs>
-          <w:tab w:val="num" w:pos="3600"/>
-        </w:tabs>
-        <w:ind w:left="3600" w:hanging="360"/>
-      </w:pPr>
-      <w:rPr>
-        <w:rFonts w:ascii="Wingdings" w:hAnsi="Wingdings" w:hint="default"/>
-        <w:sz w:val="20"/>
-      </w:rPr>
-    </w:lvl>
-    <w:lvl w:ilvl="5" w:tentative="1">
-      <w:start w:val="1"/>
-      <w:numFmt w:val="bullet"/>
-      <w:lvlText w:val=""/>
-      <w:lvlJc w:val="left"/>
-      <w:pPr>
-        <w:tabs>
-          <w:tab w:val="num" w:pos="4320"/>
-        </w:tabs>
-        <w:ind w:left="4320" w:hanging="360"/>
-      </w:pPr>
-      <w:rPr>
-        <w:rFonts w:ascii="Wingdings" w:hAnsi="Wingdings" w:hint="default"/>
-        <w:sz w:val="20"/>
-      </w:rPr>
-    </w:lvl>
-    <w:lvl w:ilvl="6" w:tentative="1">
-      <w:start w:val="1"/>
-      <w:numFmt w:val="bullet"/>
-      <w:lvlText w:val=""/>
-      <w:lvlJc w:val="left"/>
-      <w:pPr>
-        <w:tabs>
-          <w:tab w:val="num" w:pos="5040"/>
-        </w:tabs>
-        <w:ind w:left="5040" w:hanging="360"/>
-      </w:pPr>
-      <w:rPr>
-        <w:rFonts w:ascii="Wingdings" w:hAnsi="Wingdings" w:hint="default"/>
-        <w:sz w:val="20"/>
-      </w:rPr>
-    </w:lvl>
-    <w:lvl w:ilvl="7" w:tentative="1">
-      <w:start w:val="1"/>
-      <w:numFmt w:val="bullet"/>
-      <w:lvlText w:val=""/>
-      <w:lvlJc w:val="left"/>
-      <w:pPr>
-        <w:tabs>
-          <w:tab w:val="num" w:pos="5760"/>
-        </w:tabs>
-        <w:ind w:left="5760" w:hanging="360"/>
-      </w:pPr>
-      <w:rPr>
-        <w:rFonts w:ascii="Wingdings" w:hAnsi="Wingdings" w:hint="default"/>
-        <w:sz w:val="20"/>
-      </w:rPr>
-    </w:lvl>
-    <w:lvl w:ilvl="8" w:tentative="1">
-      <w:start w:val="1"/>
-      <w:numFmt w:val="bullet"/>
-      <w:lvlText w:val=""/>
-      <w:lvlJc w:val="left"/>
-      <w:pPr>
-        <w:tabs>
-          <w:tab w:val="num" w:pos="6480"/>
-        </w:tabs>
-        <w:ind w:left="6480" w:hanging="360"/>
-      </w:pPr>
-      <w:rPr>
-        <w:rFonts w:ascii="Wingdings" w:hAnsi="Wingdings" w:hint="default"/>
-        <w:sz w:val="20"/>
-      </w:rPr>
-    </w:lvl>
-  </w:abstractNum>
-  <w:abstractNum w:abstractNumId="30" w15:restartNumberingAfterBreak="0">
-    <w:nsid w:val="4E8D3A3D"/>
-    <w:multiLevelType w:val="hybridMultilevel"/>
-    <w:tmpl w:val="CE04E6B0"/>
-    <w:lvl w:ilvl="0" w:tplc="08070001">
-      <w:start w:val="1"/>
-      <w:numFmt w:val="bullet"/>
-      <w:lvlText w:val=""/>
-      <w:lvlJc w:val="left"/>
-      <w:pPr>
-        <w:ind w:left="720" w:hanging="360"/>
-      </w:pPr>
-      <w:rPr>
-        <w:rFonts w:ascii="Symbol" w:hAnsi="Symbol" w:hint="default"/>
-      </w:rPr>
-    </w:lvl>
-    <w:lvl w:ilvl="1" w:tplc="08070003" w:tentative="1">
-      <w:start w:val="1"/>
-      <w:numFmt w:val="bullet"/>
-      <w:lvlText w:val="o"/>
-      <w:lvlJc w:val="left"/>
-      <w:pPr>
-        <w:ind w:left="1440" w:hanging="360"/>
-      </w:pPr>
-      <w:rPr>
-        <w:rFonts w:ascii="Courier New" w:hAnsi="Courier New" w:cs="Courier New" w:hint="default"/>
-      </w:rPr>
-    </w:lvl>
-    <w:lvl w:ilvl="2" w:tplc="08070005" w:tentative="1">
-      <w:start w:val="1"/>
-      <w:numFmt w:val="bullet"/>
-      <w:lvlText w:val=""/>
-      <w:lvlJc w:val="left"/>
-      <w:pPr>
-        <w:ind w:left="2160" w:hanging="360"/>
-      </w:pPr>
-      <w:rPr>
-        <w:rFonts w:ascii="Wingdings" w:hAnsi="Wingdings" w:hint="default"/>
-      </w:rPr>
-    </w:lvl>
-    <w:lvl w:ilvl="3" w:tplc="08070001" w:tentative="1">
-      <w:start w:val="1"/>
-      <w:numFmt w:val="bullet"/>
-      <w:lvlText w:val=""/>
-      <w:lvlJc w:val="left"/>
-      <w:pPr>
-        <w:ind w:left="2880" w:hanging="360"/>
-      </w:pPr>
-      <w:rPr>
-        <w:rFonts w:ascii="Symbol" w:hAnsi="Symbol" w:hint="default"/>
-      </w:rPr>
-    </w:lvl>
-    <w:lvl w:ilvl="4" w:tplc="08070003" w:tentative="1">
-      <w:start w:val="1"/>
-      <w:numFmt w:val="bullet"/>
-      <w:lvlText w:val="o"/>
-      <w:lvlJc w:val="left"/>
-      <w:pPr>
-        <w:ind w:left="3600" w:hanging="360"/>
-      </w:pPr>
-      <w:rPr>
-        <w:rFonts w:ascii="Courier New" w:hAnsi="Courier New" w:cs="Courier New" w:hint="default"/>
-      </w:rPr>
-    </w:lvl>
-    <w:lvl w:ilvl="5" w:tplc="08070005" w:tentative="1">
-      <w:start w:val="1"/>
-      <w:numFmt w:val="bullet"/>
-      <w:lvlText w:val=""/>
-      <w:lvlJc w:val="left"/>
-      <w:pPr>
-        <w:ind w:left="4320" w:hanging="360"/>
-      </w:pPr>
-      <w:rPr>
-        <w:rFonts w:ascii="Wingdings" w:hAnsi="Wingdings" w:hint="default"/>
-      </w:rPr>
-    </w:lvl>
-    <w:lvl w:ilvl="6" w:tplc="08070001" w:tentative="1">
-      <w:start w:val="1"/>
-      <w:numFmt w:val="bullet"/>
-      <w:lvlText w:val=""/>
-      <w:lvlJc w:val="left"/>
-      <w:pPr>
-        <w:ind w:left="5040" w:hanging="360"/>
-      </w:pPr>
-      <w:rPr>
-        <w:rFonts w:ascii="Symbol" w:hAnsi="Symbol" w:hint="default"/>
-      </w:rPr>
-    </w:lvl>
-    <w:lvl w:ilvl="7" w:tplc="08070003" w:tentative="1">
-      <w:start w:val="1"/>
-      <w:numFmt w:val="bullet"/>
-      <w:lvlText w:val="o"/>
-      <w:lvlJc w:val="left"/>
-      <w:pPr>
-        <w:ind w:left="5760" w:hanging="360"/>
-      </w:pPr>
-      <w:rPr>
-        <w:rFonts w:ascii="Courier New" w:hAnsi="Courier New" w:cs="Courier New" w:hint="default"/>
-      </w:rPr>
-    </w:lvl>
-    <w:lvl w:ilvl="8" w:tplc="08070005" w:tentative="1">
-      <w:start w:val="1"/>
-      <w:numFmt w:val="bullet"/>
-      <w:lvlText w:val=""/>
-      <w:lvlJc w:val="left"/>
-      <w:pPr>
-        <w:ind w:left="6480" w:hanging="360"/>
-      </w:pPr>
-      <w:rPr>
-        <w:rFonts w:ascii="Wingdings" w:hAnsi="Wingdings" w:hint="default"/>
-      </w:rPr>
-    </w:lvl>
-  </w:abstractNum>
-  <w:abstractNum w:abstractNumId="31" w15:restartNumberingAfterBreak="0">
-    <w:nsid w:val="545F068B"/>
-    <w:multiLevelType w:val="multilevel"/>
-    <w:tmpl w:val="78DE53B4"/>
-    <w:lvl w:ilvl="0">
-      <w:start w:val="1"/>
-      <w:numFmt w:val="bullet"/>
-      <w:lvlText w:val=""/>
-      <w:lvlJc w:val="left"/>
-      <w:pPr>
-        <w:tabs>
-          <w:tab w:val="num" w:pos="720"/>
-        </w:tabs>
-        <w:ind w:left="720" w:hanging="360"/>
-      </w:pPr>
-      <w:rPr>
-        <w:rFonts w:ascii="Symbol" w:hAnsi="Symbol" w:hint="default"/>
-        <w:sz w:val="20"/>
-      </w:rPr>
-    </w:lvl>
-    <w:lvl w:ilvl="1" w:tentative="1">
-      <w:start w:val="1"/>
-      <w:numFmt w:val="bullet"/>
-      <w:lvlText w:val="o"/>
-      <w:lvlJc w:val="left"/>
-      <w:pPr>
-        <w:tabs>
-          <w:tab w:val="num" w:pos="1440"/>
-        </w:tabs>
-        <w:ind w:left="1440" w:hanging="360"/>
-      </w:pPr>
-      <w:rPr>
-        <w:rFonts w:ascii="Courier New" w:hAnsi="Courier New" w:hint="default"/>
-        <w:sz w:val="20"/>
-      </w:rPr>
-    </w:lvl>
-    <w:lvl w:ilvl="2" w:tentative="1">
-      <w:start w:val="1"/>
-      <w:numFmt w:val="bullet"/>
-      <w:lvlText w:val=""/>
-      <w:lvlJc w:val="left"/>
-      <w:pPr>
-        <w:tabs>
-          <w:tab w:val="num" w:pos="2160"/>
-        </w:tabs>
-        <w:ind w:left="2160" w:hanging="360"/>
-      </w:pPr>
-      <w:rPr>
-        <w:rFonts w:ascii="Wingdings" w:hAnsi="Wingdings" w:hint="default"/>
-        <w:sz w:val="20"/>
-      </w:rPr>
-    </w:lvl>
-    <w:lvl w:ilvl="3" w:tentative="1">
-      <w:start w:val="1"/>
-      <w:numFmt w:val="bullet"/>
-      <w:lvlText w:val=""/>
-      <w:lvlJc w:val="left"/>
-      <w:pPr>
-        <w:tabs>
-          <w:tab w:val="num" w:pos="2880"/>
-        </w:tabs>
-        <w:ind w:left="2880" w:hanging="360"/>
-      </w:pPr>
-      <w:rPr>
-        <w:rFonts w:ascii="Wingdings" w:hAnsi="Wingdings" w:hint="default"/>
-        <w:sz w:val="20"/>
-      </w:rPr>
-    </w:lvl>
-    <w:lvl w:ilvl="4" w:tentative="1">
-      <w:start w:val="1"/>
-      <w:numFmt w:val="bullet"/>
-      <w:lvlText w:val=""/>
-      <w:lvlJc w:val="left"/>
-      <w:pPr>
-        <w:tabs>
-          <w:tab w:val="num" w:pos="3600"/>
-        </w:tabs>
-        <w:ind w:left="3600" w:hanging="360"/>
-      </w:pPr>
-      <w:rPr>
-        <w:rFonts w:ascii="Wingdings" w:hAnsi="Wingdings" w:hint="default"/>
-        <w:sz w:val="20"/>
-      </w:rPr>
-    </w:lvl>
-    <w:lvl w:ilvl="5" w:tentative="1">
-      <w:start w:val="1"/>
-      <w:numFmt w:val="bullet"/>
-      <w:lvlText w:val=""/>
-      <w:lvlJc w:val="left"/>
-      <w:pPr>
-        <w:tabs>
-          <w:tab w:val="num" w:pos="4320"/>
-        </w:tabs>
-        <w:ind w:left="4320" w:hanging="360"/>
-      </w:pPr>
-      <w:rPr>
-        <w:rFonts w:ascii="Wingdings" w:hAnsi="Wingdings" w:hint="default"/>
-        <w:sz w:val="20"/>
-      </w:rPr>
-    </w:lvl>
-    <w:lvl w:ilvl="6" w:tentative="1">
-      <w:start w:val="1"/>
-      <w:numFmt w:val="bullet"/>
-      <w:lvlText w:val=""/>
-      <w:lvlJc w:val="left"/>
-      <w:pPr>
-        <w:tabs>
-          <w:tab w:val="num" w:pos="5040"/>
-        </w:tabs>
-        <w:ind w:left="5040" w:hanging="360"/>
-      </w:pPr>
-      <w:rPr>
-        <w:rFonts w:ascii="Wingdings" w:hAnsi="Wingdings" w:hint="default"/>
-        <w:sz w:val="20"/>
-      </w:rPr>
-    </w:lvl>
-    <w:lvl w:ilvl="7" w:tentative="1">
-      <w:start w:val="1"/>
-      <w:numFmt w:val="bullet"/>
-      <w:lvlText w:val=""/>
-      <w:lvlJc w:val="left"/>
-      <w:pPr>
-        <w:tabs>
-          <w:tab w:val="num" w:pos="5760"/>
-        </w:tabs>
-        <w:ind w:left="5760" w:hanging="360"/>
-      </w:pPr>
-      <w:rPr>
-        <w:rFonts w:ascii="Wingdings" w:hAnsi="Wingdings" w:hint="default"/>
-        <w:sz w:val="20"/>
-      </w:rPr>
-    </w:lvl>
-    <w:lvl w:ilvl="8" w:tentative="1">
-      <w:start w:val="1"/>
-      <w:numFmt w:val="bullet"/>
-      <w:lvlText w:val=""/>
-      <w:lvlJc w:val="left"/>
-      <w:pPr>
-        <w:tabs>
-          <w:tab w:val="num" w:pos="6480"/>
-        </w:tabs>
-        <w:ind w:left="6480" w:hanging="360"/>
-      </w:pPr>
-      <w:rPr>
-        <w:rFonts w:ascii="Wingdings" w:hAnsi="Wingdings" w:hint="default"/>
-        <w:sz w:val="20"/>
-      </w:rPr>
-    </w:lvl>
-  </w:abstractNum>
-  <w:abstractNum w:abstractNumId="32" w15:restartNumberingAfterBreak="0">
+  <w:abstractNum w:abstractNumId="22" w15:restartNumberingAfterBreak="0">
     <w:nsid w:val="5AA65017"/>
     <w:multiLevelType w:val="multilevel"/>
     <w:tmpl w:val="24F07EF8"/>
     <w:numStyleLink w:val="ListBulletList"/>
   </w:abstractNum>
-  <w:abstractNum w:abstractNumId="33" w15:restartNumberingAfterBreak="0">
+  <w:abstractNum w:abstractNumId="23" w15:restartNumberingAfterBreak="0">
     <w:nsid w:val="5C836163"/>
     <w:multiLevelType w:val="multilevel"/>
     <w:tmpl w:val="3E32516E"/>
     <w:numStyleLink w:val="HeadingList"/>
   </w:abstractNum>
-  <w:abstractNum w:abstractNumId="34" w15:restartNumberingAfterBreak="0">
+  <w:abstractNum w:abstractNumId="24" w15:restartNumberingAfterBreak="0">
     <w:nsid w:val="5D997B83"/>
     <w:multiLevelType w:val="multilevel"/>
     <w:tmpl w:val="BF164CCA"/>
     <w:numStyleLink w:val="ListNumericList"/>
   </w:abstractNum>
-  <w:abstractNum w:abstractNumId="35" w15:restartNumberingAfterBreak="0">
-    <w:nsid w:val="5F906679"/>
+  <w:abstractNum w:abstractNumId="25" w15:restartNumberingAfterBreak="0">
+    <w:nsid w:val="7C9A047A"/>
     <w:multiLevelType w:val="multilevel"/>
-    <w:tmpl w:val="F5C2DDC0"/>
+    <w:tmpl w:val="E52EB0C2"/>
     <w:lvl w:ilvl="0">
       <w:start w:val="1"/>
       <w:numFmt w:val="bullet"/>
@@ -12094,306 +10797,85 @@
       </w:rPr>
     </w:lvl>
   </w:abstractNum>
-  <w:abstractNum w:abstractNumId="36" w15:restartNumberingAfterBreak="0">
-    <w:nsid w:val="7C9A047A"/>
-    <w:multiLevelType w:val="multilevel"/>
-    <w:tmpl w:val="E52EB0C2"/>
-    <w:lvl w:ilvl="0">
-      <w:start w:val="1"/>
-      <w:numFmt w:val="bullet"/>
-      <w:lvlText w:val=""/>
-      <w:lvlJc w:val="left"/>
-      <w:pPr>
-        <w:tabs>
-          <w:tab w:val="num" w:pos="720"/>
-        </w:tabs>
-        <w:ind w:left="720" w:hanging="360"/>
-      </w:pPr>
-      <w:rPr>
-        <w:rFonts w:ascii="Symbol" w:hAnsi="Symbol" w:hint="default"/>
-        <w:sz w:val="20"/>
-      </w:rPr>
-    </w:lvl>
-    <w:lvl w:ilvl="1" w:tentative="1">
-      <w:start w:val="1"/>
-      <w:numFmt w:val="bullet"/>
-      <w:lvlText w:val="o"/>
-      <w:lvlJc w:val="left"/>
-      <w:pPr>
-        <w:tabs>
-          <w:tab w:val="num" w:pos="1440"/>
-        </w:tabs>
-        <w:ind w:left="1440" w:hanging="360"/>
-      </w:pPr>
-      <w:rPr>
-        <w:rFonts w:ascii="Courier New" w:hAnsi="Courier New" w:hint="default"/>
-        <w:sz w:val="20"/>
-      </w:rPr>
-    </w:lvl>
-    <w:lvl w:ilvl="2" w:tentative="1">
-      <w:start w:val="1"/>
-      <w:numFmt w:val="bullet"/>
-      <w:lvlText w:val=""/>
-      <w:lvlJc w:val="left"/>
-      <w:pPr>
-        <w:tabs>
-          <w:tab w:val="num" w:pos="2160"/>
-        </w:tabs>
-        <w:ind w:left="2160" w:hanging="360"/>
-      </w:pPr>
-      <w:rPr>
-        <w:rFonts w:ascii="Wingdings" w:hAnsi="Wingdings" w:hint="default"/>
-        <w:sz w:val="20"/>
-      </w:rPr>
-    </w:lvl>
-    <w:lvl w:ilvl="3" w:tentative="1">
-      <w:start w:val="1"/>
-      <w:numFmt w:val="bullet"/>
-      <w:lvlText w:val=""/>
-      <w:lvlJc w:val="left"/>
-      <w:pPr>
-        <w:tabs>
-          <w:tab w:val="num" w:pos="2880"/>
-        </w:tabs>
-        <w:ind w:left="2880" w:hanging="360"/>
-      </w:pPr>
-      <w:rPr>
-        <w:rFonts w:ascii="Wingdings" w:hAnsi="Wingdings" w:hint="default"/>
-        <w:sz w:val="20"/>
-      </w:rPr>
-    </w:lvl>
-    <w:lvl w:ilvl="4" w:tentative="1">
-      <w:start w:val="1"/>
-      <w:numFmt w:val="bullet"/>
-      <w:lvlText w:val=""/>
-      <w:lvlJc w:val="left"/>
-      <w:pPr>
-        <w:tabs>
-          <w:tab w:val="num" w:pos="3600"/>
-        </w:tabs>
-        <w:ind w:left="3600" w:hanging="360"/>
-      </w:pPr>
-      <w:rPr>
-        <w:rFonts w:ascii="Wingdings" w:hAnsi="Wingdings" w:hint="default"/>
-        <w:sz w:val="20"/>
-      </w:rPr>
-    </w:lvl>
-    <w:lvl w:ilvl="5" w:tentative="1">
-      <w:start w:val="1"/>
-      <w:numFmt w:val="bullet"/>
-      <w:lvlText w:val=""/>
-      <w:lvlJc w:val="left"/>
-      <w:pPr>
-        <w:tabs>
-          <w:tab w:val="num" w:pos="4320"/>
-        </w:tabs>
-        <w:ind w:left="4320" w:hanging="360"/>
-      </w:pPr>
-      <w:rPr>
-        <w:rFonts w:ascii="Wingdings" w:hAnsi="Wingdings" w:hint="default"/>
-        <w:sz w:val="20"/>
-      </w:rPr>
-    </w:lvl>
-    <w:lvl w:ilvl="6" w:tentative="1">
-      <w:start w:val="1"/>
-      <w:numFmt w:val="bullet"/>
-      <w:lvlText w:val=""/>
-      <w:lvlJc w:val="left"/>
-      <w:pPr>
-        <w:tabs>
-          <w:tab w:val="num" w:pos="5040"/>
-        </w:tabs>
-        <w:ind w:left="5040" w:hanging="360"/>
-      </w:pPr>
-      <w:rPr>
-        <w:rFonts w:ascii="Wingdings" w:hAnsi="Wingdings" w:hint="default"/>
-        <w:sz w:val="20"/>
-      </w:rPr>
-    </w:lvl>
-    <w:lvl w:ilvl="7" w:tentative="1">
-      <w:start w:val="1"/>
-      <w:numFmt w:val="bullet"/>
-      <w:lvlText w:val=""/>
-      <w:lvlJc w:val="left"/>
-      <w:pPr>
-        <w:tabs>
-          <w:tab w:val="num" w:pos="5760"/>
-        </w:tabs>
-        <w:ind w:left="5760" w:hanging="360"/>
-      </w:pPr>
-      <w:rPr>
-        <w:rFonts w:ascii="Wingdings" w:hAnsi="Wingdings" w:hint="default"/>
-        <w:sz w:val="20"/>
-      </w:rPr>
-    </w:lvl>
-    <w:lvl w:ilvl="8" w:tentative="1">
-      <w:start w:val="1"/>
-      <w:numFmt w:val="bullet"/>
-      <w:lvlText w:val=""/>
-      <w:lvlJc w:val="left"/>
-      <w:pPr>
-        <w:tabs>
-          <w:tab w:val="num" w:pos="6480"/>
-        </w:tabs>
-        <w:ind w:left="6480" w:hanging="360"/>
-      </w:pPr>
-      <w:rPr>
-        <w:rFonts w:ascii="Wingdings" w:hAnsi="Wingdings" w:hint="default"/>
-        <w:sz w:val="20"/>
-      </w:rPr>
-    </w:lvl>
-  </w:abstractNum>
   <w:num w:numId="1" w16cid:durableId="1658998464">
+    <w:abstractNumId w:val="5"/>
+  </w:num>
+  <w:num w:numId="2" w16cid:durableId="2057389717">
+    <w:abstractNumId w:val="21"/>
+  </w:num>
+  <w:num w:numId="3" w16cid:durableId="294067122">
+    <w:abstractNumId w:val="12"/>
+  </w:num>
+  <w:num w:numId="4" w16cid:durableId="938220864">
+    <w:abstractNumId w:val="9"/>
+  </w:num>
+  <w:num w:numId="5" w16cid:durableId="1056584445">
+    <w:abstractNumId w:val="15"/>
+  </w:num>
+  <w:num w:numId="6" w16cid:durableId="186603471">
+    <w:abstractNumId w:val="7"/>
+  </w:num>
+  <w:num w:numId="7" w16cid:durableId="374233006">
+    <w:abstractNumId w:val="22"/>
+  </w:num>
+  <w:num w:numId="8" w16cid:durableId="1492260572">
+    <w:abstractNumId w:val="2"/>
+  </w:num>
+  <w:num w:numId="9" w16cid:durableId="420757382">
+    <w:abstractNumId w:val="24"/>
+  </w:num>
+  <w:num w:numId="10" w16cid:durableId="1985087059">
+    <w:abstractNumId w:val="23"/>
+  </w:num>
+  <w:num w:numId="11" w16cid:durableId="1899516203">
+    <w:abstractNumId w:val="17"/>
+  </w:num>
+  <w:num w:numId="12" w16cid:durableId="497892863">
     <w:abstractNumId w:val="8"/>
   </w:num>
-  <w:num w:numId="2" w16cid:durableId="2057389717">
-    <w:abstractNumId w:val="28"/>
+  <w:num w:numId="13" w16cid:durableId="1775977784">
+    <w:abstractNumId w:val="13"/>
   </w:num>
-  <w:num w:numId="3" w16cid:durableId="294067122">
+  <w:num w:numId="14" w16cid:durableId="1986542412">
+    <w:abstractNumId w:val="11"/>
+  </w:num>
+  <w:num w:numId="15" w16cid:durableId="411707311">
+    <w:abstractNumId w:val="3"/>
+  </w:num>
+  <w:num w:numId="16" w16cid:durableId="1551959590">
+    <w:abstractNumId w:val="1"/>
+  </w:num>
+  <w:num w:numId="17" w16cid:durableId="1186751753">
+    <w:abstractNumId w:val="25"/>
+  </w:num>
+  <w:num w:numId="18" w16cid:durableId="2066483547">
+    <w:abstractNumId w:val="20"/>
+  </w:num>
+  <w:num w:numId="19" w16cid:durableId="565799263">
+    <w:abstractNumId w:val="10"/>
+  </w:num>
+  <w:num w:numId="20" w16cid:durableId="271783066">
     <w:abstractNumId w:val="16"/>
   </w:num>
-  <w:num w:numId="4" w16cid:durableId="938220864">
-    <w:abstractNumId w:val="11"/>
+  <w:num w:numId="21" w16cid:durableId="10189133">
+    <w:abstractNumId w:val="4"/>
   </w:num>
-  <w:num w:numId="5" w16cid:durableId="1056584445">
-    <w:abstractNumId w:val="20"/>
+  <w:num w:numId="22" w16cid:durableId="375814331">
+    <w:abstractNumId w:val="19"/>
   </w:num>
-  <w:num w:numId="6" w16cid:durableId="2138335700">
+  <w:num w:numId="23" w16cid:durableId="1846824321">
+    <w:abstractNumId w:val="14"/>
+  </w:num>
+  <w:num w:numId="24" w16cid:durableId="964699495">
     <w:abstractNumId w:val="18"/>
   </w:num>
-  <w:num w:numId="7" w16cid:durableId="186603471">
-    <w:abstractNumId w:val="9"/>
-  </w:num>
-  <w:num w:numId="8" w16cid:durableId="374233006">
-    <w:abstractNumId w:val="32"/>
-  </w:num>
-  <w:num w:numId="9" w16cid:durableId="1492260572">
-    <w:abstractNumId w:val="3"/>
-  </w:num>
-  <w:num w:numId="10" w16cid:durableId="420757382">
-    <w:abstractNumId w:val="34"/>
-  </w:num>
-  <w:num w:numId="11" w16cid:durableId="948776639">
-    <w:abstractNumId w:val="1"/>
-  </w:num>
-  <w:num w:numId="12" w16cid:durableId="1985087059">
-    <w:abstractNumId w:val="33"/>
-  </w:num>
-  <w:num w:numId="13" w16cid:durableId="1899516203">
-    <w:abstractNumId w:val="22"/>
-  </w:num>
-  <w:num w:numId="14" w16cid:durableId="1153597039">
-    <w:abstractNumId w:val="27"/>
-  </w:num>
-  <w:num w:numId="15" w16cid:durableId="1802990884">
-    <w:abstractNumId w:val="27"/>
-  </w:num>
-  <w:num w:numId="16" w16cid:durableId="2007897085">
-    <w:abstractNumId w:val="27"/>
-  </w:num>
-  <w:num w:numId="17" w16cid:durableId="1956592003">
-    <w:abstractNumId w:val="27"/>
-  </w:num>
-  <w:num w:numId="18" w16cid:durableId="275911508">
-    <w:abstractNumId w:val="27"/>
-  </w:num>
-  <w:num w:numId="19" w16cid:durableId="1055003851">
-    <w:abstractNumId w:val="27"/>
-  </w:num>
-  <w:num w:numId="20" w16cid:durableId="1763405231">
-    <w:abstractNumId w:val="27"/>
-  </w:num>
-  <w:num w:numId="21" w16cid:durableId="1096051905">
-    <w:abstractNumId w:val="27"/>
-  </w:num>
-  <w:num w:numId="22" w16cid:durableId="222570440">
-    <w:abstractNumId w:val="27"/>
-  </w:num>
-  <w:num w:numId="23" w16cid:durableId="751775339">
-    <w:abstractNumId w:val="27"/>
-  </w:num>
-  <w:num w:numId="24" w16cid:durableId="5139320">
-    <w:abstractNumId w:val="27"/>
-  </w:num>
-  <w:num w:numId="25" w16cid:durableId="1397971373">
-    <w:abstractNumId w:val="27"/>
-  </w:num>
-  <w:num w:numId="26" w16cid:durableId="1528643014">
-    <w:abstractNumId w:val="27"/>
-  </w:num>
-  <w:num w:numId="27" w16cid:durableId="511453128">
-    <w:abstractNumId w:val="27"/>
-  </w:num>
-  <w:num w:numId="28" w16cid:durableId="1273829480">
-    <w:abstractNumId w:val="35"/>
-  </w:num>
-  <w:num w:numId="29" w16cid:durableId="686323002">
-    <w:abstractNumId w:val="4"/>
-  </w:num>
-  <w:num w:numId="30" w16cid:durableId="971983851">
-    <w:abstractNumId w:val="5"/>
-  </w:num>
-  <w:num w:numId="31" w16cid:durableId="1848908598">
-    <w:abstractNumId w:val="2"/>
-  </w:num>
-  <w:num w:numId="32" w16cid:durableId="1421639173">
-    <w:abstractNumId w:val="31"/>
-  </w:num>
-  <w:num w:numId="33" w16cid:durableId="497892863">
-    <w:abstractNumId w:val="10"/>
-  </w:num>
-  <w:num w:numId="34" w16cid:durableId="1775977784">
-    <w:abstractNumId w:val="17"/>
-  </w:num>
-  <w:num w:numId="35" w16cid:durableId="1377119406">
-    <w:abstractNumId w:val="30"/>
-  </w:num>
-  <w:num w:numId="36" w16cid:durableId="1986542412">
-    <w:abstractNumId w:val="13"/>
-  </w:num>
-  <w:num w:numId="37" w16cid:durableId="411707311">
+  <w:num w:numId="25" w16cid:durableId="1212159431">
     <w:abstractNumId w:val="6"/>
   </w:num>
-  <w:num w:numId="38" w16cid:durableId="1551959590">
+  <w:num w:numId="26" w16cid:durableId="180507951">
     <w:abstractNumId w:val="0"/>
   </w:num>
-  <w:num w:numId="39" w16cid:durableId="1186751753">
-    <w:abstractNumId w:val="36"/>
-  </w:num>
-  <w:num w:numId="40" w16cid:durableId="2066483547">
-    <w:abstractNumId w:val="26"/>
-  </w:num>
-  <w:num w:numId="41" w16cid:durableId="565799263">
-    <w:abstractNumId w:val="12"/>
-  </w:num>
-  <w:num w:numId="42" w16cid:durableId="271783066">
-    <w:abstractNumId w:val="21"/>
-  </w:num>
-  <w:num w:numId="43" w16cid:durableId="10189133">
-    <w:abstractNumId w:val="7"/>
-  </w:num>
-  <w:num w:numId="44" w16cid:durableId="375814331">
-    <w:abstractNumId w:val="25"/>
-  </w:num>
-  <w:num w:numId="45" w16cid:durableId="1846824321">
-    <w:abstractNumId w:val="19"/>
-  </w:num>
-  <w:num w:numId="46" w16cid:durableId="796920738">
-    <w:abstractNumId w:val="29"/>
-  </w:num>
-  <w:num w:numId="47" w16cid:durableId="1185553974">
-    <w:abstractNumId w:val="24"/>
-  </w:num>
-  <w:num w:numId="48" w16cid:durableId="195237803">
-    <w:abstractNumId w:val="14"/>
-  </w:num>
-  <w:num w:numId="49" w16cid:durableId="1933973328">
-    <w:abstractNumId w:val="15"/>
-  </w:num>
-  <w:num w:numId="50" w16cid:durableId="964699495">
-    <w:abstractNumId w:val="23"/>
-  </w:num>
-  <w:numIdMacAtCleanup w:val="12"/>
+  <w:numIdMacAtCleanup w:val="26"/>
 </w:numbering>
 </file>
 
@@ -12815,7 +11297,7 @@
       <w:keepNext/>
       <w:keepLines/>
       <w:numPr>
-        <w:numId w:val="12"/>
+        <w:numId w:val="10"/>
       </w:numPr>
       <w:spacing w:before="360"/>
       <w:outlineLvl w:val="0"/>
@@ -13089,7 +11571,7 @@
     <w:rsid w:val="007F5048"/>
     <w:pPr>
       <w:numPr>
-        <w:numId w:val="9"/>
+        <w:numId w:val="8"/>
       </w:numPr>
     </w:pPr>
   </w:style>
@@ -13111,7 +11593,7 @@
     <w:rsid w:val="007F5048"/>
     <w:pPr>
       <w:numPr>
-        <w:numId w:val="10"/>
+        <w:numId w:val="9"/>
       </w:numPr>
     </w:pPr>
   </w:style>
@@ -13138,7 +11620,7 @@
     <w:rsid w:val="00FD1909"/>
     <w:pPr>
       <w:numPr>
-        <w:numId w:val="8"/>
+        <w:numId w:val="7"/>
       </w:numPr>
       <w:contextualSpacing/>
     </w:pPr>
@@ -13585,7 +12067,7 @@
     <w:rsid w:val="00570495"/>
     <w:pPr>
       <w:numPr>
-        <w:numId w:val="7"/>
+        <w:numId w:val="6"/>
       </w:numPr>
     </w:pPr>
   </w:style>
@@ -13899,7 +12381,7 @@
     <w:rsid w:val="000D17AB"/>
     <w:pPr>
       <w:numPr>
-        <w:numId w:val="13"/>
+        <w:numId w:val="11"/>
       </w:numPr>
     </w:pPr>
   </w:style>
@@ -14508,6 +12990,19 @@
       <w:sz w:val="24"/>
       <w:szCs w:val="24"/>
       <w:lang w:val="de-CH"/>
+    </w:rPr>
+  </w:style>
+  <w:style w:type="character" w:styleId="HTMLCode">
+    <w:name w:val="HTML Code"/>
+    <w:basedOn w:val="Absatz-Standardschriftart"/>
+    <w:uiPriority w:val="99"/>
+    <w:semiHidden/>
+    <w:unhideWhenUsed/>
+    <w:rsid w:val="00DA4E62"/>
+    <w:rPr>
+      <w:rFonts w:ascii="Courier New" w:eastAsia="Times New Roman" w:hAnsi="Courier New" w:cs="Courier New"/>
+      <w:sz w:val="20"/>
+      <w:szCs w:val="20"/>
     </w:rPr>
   </w:style>
 </w:styles>
@@ -14739,10 +13234,6 @@
 </file>
 
 <file path=customXml/item1.xml><?xml version="1.0" encoding="utf-8"?>
-<PrimeDocsBasicPart xmlns:xsi="http://www.w3.org/2001/XMLSchema-instance" xmlns:xsd="http://www.w3.org/2001/XMLSchema" xmlns="https://schemas.primesoft-group.com/primedocs/BasicPart" templateId="d6d03aed-fec7-4ea3-a9b9-0e389148e37f" colorThemeId="PrimeSoft" profile="03376b57-7b56-47bf-a0fd-339e345aa46a" lcid="1031"/>
-</file>
-
-<file path=customXml/item2.xml><?xml version="1.0" encoding="utf-8"?>
 <PrimeDocsFieldPart xmlns:xsi="http://www.w3.org/2001/XMLSchema-instance" xmlns:xsd="http://www.w3.org/2001/XMLSchema" xmlns="https://schemas.primesoft-group.com/primedocs/FieldPart">
   <Content xmlns="">
     <Fields>
@@ -14784,16 +13275,11 @@
 </PrimeDocsFieldPart>
 </file>
 
-<file path=customXml/itemProps1.xml><?xml version="1.0" encoding="utf-8"?>
-<ds:datastoreItem xmlns:ds="http://schemas.openxmlformats.org/officeDocument/2006/customXml" ds:itemID="{0AE06CE5-F55F-4A83-BC48-5094B6786BDC}">
-  <ds:schemaRefs>
-    <ds:schemaRef ds:uri="http://www.w3.org/2001/XMLSchema"/>
-    <ds:schemaRef ds:uri="https://schemas.primesoft-group.com/primedocs/BasicPart"/>
-  </ds:schemaRefs>
-</ds:datastoreItem>
+<file path=customXml/item2.xml><?xml version="1.0" encoding="utf-8"?>
+<PrimeDocsBasicPart xmlns:xsi="http://www.w3.org/2001/XMLSchema-instance" xmlns:xsd="http://www.w3.org/2001/XMLSchema" xmlns="https://schemas.primesoft-group.com/primedocs/BasicPart" templateId="d6d03aed-fec7-4ea3-a9b9-0e389148e37f" colorThemeId="PrimeSoft" profile="03376b57-7b56-47bf-a0fd-339e345aa46a" lcid="1031"/>
 </file>
 
-<file path=customXml/itemProps2.xml><?xml version="1.0" encoding="utf-8"?>
+<file path=customXml/itemProps1.xml><?xml version="1.0" encoding="utf-8"?>
 <ds:datastoreItem xmlns:ds="http://schemas.openxmlformats.org/officeDocument/2006/customXml" ds:itemID="{175507DB-4871-44B9-97A9-3B41E5957664}">
   <ds:schemaRefs>
     <ds:schemaRef ds:uri="http://www.w3.org/2001/XMLSchema"/>
@@ -14801,4 +13287,13 @@
     <ds:schemaRef ds:uri=""/>
   </ds:schemaRefs>
 </ds:datastoreItem>
+</file>
+
+<file path=customXml/itemProps2.xml><?xml version="1.0" encoding="utf-8"?>
+<ds:datastoreItem xmlns:ds="http://schemas.openxmlformats.org/officeDocument/2006/customXml" ds:itemID="{0AE06CE5-F55F-4A83-BC48-5094B6786BDC}">
+  <ds:schemaRefs>
+    <ds:schemaRef ds:uri="http://www.w3.org/2001/XMLSchema"/>
+    <ds:schemaRef ds:uri="https://schemas.primesoft-group.com/primedocs/BasicPart"/>
+  </ds:schemaRefs>
+</ds:datastoreItem>
 </file>